--- a/1.docx
+++ b/1.docx
@@ -1476,6 +1476,375 @@
           <w14:ligatures w14:val="none"/>
         </w:rPr>
         <w:t xml:space="preserve"> GitHub.</w:t>
+      </w:r>
+    </w:p>
+    <w:p>
+      <w:pPr>
+        <w:spacing w:before="300" w:after="100" w:afterAutospacing="1" w:line="240" w:lineRule="auto"/>
+        <w:outlineLvl w:val="2"/>
+        <w:rPr>
+          <w:rFonts w:ascii="Times New Roman" w:eastAsia="Times New Roman" w:hAnsi="Times New Roman" w:cs="Times New Roman"/>
+          <w:b/>
+          <w:bCs/>
+          <w:color w:val="000000"/>
+          <w:kern w:val="0"/>
+          <w:sz w:val="28"/>
+          <w:szCs w:val="28"/>
+          <w:lang w:eastAsia="ru-RU"/>
+          <w14:ligatures w14:val="none"/>
+        </w:rPr>
+      </w:pPr>
+      <w:r>
+        <w:rPr>
+          <w:rFonts w:ascii="Times New Roman" w:eastAsia="Times New Roman" w:hAnsi="Times New Roman" w:cs="Times New Roman"/>
+          <w:b/>
+          <w:bCs/>
+          <w:color w:val="000000"/>
+          <w:kern w:val="0"/>
+          <w:sz w:val="28"/>
+          <w:szCs w:val="28"/>
+          <w:lang w:eastAsia="ru-RU"/>
+          <w14:ligatures w14:val="none"/>
+        </w:rPr>
+        <w:t>10. Создание ветки и переименование переменных</w:t>
+      </w:r>
+    </w:p>
+    <w:p>
+      <w:pPr>
+        <w:spacing w:before="75" w:after="75" w:line="240" w:lineRule="auto"/>
+        <w:ind w:firstLine="709"/>
+        <w:jc w:val="both"/>
+        <w:rPr>
+          <w:rFonts w:ascii="Times New Roman" w:eastAsia="Times New Roman" w:hAnsi="Times New Roman" w:cs="Times New Roman"/>
+          <w:color w:val="000000"/>
+          <w:kern w:val="0"/>
+          <w:sz w:val="28"/>
+          <w:szCs w:val="28"/>
+          <w:lang w:eastAsia="ru-RU"/>
+          <w14:ligatures w14:val="none"/>
+        </w:rPr>
+      </w:pPr>
+      <w:r>
+        <w:rPr>
+          <w:rFonts w:ascii="Times New Roman" w:eastAsia="Times New Roman" w:hAnsi="Times New Roman" w:cs="Times New Roman"/>
+          <w:color w:val="000000"/>
+          <w:kern w:val="0"/>
+          <w:sz w:val="28"/>
+          <w:szCs w:val="28"/>
+          <w:lang w:eastAsia="ru-RU"/>
+          <w14:ligatures w14:val="none"/>
+        </w:rPr>
+        <w:t>Садыков создал ветку </w:t>
+      </w:r>
+      <w:r>
+        <w:rPr>
+          <w:rFonts w:ascii="Courier New" w:eastAsia="Times New Roman" w:hAnsi="Courier New" w:cs="Courier New"/>
+          <w:color w:val="000000"/>
+          <w:kern w:val="0"/>
+          <w:sz w:val="20"/>
+          <w:szCs w:val="20"/>
+          <w:shd w:val="clear" w:color="auto" w:fill="F4F4F4"/>
+          <w:lang w:eastAsia="ru-RU"/>
+          <w14:ligatures w14:val="none"/>
+        </w:rPr>
+        <w:t>Sadykov</w:t>
+      </w:r>
+      <w:r>
+        <w:rPr>
+          <w:rFonts w:ascii="Times New Roman" w:eastAsia="Times New Roman" w:hAnsi="Times New Roman" w:cs="Times New Roman"/>
+          <w:color w:val="000000"/>
+          <w:kern w:val="0"/>
+          <w:sz w:val="28"/>
+          <w:szCs w:val="28"/>
+          <w:lang w:eastAsia="ru-RU"/>
+          <w14:ligatures w14:val="none"/>
+        </w:rPr>
+        <w:t>, переименовал переменные в коде проекта (</w:t>
+      </w:r>
+      <w:proofErr w:type="spellStart"/>
+      <w:r>
+        <w:rPr>
+          <w:rFonts w:ascii="Courier New" w:eastAsia="Times New Roman" w:hAnsi="Courier New" w:cs="Courier New"/>
+          <w:color w:val="000000"/>
+          <w:kern w:val="0"/>
+          <w:sz w:val="20"/>
+          <w:szCs w:val="20"/>
+          <w:shd w:val="clear" w:color="auto" w:fill="F4F4F4"/>
+          <w:lang w:eastAsia="ru-RU"/>
+          <w14:ligatures w14:val="none"/>
+        </w:rPr>
+        <w:t>int</w:t>
+      </w:r>
+      <w:proofErr w:type="spellEnd"/>
+      <w:r>
+        <w:rPr>
+          <w:rFonts w:ascii="Courier New" w:eastAsia="Times New Roman" w:hAnsi="Courier New" w:cs="Courier New"/>
+          <w:color w:val="000000"/>
+          <w:kern w:val="0"/>
+          <w:sz w:val="20"/>
+          <w:szCs w:val="20"/>
+          <w:shd w:val="clear" w:color="auto" w:fill="F4F4F4"/>
+          <w:lang w:eastAsia="ru-RU"/>
+          <w14:ligatures w14:val="none"/>
+        </w:rPr>
+        <w:t xml:space="preserve"> a</w:t>
+      </w:r>
+      <w:r>
+        <w:rPr>
+          <w:rFonts w:ascii="Times New Roman" w:eastAsia="Times New Roman" w:hAnsi="Times New Roman" w:cs="Times New Roman"/>
+          <w:color w:val="000000"/>
+          <w:kern w:val="0"/>
+          <w:sz w:val="28"/>
+          <w:szCs w:val="28"/>
+          <w:lang w:eastAsia="ru-RU"/>
+          <w14:ligatures w14:val="none"/>
+        </w:rPr>
+        <w:t> → </w:t>
+      </w:r>
+      <w:proofErr w:type="spellStart"/>
+      <w:r>
+        <w:rPr>
+          <w:rFonts w:ascii="Courier New" w:eastAsia="Times New Roman" w:hAnsi="Courier New" w:cs="Courier New"/>
+          <w:color w:val="000000"/>
+          <w:kern w:val="0"/>
+          <w:sz w:val="20"/>
+          <w:szCs w:val="20"/>
+          <w:shd w:val="clear" w:color="auto" w:fill="F4F4F4"/>
+          <w:lang w:eastAsia="ru-RU"/>
+          <w14:ligatures w14:val="none"/>
+        </w:rPr>
+        <w:t>int</w:t>
+      </w:r>
+      <w:proofErr w:type="spellEnd"/>
+      <w:r>
+        <w:rPr>
+          <w:rFonts w:ascii="Courier New" w:eastAsia="Times New Roman" w:hAnsi="Courier New" w:cs="Courier New"/>
+          <w:color w:val="000000"/>
+          <w:kern w:val="0"/>
+          <w:sz w:val="20"/>
+          <w:szCs w:val="20"/>
+          <w:shd w:val="clear" w:color="auto" w:fill="F4F4F4"/>
+          <w:lang w:eastAsia="ru-RU"/>
+          <w14:ligatures w14:val="none"/>
+        </w:rPr>
+        <w:t xml:space="preserve"> a1</w:t>
+      </w:r>
+      <w:r>
+        <w:rPr>
+          <w:rFonts w:ascii="Times New Roman" w:eastAsia="Times New Roman" w:hAnsi="Times New Roman" w:cs="Times New Roman"/>
+          <w:color w:val="000000"/>
+          <w:kern w:val="0"/>
+          <w:sz w:val="28"/>
+          <w:szCs w:val="28"/>
+          <w:lang w:eastAsia="ru-RU"/>
+          <w14:ligatures w14:val="none"/>
+        </w:rPr>
+        <w:t> и т.д.) и зафиксировал изменения:</w:t>
+      </w:r>
+    </w:p>
+    <w:p>
+      <w:pPr>
+        <w:pBdr>
+          <w:left w:val="single" w:sz="18" w:space="8" w:color="CCCCCC"/>
+        </w:pBdr>
+        <w:shd w:val="clear" w:color="auto" w:fill="F4F4F4"/>
+        <w:tabs>
+          <w:tab w:val="left" w:pos="916"/>
+          <w:tab w:val="left" w:pos="1832"/>
+          <w:tab w:val="left" w:pos="2748"/>
+          <w:tab w:val="left" w:pos="3664"/>
+          <w:tab w:val="left" w:pos="4580"/>
+          <w:tab w:val="left" w:pos="5496"/>
+          <w:tab w:val="left" w:pos="6412"/>
+          <w:tab w:val="left" w:pos="7328"/>
+          <w:tab w:val="left" w:pos="8244"/>
+          <w:tab w:val="left" w:pos="9160"/>
+          <w:tab w:val="left" w:pos="10076"/>
+          <w:tab w:val="left" w:pos="10992"/>
+          <w:tab w:val="left" w:pos="11908"/>
+          <w:tab w:val="left" w:pos="12824"/>
+          <w:tab w:val="left" w:pos="13740"/>
+          <w:tab w:val="left" w:pos="14656"/>
+        </w:tabs>
+        <w:spacing w:after="0" w:line="240" w:lineRule="auto"/>
+        <w:ind w:left="709"/>
+        <w:rPr>
+          <w:rFonts w:ascii="Courier New" w:eastAsia="Times New Roman" w:hAnsi="Courier New" w:cs="Courier New"/>
+          <w:color w:val="000000"/>
+          <w:kern w:val="0"/>
+          <w:lang w:val="en-US" w:eastAsia="ru-RU"/>
+          <w14:ligatures w14:val="none"/>
+        </w:rPr>
+      </w:pPr>
+      <w:r>
+        <w:rPr>
+          <w:rFonts w:ascii="Courier New" w:eastAsia="Times New Roman" w:hAnsi="Courier New" w:cs="Courier New"/>
+          <w:color w:val="000000"/>
+          <w:kern w:val="0"/>
+          <w:lang w:val="en-US" w:eastAsia="ru-RU"/>
+          <w14:ligatures w14:val="none"/>
+        </w:rPr>
+        <w:t>git checkout -b Sadykov</w:t>
+      </w:r>
+    </w:p>
+    <w:p>
+      <w:pPr>
+        <w:pBdr>
+          <w:left w:val="single" w:sz="18" w:space="8" w:color="CCCCCC"/>
+        </w:pBdr>
+        <w:shd w:val="clear" w:color="auto" w:fill="F4F4F4"/>
+        <w:tabs>
+          <w:tab w:val="left" w:pos="916"/>
+          <w:tab w:val="left" w:pos="1832"/>
+          <w:tab w:val="left" w:pos="2748"/>
+          <w:tab w:val="left" w:pos="3664"/>
+          <w:tab w:val="left" w:pos="4580"/>
+          <w:tab w:val="left" w:pos="5496"/>
+          <w:tab w:val="left" w:pos="6412"/>
+          <w:tab w:val="left" w:pos="7328"/>
+          <w:tab w:val="left" w:pos="8244"/>
+          <w:tab w:val="left" w:pos="9160"/>
+          <w:tab w:val="left" w:pos="10076"/>
+          <w:tab w:val="left" w:pos="10992"/>
+          <w:tab w:val="left" w:pos="11908"/>
+          <w:tab w:val="left" w:pos="12824"/>
+          <w:tab w:val="left" w:pos="13740"/>
+          <w:tab w:val="left" w:pos="14656"/>
+        </w:tabs>
+        <w:spacing w:after="0" w:line="240" w:lineRule="auto"/>
+        <w:ind w:left="709"/>
+        <w:rPr>
+          <w:rFonts w:ascii="Courier New" w:eastAsia="Times New Roman" w:hAnsi="Courier New" w:cs="Courier New"/>
+          <w:color w:val="000000"/>
+          <w:kern w:val="0"/>
+          <w:lang w:val="en-US" w:eastAsia="ru-RU"/>
+          <w14:ligatures w14:val="none"/>
+        </w:rPr>
+      </w:pPr>
+      <w:r>
+        <w:rPr>
+          <w:rFonts w:ascii="Courier New" w:eastAsia="Times New Roman" w:hAnsi="Courier New" w:cs="Courier New"/>
+          <w:color w:val="000000"/>
+          <w:kern w:val="0"/>
+          <w:lang w:val="en-US" w:eastAsia="ru-RU"/>
+          <w14:ligatures w14:val="none"/>
+        </w:rPr>
+        <w:t xml:space="preserve">git </w:t>
+      </w:r>
+      <w:proofErr w:type="gramStart"/>
+      <w:r>
+        <w:rPr>
+          <w:rFonts w:ascii="Courier New" w:eastAsia="Times New Roman" w:hAnsi="Courier New" w:cs="Courier New"/>
+          <w:color w:val="000000"/>
+          <w:kern w:val="0"/>
+          <w:lang w:val="en-US" w:eastAsia="ru-RU"/>
+          <w14:ligatures w14:val="none"/>
+        </w:rPr>
+        <w:t>add .</w:t>
+      </w:r>
+      <w:proofErr w:type="gramEnd"/>
+    </w:p>
+    <w:p>
+      <w:pPr>
+        <w:pBdr>
+          <w:left w:val="single" w:sz="18" w:space="8" w:color="CCCCCC"/>
+        </w:pBdr>
+        <w:shd w:val="clear" w:color="auto" w:fill="F4F4F4"/>
+        <w:tabs>
+          <w:tab w:val="left" w:pos="916"/>
+          <w:tab w:val="left" w:pos="1832"/>
+          <w:tab w:val="left" w:pos="2748"/>
+          <w:tab w:val="left" w:pos="3664"/>
+          <w:tab w:val="left" w:pos="4580"/>
+          <w:tab w:val="left" w:pos="5496"/>
+          <w:tab w:val="left" w:pos="6412"/>
+          <w:tab w:val="left" w:pos="7328"/>
+          <w:tab w:val="left" w:pos="8244"/>
+          <w:tab w:val="left" w:pos="9160"/>
+          <w:tab w:val="left" w:pos="10076"/>
+          <w:tab w:val="left" w:pos="10992"/>
+          <w:tab w:val="left" w:pos="11908"/>
+          <w:tab w:val="left" w:pos="12824"/>
+          <w:tab w:val="left" w:pos="13740"/>
+          <w:tab w:val="left" w:pos="14656"/>
+        </w:tabs>
+        <w:spacing w:after="0" w:line="240" w:lineRule="auto"/>
+        <w:ind w:left="709"/>
+        <w:rPr>
+          <w:rFonts w:ascii="Courier New" w:eastAsia="Times New Roman" w:hAnsi="Courier New" w:cs="Courier New"/>
+          <w:color w:val="000000"/>
+          <w:kern w:val="0"/>
+          <w:lang w:val="en-US" w:eastAsia="ru-RU"/>
+          <w14:ligatures w14:val="none"/>
+        </w:rPr>
+      </w:pPr>
+      <w:r>
+        <w:rPr>
+          <w:rFonts w:ascii="Courier New" w:eastAsia="Times New Roman" w:hAnsi="Courier New" w:cs="Courier New"/>
+          <w:color w:val="000000"/>
+          <w:kern w:val="0"/>
+          <w:lang w:val="en-US" w:eastAsia="ru-RU"/>
+          <w14:ligatures w14:val="none"/>
+        </w:rPr>
+        <w:t>git commit -m "rename variables in project"</w:t>
+      </w:r>
+    </w:p>
+    <w:p>
+      <w:pPr>
+        <w:spacing w:before="300" w:after="100" w:afterAutospacing="1" w:line="240" w:lineRule="auto"/>
+        <w:jc w:val="center"/>
+        <w:outlineLvl w:val="2"/>
+        <w:rPr>
+          <w:rFonts w:ascii="Times New Roman" w:eastAsia="Times New Roman" w:hAnsi="Times New Roman" w:cs="Times New Roman"/>
+          <w:b/>
+          <w:bCs/>
+          <w:color w:val="000000"/>
+          <w:kern w:val="0"/>
+          <w:sz w:val="28"/>
+          <w:szCs w:val="28"/>
+          <w:lang w:val="en-US" w:eastAsia="ru-RU"/>
+          <w14:ligatures w14:val="none"/>
+        </w:rPr>
+      </w:pPr>
+      <w:r>
+        <w:rPr>
+          <w:noProof/>
+        </w:rPr>
+        <w:drawing>
+          <wp:inline distT="0" distB="0" distL="0" distR="0" wp14:anchorId="7012B37A" wp14:editId="187C46AF">
+            <wp:extent cx="4266667" cy="1961905"/>
+            <wp:effectExtent l="0" t="0" r="635" b="635"/>
+            <wp:docPr id="7" name="Рисунок 7"/>
+            <wp:cNvGraphicFramePr>
+              <a:graphicFrameLocks xmlns:a="http://schemas.openxmlformats.org/drawingml/2006/main" noChangeAspect="1"/>
+            </wp:cNvGraphicFramePr>
+            <a:graphic xmlns:a="http://schemas.openxmlformats.org/drawingml/2006/main">
+              <a:graphicData uri="http://schemas.openxmlformats.org/drawingml/2006/picture">
+                <pic:pic xmlns:pic="http://schemas.openxmlformats.org/drawingml/2006/picture">
+                  <pic:nvPicPr>
+                    <pic:cNvPr id="1" name=""/>
+                    <pic:cNvPicPr/>
+                  </pic:nvPicPr>
+                  <pic:blipFill>
+                    <a:blip r:embed="rId5"/>
+                    <a:stretch>
+                      <a:fillRect/>
+                    </a:stretch>
+                  </pic:blipFill>
+                  <pic:spPr>
+                    <a:xfrm>
+                      <a:off x="0" y="0"/>
+                      <a:ext cx="4266667" cy="1961905"/>
+                    </a:xfrm>
+                    <a:prstGeom prst="rect">
+                      <a:avLst/>
+                    </a:prstGeom>
+                  </pic:spPr>
+                </pic:pic>
+              </a:graphicData>
+            </a:graphic>
+          </wp:inline>
+        </w:drawing>
       </w:r>
     </w:p>
     <w:p>

--- a/1.docx
+++ b/1.docx
@@ -944,8 +944,8 @@
         </w:rPr>
         <w:lastRenderedPageBreak/>
         <w:drawing>
-          <wp:inline distT="0" distB="0" distL="0" distR="0" wp14:anchorId="0070D452" wp14:editId="038DF13C">
-            <wp:extent cx="5664530" cy="2547374"/>
+          <wp:inline distT="0" distB="0" distL="0" distR="0" wp14:anchorId="7A7FA219" wp14:editId="0D7AA1AE">
+            <wp:extent cx="5664200" cy="2546985"/>
             <wp:effectExtent l="0" t="0" r="0" b="5715"/>
             <wp:docPr id="1" name="Рисунок 1"/>
             <wp:cNvGraphicFramePr>
@@ -955,8 +955,10 @@
               <a:graphicData uri="http://schemas.openxmlformats.org/drawingml/2006/picture">
                 <pic:pic xmlns:pic="http://schemas.openxmlformats.org/drawingml/2006/picture">
                   <pic:nvPicPr>
-                    <pic:cNvPr id="1" name=""/>
-                    <pic:cNvPicPr/>
+                    <pic:cNvPr id="1" name="Рисунок 1"/>
+                    <pic:cNvPicPr>
+                      <a:picLocks noChangeAspect="1"/>
+                    </pic:cNvPicPr>
                   </pic:nvPicPr>
                   <pic:blipFill>
                     <a:blip r:embed="rId4"/>
@@ -1506,7 +1508,7 @@
           <w:lang w:eastAsia="ru-RU"/>
           <w14:ligatures w14:val="none"/>
         </w:rPr>
-        <w:t>10. Создание ветки и переименование переменных</w:t>
+        <w:t>5. Принятие приглашений соавторами</w:t>
       </w:r>
     </w:p>
     <w:p>
@@ -1524,18 +1526,111 @@
           <w14:ligatures w14:val="none"/>
         </w:rPr>
       </w:pPr>
-      <w:r>
-        <w:rPr>
-          <w:rFonts w:ascii="Times New Roman" w:eastAsia="Times New Roman" w:hAnsi="Times New Roman" w:cs="Times New Roman"/>
-          <w:color w:val="000000"/>
-          <w:kern w:val="0"/>
-          <w:sz w:val="28"/>
-          <w:szCs w:val="28"/>
-          <w:lang w:eastAsia="ru-RU"/>
-          <w14:ligatures w14:val="none"/>
-        </w:rPr>
-        <w:t>Садыков создал ветку </w:t>
-      </w:r>
+      <w:proofErr w:type="spellStart"/>
+      <w:r>
+        <w:rPr>
+          <w:rFonts w:ascii="Times New Roman" w:eastAsia="Times New Roman" w:hAnsi="Times New Roman" w:cs="Times New Roman"/>
+          <w:color w:val="000000"/>
+          <w:kern w:val="0"/>
+          <w:sz w:val="28"/>
+          <w:szCs w:val="28"/>
+          <w:lang w:eastAsia="ru-RU"/>
+          <w14:ligatures w14:val="none"/>
+        </w:rPr>
+        <w:t>Мочланов</w:t>
+      </w:r>
+      <w:proofErr w:type="spellEnd"/>
+      <w:r>
+        <w:rPr>
+          <w:rFonts w:ascii="Times New Roman" w:eastAsia="Times New Roman" w:hAnsi="Times New Roman" w:cs="Times New Roman"/>
+          <w:color w:val="000000"/>
+          <w:kern w:val="0"/>
+          <w:sz w:val="28"/>
+          <w:szCs w:val="28"/>
+          <w:lang w:eastAsia="ru-RU"/>
+          <w14:ligatures w14:val="none"/>
+        </w:rPr>
+        <w:t xml:space="preserve"> и Карякин открыли письма от </w:t>
+      </w:r>
+      <w:proofErr w:type="spellStart"/>
+      <w:r>
+        <w:rPr>
+          <w:rFonts w:ascii="Times New Roman" w:eastAsia="Times New Roman" w:hAnsi="Times New Roman" w:cs="Times New Roman"/>
+          <w:color w:val="000000"/>
+          <w:kern w:val="0"/>
+          <w:sz w:val="28"/>
+          <w:szCs w:val="28"/>
+          <w:lang w:eastAsia="ru-RU"/>
+          <w14:ligatures w14:val="none"/>
+        </w:rPr>
+        <w:t>GitHub</w:t>
+      </w:r>
+      <w:proofErr w:type="spellEnd"/>
+      <w:r>
+        <w:rPr>
+          <w:rFonts w:ascii="Times New Roman" w:eastAsia="Times New Roman" w:hAnsi="Times New Roman" w:cs="Times New Roman"/>
+          <w:color w:val="000000"/>
+          <w:kern w:val="0"/>
+          <w:sz w:val="28"/>
+          <w:szCs w:val="28"/>
+          <w:lang w:eastAsia="ru-RU"/>
+          <w14:ligatures w14:val="none"/>
+        </w:rPr>
+        <w:t xml:space="preserve"> на своих почтовых ящиках и нажали кнопку «</w:t>
+      </w:r>
+      <w:proofErr w:type="spellStart"/>
+      <w:r>
+        <w:rPr>
+          <w:rFonts w:ascii="Times New Roman" w:eastAsia="Times New Roman" w:hAnsi="Times New Roman" w:cs="Times New Roman"/>
+          <w:color w:val="000000"/>
+          <w:kern w:val="0"/>
+          <w:sz w:val="28"/>
+          <w:szCs w:val="28"/>
+          <w:lang w:eastAsia="ru-RU"/>
+          <w14:ligatures w14:val="none"/>
+        </w:rPr>
+        <w:t>Accept</w:t>
+      </w:r>
+      <w:proofErr w:type="spellEnd"/>
+      <w:r>
+        <w:rPr>
+          <w:rFonts w:ascii="Times New Roman" w:eastAsia="Times New Roman" w:hAnsi="Times New Roman" w:cs="Times New Roman"/>
+          <w:color w:val="000000"/>
+          <w:kern w:val="0"/>
+          <w:sz w:val="28"/>
+          <w:szCs w:val="28"/>
+          <w:lang w:eastAsia="ru-RU"/>
+          <w14:ligatures w14:val="none"/>
+        </w:rPr>
+        <w:t xml:space="preserve"> </w:t>
+      </w:r>
+      <w:proofErr w:type="spellStart"/>
+      <w:r>
+        <w:rPr>
+          <w:rFonts w:ascii="Times New Roman" w:eastAsia="Times New Roman" w:hAnsi="Times New Roman" w:cs="Times New Roman"/>
+          <w:color w:val="000000"/>
+          <w:kern w:val="0"/>
+          <w:sz w:val="28"/>
+          <w:szCs w:val="28"/>
+          <w:lang w:eastAsia="ru-RU"/>
+          <w14:ligatures w14:val="none"/>
+        </w:rPr>
+        <w:t>invitation</w:t>
+      </w:r>
+      <w:proofErr w:type="spellEnd"/>
+      <w:r>
+        <w:rPr>
+          <w:rFonts w:ascii="Times New Roman" w:eastAsia="Times New Roman" w:hAnsi="Times New Roman" w:cs="Times New Roman"/>
+          <w:color w:val="000000"/>
+          <w:kern w:val="0"/>
+          <w:sz w:val="28"/>
+          <w:szCs w:val="28"/>
+          <w:lang w:eastAsia="ru-RU"/>
+          <w14:ligatures w14:val="none"/>
+        </w:rPr>
+        <w:t>». После этого репозиторий </w:t>
+      </w:r>
+      <w:proofErr w:type="spellStart"/>
       <w:r>
         <w:rPr>
           <w:rFonts w:ascii="Courier New" w:eastAsia="Times New Roman" w:hAnsi="Courier New" w:cs="Courier New"/>
@@ -1547,21 +1642,187 @@
           <w:lang w:eastAsia="ru-RU"/>
           <w14:ligatures w14:val="none"/>
         </w:rPr>
-        <w:t>Sadykov</w:t>
-      </w:r>
-      <w:r>
-        <w:rPr>
-          <w:rFonts w:ascii="Times New Roman" w:eastAsia="Times New Roman" w:hAnsi="Times New Roman" w:cs="Times New Roman"/>
-          <w:color w:val="000000"/>
-          <w:kern w:val="0"/>
-          <w:sz w:val="28"/>
-          <w:szCs w:val="28"/>
-          <w:lang w:eastAsia="ru-RU"/>
-          <w14:ligatures w14:val="none"/>
-        </w:rPr>
-        <w:t>, переименовал переменные в коде проекта (</w:t>
+        <w:t>FinalWork</w:t>
+      </w:r>
+      <w:proofErr w:type="spellEnd"/>
+      <w:r>
+        <w:rPr>
+          <w:rFonts w:ascii="Times New Roman" w:eastAsia="Times New Roman" w:hAnsi="Times New Roman" w:cs="Times New Roman"/>
+          <w:color w:val="000000"/>
+          <w:kern w:val="0"/>
+          <w:sz w:val="28"/>
+          <w:szCs w:val="28"/>
+          <w:lang w:eastAsia="ru-RU"/>
+          <w14:ligatures w14:val="none"/>
+        </w:rPr>
+        <w:t> появился в их списке репозиториев.</w:t>
+      </w:r>
+    </w:p>
+    <w:p>
+      <w:pPr>
+        <w:spacing w:before="450" w:after="100" w:afterAutospacing="1" w:line="240" w:lineRule="auto"/>
+        <w:jc w:val="center"/>
+        <w:outlineLvl w:val="1"/>
+        <w:rPr>
+          <w:rFonts w:ascii="Times New Roman" w:eastAsia="Times New Roman" w:hAnsi="Times New Roman" w:cs="Times New Roman"/>
+          <w:b/>
+          <w:bCs/>
+          <w:color w:val="000000"/>
+          <w:kern w:val="0"/>
+          <w:sz w:val="28"/>
+          <w:szCs w:val="28"/>
+          <w:lang w:val="en-US" w:eastAsia="ru-RU"/>
+          <w14:ligatures w14:val="none"/>
+        </w:rPr>
+      </w:pPr>
+      <w:r>
+        <w:rPr>
+          <w:noProof/>
+          <w14:ligatures w14:val="none"/>
+        </w:rPr>
+        <w:drawing>
+          <wp:inline distT="0" distB="0" distL="0" distR="0" wp14:anchorId="349948C8" wp14:editId="7789FFD0">
+            <wp:extent cx="5309878" cy="1828800"/>
+            <wp:effectExtent l="0" t="0" r="5080" b="0"/>
+            <wp:docPr id="14" name="Рисунок 14"/>
+            <wp:cNvGraphicFramePr>
+              <a:graphicFrameLocks xmlns:a="http://schemas.openxmlformats.org/drawingml/2006/main" noChangeAspect="1"/>
+            </wp:cNvGraphicFramePr>
+            <a:graphic xmlns:a="http://schemas.openxmlformats.org/drawingml/2006/main">
+              <a:graphicData uri="http://schemas.openxmlformats.org/drawingml/2006/picture">
+                <pic:pic xmlns:pic="http://schemas.openxmlformats.org/drawingml/2006/picture">
+                  <pic:nvPicPr>
+                    <pic:cNvPr id="1" name=""/>
+                    <pic:cNvPicPr/>
+                  </pic:nvPicPr>
+                  <pic:blipFill>
+                    <a:blip r:embed="rId5"/>
+                    <a:stretch>
+                      <a:fillRect/>
+                    </a:stretch>
+                  </pic:blipFill>
+                  <pic:spPr>
+                    <a:xfrm>
+                      <a:off x="0" y="0"/>
+                      <a:ext cx="5330041" cy="1835744"/>
+                    </a:xfrm>
+                    <a:prstGeom prst="rect">
+                      <a:avLst/>
+                    </a:prstGeom>
+                  </pic:spPr>
+                </pic:pic>
+              </a:graphicData>
+            </a:graphic>
+          </wp:inline>
+        </w:drawing>
+      </w:r>
+    </w:p>
+    <w:p>
+      <w:pPr>
+        <w:spacing w:before="450" w:after="100" w:afterAutospacing="1" w:line="240" w:lineRule="auto"/>
+        <w:jc w:val="center"/>
+        <w:outlineLvl w:val="1"/>
+        <w:rPr>
+          <w:rFonts w:ascii="Times New Roman" w:eastAsia="Times New Roman" w:hAnsi="Times New Roman" w:cs="Times New Roman"/>
+          <w:b/>
+          <w:bCs/>
+          <w:color w:val="000000"/>
+          <w:kern w:val="0"/>
+          <w:sz w:val="28"/>
+          <w:szCs w:val="28"/>
+          <w:lang w:eastAsia="ru-RU"/>
+          <w14:ligatures w14:val="none"/>
+        </w:rPr>
+      </w:pPr>
+      <w:r>
+        <w:rPr>
+          <w:rFonts w:ascii="Times New Roman" w:eastAsia="Times New Roman" w:hAnsi="Times New Roman" w:cs="Times New Roman"/>
+          <w:b/>
+          <w:bCs/>
+          <w:color w:val="000000"/>
+          <w:kern w:val="0"/>
+          <w:sz w:val="28"/>
+          <w:szCs w:val="28"/>
+          <w:lang w:eastAsia="ru-RU"/>
+          <w14:ligatures w14:val="none"/>
+        </w:rPr>
+        <w:t>Этап 1 (подготовительный) — Садыков</w:t>
+      </w:r>
+    </w:p>
+    <w:p>
+      <w:pPr>
+        <w:spacing w:before="300" w:after="100" w:afterAutospacing="1" w:line="240" w:lineRule="auto"/>
+        <w:outlineLvl w:val="2"/>
+        <w:rPr>
+          <w:rFonts w:ascii="Times New Roman" w:eastAsia="Times New Roman" w:hAnsi="Times New Roman" w:cs="Times New Roman"/>
+          <w:b/>
+          <w:bCs/>
+          <w:color w:val="000000"/>
+          <w:kern w:val="0"/>
+          <w:sz w:val="28"/>
+          <w:szCs w:val="28"/>
+          <w:lang w:eastAsia="ru-RU"/>
+          <w14:ligatures w14:val="none"/>
+        </w:rPr>
+      </w:pPr>
+      <w:r>
+        <w:rPr>
+          <w:rFonts w:ascii="Times New Roman" w:eastAsia="Times New Roman" w:hAnsi="Times New Roman" w:cs="Times New Roman"/>
+          <w:b/>
+          <w:bCs/>
+          <w:color w:val="000000"/>
+          <w:kern w:val="0"/>
+          <w:sz w:val="28"/>
+          <w:szCs w:val="28"/>
+          <w:lang w:eastAsia="ru-RU"/>
+          <w14:ligatures w14:val="none"/>
+        </w:rPr>
+        <w:t xml:space="preserve">6. Инициализация локального репозитория и связывание с </w:t>
       </w:r>
       <w:proofErr w:type="spellStart"/>
+      <w:r>
+        <w:rPr>
+          <w:rFonts w:ascii="Times New Roman" w:eastAsia="Times New Roman" w:hAnsi="Times New Roman" w:cs="Times New Roman"/>
+          <w:b/>
+          <w:bCs/>
+          <w:color w:val="000000"/>
+          <w:kern w:val="0"/>
+          <w:sz w:val="28"/>
+          <w:szCs w:val="28"/>
+          <w:lang w:eastAsia="ru-RU"/>
+          <w14:ligatures w14:val="none"/>
+        </w:rPr>
+        <w:t>FinalWork</w:t>
+      </w:r>
+      <w:proofErr w:type="spellEnd"/>
+    </w:p>
+    <w:p>
+      <w:pPr>
+        <w:spacing w:before="75" w:after="75" w:line="240" w:lineRule="auto"/>
+        <w:ind w:firstLine="709"/>
+        <w:jc w:val="both"/>
+        <w:rPr>
+          <w:rFonts w:ascii="Times New Roman" w:eastAsia="Times New Roman" w:hAnsi="Times New Roman" w:cs="Times New Roman"/>
+          <w:color w:val="000000"/>
+          <w:kern w:val="0"/>
+          <w:sz w:val="28"/>
+          <w:szCs w:val="28"/>
+          <w:lang w:eastAsia="ru-RU"/>
+          <w14:ligatures w14:val="none"/>
+        </w:rPr>
+      </w:pPr>
+      <w:r>
+        <w:rPr>
+          <w:rFonts w:ascii="Times New Roman" w:eastAsia="Times New Roman" w:hAnsi="Times New Roman" w:cs="Times New Roman"/>
+          <w:color w:val="000000"/>
+          <w:kern w:val="0"/>
+          <w:sz w:val="28"/>
+          <w:szCs w:val="28"/>
+          <w:lang w:eastAsia="ru-RU"/>
+          <w14:ligatures w14:val="none"/>
+        </w:rPr>
+        <w:t>Садыков создал папку </w:t>
+      </w:r>
       <w:r>
         <w:rPr>
           <w:rFonts w:ascii="Courier New" w:eastAsia="Times New Roman" w:hAnsi="Courier New" w:cs="Courier New"/>
@@ -1573,9 +1834,21 @@
           <w:lang w:eastAsia="ru-RU"/>
           <w14:ligatures w14:val="none"/>
         </w:rPr>
-        <w:t>int</w:t>
-      </w:r>
-      <w:proofErr w:type="spellEnd"/>
+        <w:t>LR10</w:t>
+      </w:r>
+      <w:r>
+        <w:rPr>
+          <w:rFonts w:ascii="Times New Roman" w:eastAsia="Times New Roman" w:hAnsi="Times New Roman" w:cs="Times New Roman"/>
+          <w:color w:val="000000"/>
+          <w:kern w:val="0"/>
+          <w:sz w:val="28"/>
+          <w:szCs w:val="28"/>
+          <w:lang w:eastAsia="ru-RU"/>
+          <w14:ligatures w14:val="none"/>
+        </w:rPr>
+        <w:t>, инициализировал локальный репозиторий и привязал его к удалённому </w:t>
+      </w:r>
+      <w:proofErr w:type="spellStart"/>
       <w:r>
         <w:rPr>
           <w:rFonts w:ascii="Courier New" w:eastAsia="Times New Roman" w:hAnsi="Courier New" w:cs="Courier New"/>
@@ -1587,59 +1860,20 @@
           <w:lang w:eastAsia="ru-RU"/>
           <w14:ligatures w14:val="none"/>
         </w:rPr>
-        <w:t xml:space="preserve"> a</w:t>
-      </w:r>
-      <w:r>
-        <w:rPr>
-          <w:rFonts w:ascii="Times New Roman" w:eastAsia="Times New Roman" w:hAnsi="Times New Roman" w:cs="Times New Roman"/>
-          <w:color w:val="000000"/>
-          <w:kern w:val="0"/>
-          <w:sz w:val="28"/>
-          <w:szCs w:val="28"/>
-          <w:lang w:eastAsia="ru-RU"/>
-          <w14:ligatures w14:val="none"/>
-        </w:rPr>
-        <w:t> → </w:t>
-      </w:r>
-      <w:proofErr w:type="spellStart"/>
-      <w:r>
-        <w:rPr>
-          <w:rFonts w:ascii="Courier New" w:eastAsia="Times New Roman" w:hAnsi="Courier New" w:cs="Courier New"/>
-          <w:color w:val="000000"/>
-          <w:kern w:val="0"/>
-          <w:sz w:val="20"/>
-          <w:szCs w:val="20"/>
-          <w:shd w:val="clear" w:color="auto" w:fill="F4F4F4"/>
-          <w:lang w:eastAsia="ru-RU"/>
-          <w14:ligatures w14:val="none"/>
-        </w:rPr>
-        <w:t>int</w:t>
+        <w:t>FinalWork</w:t>
       </w:r>
       <w:proofErr w:type="spellEnd"/>
       <w:r>
         <w:rPr>
-          <w:rFonts w:ascii="Courier New" w:eastAsia="Times New Roman" w:hAnsi="Courier New" w:cs="Courier New"/>
-          <w:color w:val="000000"/>
-          <w:kern w:val="0"/>
-          <w:sz w:val="20"/>
-          <w:szCs w:val="20"/>
-          <w:shd w:val="clear" w:color="auto" w:fill="F4F4F4"/>
-          <w:lang w:eastAsia="ru-RU"/>
-          <w14:ligatures w14:val="none"/>
-        </w:rPr>
-        <w:t xml:space="preserve"> a1</w:t>
-      </w:r>
-      <w:r>
-        <w:rPr>
-          <w:rFonts w:ascii="Times New Roman" w:eastAsia="Times New Roman" w:hAnsi="Times New Roman" w:cs="Times New Roman"/>
-          <w:color w:val="000000"/>
-          <w:kern w:val="0"/>
-          <w:sz w:val="28"/>
-          <w:szCs w:val="28"/>
-          <w:lang w:eastAsia="ru-RU"/>
-          <w14:ligatures w14:val="none"/>
-        </w:rPr>
-        <w:t> и т.д.) и зафиксировал изменения:</w:t>
+          <w:rFonts w:ascii="Times New Roman" w:eastAsia="Times New Roman" w:hAnsi="Times New Roman" w:cs="Times New Roman"/>
+          <w:color w:val="000000"/>
+          <w:kern w:val="0"/>
+          <w:sz w:val="28"/>
+          <w:szCs w:val="28"/>
+          <w:lang w:eastAsia="ru-RU"/>
+          <w14:ligatures w14:val="none"/>
+        </w:rPr>
+        <w:t>:</w:t>
       </w:r>
     </w:p>
     <w:p>
@@ -1684,7 +1918,29 @@
           <w:lang w:val="en-US" w:eastAsia="ru-RU"/>
           <w14:ligatures w14:val="none"/>
         </w:rPr>
-        <w:t>git checkout -b Sadykov</w:t>
+        <w:t>cd /d/</w:t>
+      </w:r>
+      <w:proofErr w:type="spellStart"/>
+      <w:r>
+        <w:rPr>
+          <w:rFonts w:ascii="Courier New" w:eastAsia="Times New Roman" w:hAnsi="Courier New" w:cs="Courier New"/>
+          <w:color w:val="000000"/>
+          <w:kern w:val="0"/>
+          <w:lang w:val="en-US" w:eastAsia="ru-RU"/>
+          <w14:ligatures w14:val="none"/>
+        </w:rPr>
+        <w:t>IT_in_PA</w:t>
+      </w:r>
+      <w:proofErr w:type="spellEnd"/>
+      <w:r>
+        <w:rPr>
+          <w:rFonts w:ascii="Courier New" w:eastAsia="Times New Roman" w:hAnsi="Courier New" w:cs="Courier New"/>
+          <w:color w:val="000000"/>
+          <w:kern w:val="0"/>
+          <w:lang w:val="en-US" w:eastAsia="ru-RU"/>
+          <w14:ligatures w14:val="none"/>
+        </w:rPr>
+        <w:t>/25VVV1/14_SPE/LR10</w:t>
       </w:r>
     </w:p>
     <w:p>
@@ -1731,18 +1987,18 @@
         </w:rPr>
         <w:t xml:space="preserve">git </w:t>
       </w:r>
-      <w:proofErr w:type="gramStart"/>
-      <w:r>
-        <w:rPr>
-          <w:rFonts w:ascii="Courier New" w:eastAsia="Times New Roman" w:hAnsi="Courier New" w:cs="Courier New"/>
-          <w:color w:val="000000"/>
-          <w:kern w:val="0"/>
-          <w:lang w:val="en-US" w:eastAsia="ru-RU"/>
-          <w14:ligatures w14:val="none"/>
-        </w:rPr>
-        <w:t>add .</w:t>
-      </w:r>
-      <w:proofErr w:type="gramEnd"/>
+      <w:proofErr w:type="spellStart"/>
+      <w:r>
+        <w:rPr>
+          <w:rFonts w:ascii="Courier New" w:eastAsia="Times New Roman" w:hAnsi="Courier New" w:cs="Courier New"/>
+          <w:color w:val="000000"/>
+          <w:kern w:val="0"/>
+          <w:lang w:val="en-US" w:eastAsia="ru-RU"/>
+          <w14:ligatures w14:val="none"/>
+        </w:rPr>
+        <w:t>init</w:t>
+      </w:r>
+      <w:proofErr w:type="spellEnd"/>
     </w:p>
     <w:p>
       <w:pPr>
@@ -1786,7 +2042,52 @@
           <w:lang w:val="en-US" w:eastAsia="ru-RU"/>
           <w14:ligatures w14:val="none"/>
         </w:rPr>
-        <w:t>git commit -m "rename variables in project"</w:t>
+        <w:t>git remote add origin https://github.com/sadykov/FinalWork.git</w:t>
+      </w:r>
+    </w:p>
+    <w:p>
+      <w:pPr>
+        <w:pBdr>
+          <w:left w:val="single" w:sz="18" w:space="8" w:color="CCCCCC"/>
+        </w:pBdr>
+        <w:shd w:val="clear" w:color="auto" w:fill="F4F4F4"/>
+        <w:tabs>
+          <w:tab w:val="left" w:pos="916"/>
+          <w:tab w:val="left" w:pos="1832"/>
+          <w:tab w:val="left" w:pos="2748"/>
+          <w:tab w:val="left" w:pos="3664"/>
+          <w:tab w:val="left" w:pos="4580"/>
+          <w:tab w:val="left" w:pos="5496"/>
+          <w:tab w:val="left" w:pos="6412"/>
+          <w:tab w:val="left" w:pos="7328"/>
+          <w:tab w:val="left" w:pos="8244"/>
+          <w:tab w:val="left" w:pos="9160"/>
+          <w:tab w:val="left" w:pos="10076"/>
+          <w:tab w:val="left" w:pos="10992"/>
+          <w:tab w:val="left" w:pos="11908"/>
+          <w:tab w:val="left" w:pos="12824"/>
+          <w:tab w:val="left" w:pos="13740"/>
+          <w:tab w:val="left" w:pos="14656"/>
+        </w:tabs>
+        <w:spacing w:after="0" w:line="240" w:lineRule="auto"/>
+        <w:ind w:left="709"/>
+        <w:rPr>
+          <w:rFonts w:ascii="Courier New" w:eastAsia="Times New Roman" w:hAnsi="Courier New" w:cs="Courier New"/>
+          <w:color w:val="000000"/>
+          <w:kern w:val="0"/>
+          <w:lang w:val="en-US" w:eastAsia="ru-RU"/>
+          <w14:ligatures w14:val="none"/>
+        </w:rPr>
+      </w:pPr>
+      <w:r>
+        <w:rPr>
+          <w:rFonts w:ascii="Courier New" w:eastAsia="Times New Roman" w:hAnsi="Courier New" w:cs="Courier New"/>
+          <w:color w:val="000000"/>
+          <w:kern w:val="0"/>
+          <w:lang w:val="en-US" w:eastAsia="ru-RU"/>
+          <w14:ligatures w14:val="none"/>
+        </w:rPr>
+        <w:t>git remote -v</w:t>
       </w:r>
     </w:p>
     <w:p>
@@ -1810,9 +2111,1559 @@
         <w:rPr>
           <w:noProof/>
         </w:rPr>
+        <w:lastRenderedPageBreak/>
         <w:drawing>
-          <wp:inline distT="0" distB="0" distL="0" distR="0" wp14:anchorId="7012B37A" wp14:editId="187C46AF">
-            <wp:extent cx="4266667" cy="1961905"/>
+          <wp:inline distT="0" distB="0" distL="0" distR="0" wp14:anchorId="0427C2A1" wp14:editId="04625BE8">
+            <wp:extent cx="5177155" cy="2212975"/>
+            <wp:effectExtent l="0" t="0" r="4445" b="0"/>
+            <wp:docPr id="2" name="Рисунок 2"/>
+            <wp:cNvGraphicFramePr>
+              <a:graphicFrameLocks xmlns:a="http://schemas.openxmlformats.org/drawingml/2006/main" noChangeAspect="1"/>
+            </wp:cNvGraphicFramePr>
+            <a:graphic xmlns:a="http://schemas.openxmlformats.org/drawingml/2006/main">
+              <a:graphicData uri="http://schemas.openxmlformats.org/drawingml/2006/picture">
+                <pic:pic xmlns:pic="http://schemas.openxmlformats.org/drawingml/2006/picture">
+                  <pic:nvPicPr>
+                    <pic:cNvPr id="2" name="Рисунок 2"/>
+                    <pic:cNvPicPr>
+                      <a:picLocks noChangeAspect="1"/>
+                    </pic:cNvPicPr>
+                  </pic:nvPicPr>
+                  <pic:blipFill>
+                    <a:blip r:embed="rId6"/>
+                    <a:stretch>
+                      <a:fillRect/>
+                    </a:stretch>
+                  </pic:blipFill>
+                  <pic:spPr>
+                    <a:xfrm>
+                      <a:off x="0" y="0"/>
+                      <a:ext cx="5202440" cy="2223708"/>
+                    </a:xfrm>
+                    <a:prstGeom prst="rect">
+                      <a:avLst/>
+                    </a:prstGeom>
+                  </pic:spPr>
+                </pic:pic>
+              </a:graphicData>
+            </a:graphic>
+          </wp:inline>
+        </w:drawing>
+      </w:r>
+    </w:p>
+    <w:p>
+      <w:pPr>
+        <w:spacing w:before="300" w:after="100" w:afterAutospacing="1" w:line="240" w:lineRule="auto"/>
+        <w:outlineLvl w:val="2"/>
+        <w:rPr>
+          <w:rFonts w:ascii="Times New Roman" w:eastAsia="Times New Roman" w:hAnsi="Times New Roman" w:cs="Times New Roman"/>
+          <w:b/>
+          <w:bCs/>
+          <w:color w:val="000000"/>
+          <w:kern w:val="0"/>
+          <w:sz w:val="28"/>
+          <w:szCs w:val="28"/>
+          <w:lang w:eastAsia="ru-RU"/>
+          <w14:ligatures w14:val="none"/>
+        </w:rPr>
+      </w:pPr>
+      <w:r>
+        <w:rPr>
+          <w:rFonts w:ascii="Times New Roman" w:eastAsia="Times New Roman" w:hAnsi="Times New Roman" w:cs="Times New Roman"/>
+          <w:b/>
+          <w:bCs/>
+          <w:color w:val="000000"/>
+          <w:kern w:val="0"/>
+          <w:sz w:val="28"/>
+          <w:szCs w:val="28"/>
+          <w:lang w:eastAsia="ru-RU"/>
+          <w14:ligatures w14:val="none"/>
+        </w:rPr>
+        <w:t>7. Получение содержимого из удалённого репозитория</w:t>
+      </w:r>
+    </w:p>
+    <w:p>
+      <w:pPr>
+        <w:spacing w:before="75" w:after="75" w:line="240" w:lineRule="auto"/>
+        <w:ind w:firstLine="709"/>
+        <w:jc w:val="both"/>
+        <w:rPr>
+          <w:rFonts w:ascii="Times New Roman" w:eastAsia="Times New Roman" w:hAnsi="Times New Roman" w:cs="Times New Roman"/>
+          <w:color w:val="000000"/>
+          <w:kern w:val="0"/>
+          <w:sz w:val="28"/>
+          <w:szCs w:val="28"/>
+          <w:lang w:eastAsia="ru-RU"/>
+          <w14:ligatures w14:val="none"/>
+        </w:rPr>
+      </w:pPr>
+      <w:r>
+        <w:rPr>
+          <w:rFonts w:ascii="Times New Roman" w:eastAsia="Times New Roman" w:hAnsi="Times New Roman" w:cs="Times New Roman"/>
+          <w:color w:val="000000"/>
+          <w:kern w:val="0"/>
+          <w:sz w:val="28"/>
+          <w:szCs w:val="28"/>
+          <w:lang w:eastAsia="ru-RU"/>
+          <w14:ligatures w14:val="none"/>
+        </w:rPr>
+        <w:t xml:space="preserve">Были выполнены команды для получения данных из </w:t>
+      </w:r>
+      <w:proofErr w:type="spellStart"/>
+      <w:r>
+        <w:rPr>
+          <w:rFonts w:ascii="Times New Roman" w:eastAsia="Times New Roman" w:hAnsi="Times New Roman" w:cs="Times New Roman"/>
+          <w:color w:val="000000"/>
+          <w:kern w:val="0"/>
+          <w:sz w:val="28"/>
+          <w:szCs w:val="28"/>
+          <w:lang w:eastAsia="ru-RU"/>
+          <w14:ligatures w14:val="none"/>
+        </w:rPr>
+        <w:t>GitHub</w:t>
+      </w:r>
+      <w:proofErr w:type="spellEnd"/>
+      <w:r>
+        <w:rPr>
+          <w:rFonts w:ascii="Times New Roman" w:eastAsia="Times New Roman" w:hAnsi="Times New Roman" w:cs="Times New Roman"/>
+          <w:color w:val="000000"/>
+          <w:kern w:val="0"/>
+          <w:sz w:val="28"/>
+          <w:szCs w:val="28"/>
+          <w:lang w:eastAsia="ru-RU"/>
+          <w14:ligatures w14:val="none"/>
+        </w:rPr>
+        <w:t xml:space="preserve"> и связывания локальной ветки с удалённой:</w:t>
+      </w:r>
+    </w:p>
+    <w:p>
+      <w:pPr>
+        <w:pBdr>
+          <w:left w:val="single" w:sz="18" w:space="8" w:color="CCCCCC"/>
+        </w:pBdr>
+        <w:shd w:val="clear" w:color="auto" w:fill="F4F4F4"/>
+        <w:tabs>
+          <w:tab w:val="left" w:pos="916"/>
+          <w:tab w:val="left" w:pos="1832"/>
+          <w:tab w:val="left" w:pos="2748"/>
+          <w:tab w:val="left" w:pos="3664"/>
+          <w:tab w:val="left" w:pos="4580"/>
+          <w:tab w:val="left" w:pos="5496"/>
+          <w:tab w:val="left" w:pos="6412"/>
+          <w:tab w:val="left" w:pos="7328"/>
+          <w:tab w:val="left" w:pos="8244"/>
+          <w:tab w:val="left" w:pos="9160"/>
+          <w:tab w:val="left" w:pos="10076"/>
+          <w:tab w:val="left" w:pos="10992"/>
+          <w:tab w:val="left" w:pos="11908"/>
+          <w:tab w:val="left" w:pos="12824"/>
+          <w:tab w:val="left" w:pos="13740"/>
+          <w:tab w:val="left" w:pos="14656"/>
+        </w:tabs>
+        <w:spacing w:after="0" w:line="240" w:lineRule="auto"/>
+        <w:ind w:left="709"/>
+        <w:rPr>
+          <w:rFonts w:ascii="Courier New" w:eastAsia="Times New Roman" w:hAnsi="Courier New" w:cs="Courier New"/>
+          <w:color w:val="000000"/>
+          <w:kern w:val="0"/>
+          <w:lang w:val="en-US" w:eastAsia="ru-RU"/>
+          <w14:ligatures w14:val="none"/>
+        </w:rPr>
+      </w:pPr>
+      <w:r>
+        <w:rPr>
+          <w:rFonts w:ascii="Courier New" w:eastAsia="Times New Roman" w:hAnsi="Courier New" w:cs="Courier New"/>
+          <w:color w:val="000000"/>
+          <w:kern w:val="0"/>
+          <w:lang w:val="en-US" w:eastAsia="ru-RU"/>
+          <w14:ligatures w14:val="none"/>
+        </w:rPr>
+        <w:t>git fetch origin</w:t>
+      </w:r>
+    </w:p>
+    <w:p>
+      <w:pPr>
+        <w:pBdr>
+          <w:left w:val="single" w:sz="18" w:space="8" w:color="CCCCCC"/>
+        </w:pBdr>
+        <w:shd w:val="clear" w:color="auto" w:fill="F4F4F4"/>
+        <w:tabs>
+          <w:tab w:val="left" w:pos="916"/>
+          <w:tab w:val="left" w:pos="1832"/>
+          <w:tab w:val="left" w:pos="2748"/>
+          <w:tab w:val="left" w:pos="3664"/>
+          <w:tab w:val="left" w:pos="4580"/>
+          <w:tab w:val="left" w:pos="5496"/>
+          <w:tab w:val="left" w:pos="6412"/>
+          <w:tab w:val="left" w:pos="7328"/>
+          <w:tab w:val="left" w:pos="8244"/>
+          <w:tab w:val="left" w:pos="9160"/>
+          <w:tab w:val="left" w:pos="10076"/>
+          <w:tab w:val="left" w:pos="10992"/>
+          <w:tab w:val="left" w:pos="11908"/>
+          <w:tab w:val="left" w:pos="12824"/>
+          <w:tab w:val="left" w:pos="13740"/>
+          <w:tab w:val="left" w:pos="14656"/>
+        </w:tabs>
+        <w:spacing w:after="0" w:line="240" w:lineRule="auto"/>
+        <w:ind w:left="709"/>
+        <w:rPr>
+          <w:rFonts w:ascii="Courier New" w:eastAsia="Times New Roman" w:hAnsi="Courier New" w:cs="Courier New"/>
+          <w:color w:val="000000"/>
+          <w:kern w:val="0"/>
+          <w:lang w:val="en-US" w:eastAsia="ru-RU"/>
+          <w14:ligatures w14:val="none"/>
+        </w:rPr>
+      </w:pPr>
+      <w:r>
+        <w:rPr>
+          <w:rFonts w:ascii="Courier New" w:eastAsia="Times New Roman" w:hAnsi="Courier New" w:cs="Courier New"/>
+          <w:color w:val="000000"/>
+          <w:kern w:val="0"/>
+          <w:lang w:val="en-US" w:eastAsia="ru-RU"/>
+          <w14:ligatures w14:val="none"/>
+        </w:rPr>
+        <w:t>git checkout --track origin/main</w:t>
+      </w:r>
+    </w:p>
+    <w:p>
+      <w:pPr>
+        <w:pBdr>
+          <w:left w:val="single" w:sz="18" w:space="8" w:color="CCCCCC"/>
+        </w:pBdr>
+        <w:shd w:val="clear" w:color="auto" w:fill="F4F4F4"/>
+        <w:tabs>
+          <w:tab w:val="left" w:pos="916"/>
+          <w:tab w:val="left" w:pos="1832"/>
+          <w:tab w:val="left" w:pos="2748"/>
+          <w:tab w:val="left" w:pos="3664"/>
+          <w:tab w:val="left" w:pos="4580"/>
+          <w:tab w:val="left" w:pos="5496"/>
+          <w:tab w:val="left" w:pos="6412"/>
+          <w:tab w:val="left" w:pos="7328"/>
+          <w:tab w:val="left" w:pos="8244"/>
+          <w:tab w:val="left" w:pos="9160"/>
+          <w:tab w:val="left" w:pos="10076"/>
+          <w:tab w:val="left" w:pos="10992"/>
+          <w:tab w:val="left" w:pos="11908"/>
+          <w:tab w:val="left" w:pos="12824"/>
+          <w:tab w:val="left" w:pos="13740"/>
+          <w:tab w:val="left" w:pos="14656"/>
+        </w:tabs>
+        <w:spacing w:after="0" w:line="240" w:lineRule="auto"/>
+        <w:ind w:left="709"/>
+        <w:rPr>
+          <w:rFonts w:ascii="Courier New" w:eastAsia="Times New Roman" w:hAnsi="Courier New" w:cs="Courier New"/>
+          <w:color w:val="000000"/>
+          <w:kern w:val="0"/>
+          <w:lang w:eastAsia="ru-RU"/>
+          <w14:ligatures w14:val="none"/>
+        </w:rPr>
+      </w:pPr>
+      <w:proofErr w:type="spellStart"/>
+      <w:r>
+        <w:rPr>
+          <w:rFonts w:ascii="Courier New" w:eastAsia="Times New Roman" w:hAnsi="Courier New" w:cs="Courier New"/>
+          <w:color w:val="000000"/>
+          <w:kern w:val="0"/>
+          <w:lang w:eastAsia="ru-RU"/>
+          <w14:ligatures w14:val="none"/>
+        </w:rPr>
+        <w:t>git</w:t>
+      </w:r>
+      <w:proofErr w:type="spellEnd"/>
+      <w:r>
+        <w:rPr>
+          <w:rFonts w:ascii="Courier New" w:eastAsia="Times New Roman" w:hAnsi="Courier New" w:cs="Courier New"/>
+          <w:color w:val="000000"/>
+          <w:kern w:val="0"/>
+          <w:lang w:eastAsia="ru-RU"/>
+          <w14:ligatures w14:val="none"/>
+        </w:rPr>
+        <w:t xml:space="preserve"> </w:t>
+      </w:r>
+      <w:proofErr w:type="spellStart"/>
+      <w:r>
+        <w:rPr>
+          <w:rFonts w:ascii="Courier New" w:eastAsia="Times New Roman" w:hAnsi="Courier New" w:cs="Courier New"/>
+          <w:color w:val="000000"/>
+          <w:kern w:val="0"/>
+          <w:lang w:eastAsia="ru-RU"/>
+          <w14:ligatures w14:val="none"/>
+        </w:rPr>
+        <w:t>pull</w:t>
+      </w:r>
+      <w:proofErr w:type="spellEnd"/>
+    </w:p>
+    <w:p>
+      <w:pPr>
+        <w:spacing w:before="75" w:after="75" w:line="240" w:lineRule="auto"/>
+        <w:ind w:firstLine="709"/>
+        <w:jc w:val="both"/>
+        <w:rPr>
+          <w:rFonts w:ascii="Times New Roman" w:eastAsia="Times New Roman" w:hAnsi="Times New Roman" w:cs="Times New Roman"/>
+          <w:color w:val="000000"/>
+          <w:kern w:val="0"/>
+          <w:sz w:val="28"/>
+          <w:szCs w:val="28"/>
+          <w:lang w:eastAsia="ru-RU"/>
+          <w14:ligatures w14:val="none"/>
+        </w:rPr>
+      </w:pPr>
+      <w:r>
+        <w:rPr>
+          <w:rFonts w:ascii="Times New Roman" w:eastAsia="Times New Roman" w:hAnsi="Times New Roman" w:cs="Times New Roman"/>
+          <w:color w:val="000000"/>
+          <w:kern w:val="0"/>
+          <w:sz w:val="28"/>
+          <w:szCs w:val="28"/>
+          <w:lang w:eastAsia="ru-RU"/>
+          <w14:ligatures w14:val="none"/>
+        </w:rPr>
+        <w:t>Файл </w:t>
+      </w:r>
+      <w:r>
+        <w:rPr>
+          <w:rFonts w:ascii="Courier New" w:eastAsia="Times New Roman" w:hAnsi="Courier New" w:cs="Courier New"/>
+          <w:color w:val="000000"/>
+          <w:kern w:val="0"/>
+          <w:sz w:val="20"/>
+          <w:szCs w:val="20"/>
+          <w:shd w:val="clear" w:color="auto" w:fill="F4F4F4"/>
+          <w:lang w:eastAsia="ru-RU"/>
+          <w14:ligatures w14:val="none"/>
+        </w:rPr>
+        <w:t>README.md</w:t>
+      </w:r>
+      <w:r>
+        <w:rPr>
+          <w:rFonts w:ascii="Times New Roman" w:eastAsia="Times New Roman" w:hAnsi="Times New Roman" w:cs="Times New Roman"/>
+          <w:color w:val="000000"/>
+          <w:kern w:val="0"/>
+          <w:sz w:val="28"/>
+          <w:szCs w:val="28"/>
+          <w:lang w:eastAsia="ru-RU"/>
+          <w14:ligatures w14:val="none"/>
+        </w:rPr>
+        <w:t> появился в локальной папке.</w:t>
+      </w:r>
+    </w:p>
+    <w:p>
+      <w:pPr>
+        <w:spacing w:before="300" w:after="100" w:afterAutospacing="1" w:line="240" w:lineRule="auto"/>
+        <w:jc w:val="center"/>
+        <w:outlineLvl w:val="2"/>
+        <w:rPr>
+          <w:rFonts w:ascii="Times New Roman" w:eastAsia="Times New Roman" w:hAnsi="Times New Roman" w:cs="Times New Roman"/>
+          <w:b/>
+          <w:bCs/>
+          <w:color w:val="000000"/>
+          <w:kern w:val="0"/>
+          <w:sz w:val="28"/>
+          <w:szCs w:val="28"/>
+          <w:lang w:val="en-US" w:eastAsia="ru-RU"/>
+          <w14:ligatures w14:val="none"/>
+        </w:rPr>
+      </w:pPr>
+      <w:r>
+        <w:rPr>
+          <w:noProof/>
+        </w:rPr>
+        <w:drawing>
+          <wp:inline distT="0" distB="0" distL="0" distR="0" wp14:anchorId="4C6C7659" wp14:editId="78050E78">
+            <wp:extent cx="5248275" cy="2465070"/>
+            <wp:effectExtent l="0" t="0" r="0" b="0"/>
+            <wp:docPr id="3" name="Рисунок 3"/>
+            <wp:cNvGraphicFramePr>
+              <a:graphicFrameLocks xmlns:a="http://schemas.openxmlformats.org/drawingml/2006/main" noChangeAspect="1"/>
+            </wp:cNvGraphicFramePr>
+            <a:graphic xmlns:a="http://schemas.openxmlformats.org/drawingml/2006/main">
+              <a:graphicData uri="http://schemas.openxmlformats.org/drawingml/2006/picture">
+                <pic:pic xmlns:pic="http://schemas.openxmlformats.org/drawingml/2006/picture">
+                  <pic:nvPicPr>
+                    <pic:cNvPr id="3" name="Рисунок 3"/>
+                    <pic:cNvPicPr>
+                      <a:picLocks noChangeAspect="1"/>
+                    </pic:cNvPicPr>
+                  </pic:nvPicPr>
+                  <pic:blipFill>
+                    <a:blip r:embed="rId7"/>
+                    <a:stretch>
+                      <a:fillRect/>
+                    </a:stretch>
+                  </pic:blipFill>
+                  <pic:spPr>
+                    <a:xfrm>
+                      <a:off x="0" y="0"/>
+                      <a:ext cx="5258443" cy="2469867"/>
+                    </a:xfrm>
+                    <a:prstGeom prst="rect">
+                      <a:avLst/>
+                    </a:prstGeom>
+                  </pic:spPr>
+                </pic:pic>
+              </a:graphicData>
+            </a:graphic>
+          </wp:inline>
+        </w:drawing>
+      </w:r>
+    </w:p>
+    <w:p>
+      <w:pPr>
+        <w:spacing w:before="300" w:after="100" w:afterAutospacing="1" w:line="240" w:lineRule="auto"/>
+        <w:outlineLvl w:val="2"/>
+        <w:rPr>
+          <w:rFonts w:ascii="Times New Roman" w:eastAsia="Times New Roman" w:hAnsi="Times New Roman" w:cs="Times New Roman"/>
+          <w:b/>
+          <w:bCs/>
+          <w:color w:val="000000"/>
+          <w:kern w:val="0"/>
+          <w:sz w:val="28"/>
+          <w:szCs w:val="28"/>
+          <w:lang w:eastAsia="ru-RU"/>
+          <w14:ligatures w14:val="none"/>
+        </w:rPr>
+      </w:pPr>
+      <w:r>
+        <w:rPr>
+          <w:rFonts w:ascii="Times New Roman" w:eastAsia="Times New Roman" w:hAnsi="Times New Roman" w:cs="Times New Roman"/>
+          <w:b/>
+          <w:bCs/>
+          <w:color w:val="000000"/>
+          <w:kern w:val="0"/>
+          <w:sz w:val="28"/>
+          <w:szCs w:val="28"/>
+          <w:lang w:eastAsia="ru-RU"/>
+          <w14:ligatures w14:val="none"/>
+        </w:rPr>
+        <w:t>8. Добавление файлов проекта и отчёта</w:t>
+      </w:r>
+    </w:p>
+    <w:p>
+      <w:pPr>
+        <w:spacing w:before="75" w:after="75" w:line="240" w:lineRule="auto"/>
+        <w:ind w:firstLine="709"/>
+        <w:jc w:val="both"/>
+        <w:rPr>
+          <w:rFonts w:ascii="Times New Roman" w:eastAsia="Times New Roman" w:hAnsi="Times New Roman" w:cs="Times New Roman"/>
+          <w:color w:val="000000"/>
+          <w:kern w:val="0"/>
+          <w:sz w:val="28"/>
+          <w:szCs w:val="28"/>
+          <w:lang w:eastAsia="ru-RU"/>
+          <w14:ligatures w14:val="none"/>
+        </w:rPr>
+      </w:pPr>
+      <w:r>
+        <w:rPr>
+          <w:rFonts w:ascii="Times New Roman" w:eastAsia="Times New Roman" w:hAnsi="Times New Roman" w:cs="Times New Roman"/>
+          <w:color w:val="000000"/>
+          <w:kern w:val="0"/>
+          <w:sz w:val="28"/>
+          <w:szCs w:val="28"/>
+          <w:lang w:eastAsia="ru-RU"/>
+          <w14:ligatures w14:val="none"/>
+        </w:rPr>
+        <w:t>В папку </w:t>
+      </w:r>
+      <w:r>
+        <w:rPr>
+          <w:rFonts w:ascii="Courier New" w:eastAsia="Times New Roman" w:hAnsi="Courier New" w:cs="Courier New"/>
+          <w:color w:val="000000"/>
+          <w:kern w:val="0"/>
+          <w:sz w:val="20"/>
+          <w:szCs w:val="20"/>
+          <w:shd w:val="clear" w:color="auto" w:fill="F4F4F4"/>
+          <w:lang w:eastAsia="ru-RU"/>
+          <w14:ligatures w14:val="none"/>
+        </w:rPr>
+        <w:t>LR10</w:t>
+      </w:r>
+      <w:r>
+        <w:rPr>
+          <w:rFonts w:ascii="Times New Roman" w:eastAsia="Times New Roman" w:hAnsi="Times New Roman" w:cs="Times New Roman"/>
+          <w:color w:val="000000"/>
+          <w:kern w:val="0"/>
+          <w:sz w:val="28"/>
+          <w:szCs w:val="28"/>
+          <w:lang w:eastAsia="ru-RU"/>
+          <w14:ligatures w14:val="none"/>
+        </w:rPr>
+        <w:t> были скопированы файлы лабораторной работы №2 по Программированию, а также создан файл </w:t>
+      </w:r>
+      <w:r>
+        <w:rPr>
+          <w:rFonts w:ascii="Courier New" w:eastAsia="Times New Roman" w:hAnsi="Courier New" w:cs="Courier New"/>
+          <w:color w:val="000000"/>
+          <w:kern w:val="0"/>
+          <w:sz w:val="20"/>
+          <w:szCs w:val="20"/>
+          <w:shd w:val="clear" w:color="auto" w:fill="F4F4F4"/>
+          <w:lang w:eastAsia="ru-RU"/>
+          <w14:ligatures w14:val="none"/>
+        </w:rPr>
+        <w:t>1.docx</w:t>
+      </w:r>
+      <w:r>
+        <w:rPr>
+          <w:rFonts w:ascii="Times New Roman" w:eastAsia="Times New Roman" w:hAnsi="Times New Roman" w:cs="Times New Roman"/>
+          <w:color w:val="000000"/>
+          <w:kern w:val="0"/>
+          <w:sz w:val="28"/>
+          <w:szCs w:val="28"/>
+          <w:lang w:eastAsia="ru-RU"/>
+          <w14:ligatures w14:val="none"/>
+        </w:rPr>
+        <w:t> с началом отчёта. Каждое добавление фиксировалось отдельным коммитом:</w:t>
+      </w:r>
+    </w:p>
+    <w:p>
+      <w:pPr>
+        <w:pBdr>
+          <w:left w:val="single" w:sz="18" w:space="8" w:color="CCCCCC"/>
+        </w:pBdr>
+        <w:shd w:val="clear" w:color="auto" w:fill="F4F4F4"/>
+        <w:tabs>
+          <w:tab w:val="left" w:pos="916"/>
+          <w:tab w:val="left" w:pos="1832"/>
+          <w:tab w:val="left" w:pos="2748"/>
+          <w:tab w:val="left" w:pos="3664"/>
+          <w:tab w:val="left" w:pos="4580"/>
+          <w:tab w:val="left" w:pos="5496"/>
+          <w:tab w:val="left" w:pos="6412"/>
+          <w:tab w:val="left" w:pos="7328"/>
+          <w:tab w:val="left" w:pos="8244"/>
+          <w:tab w:val="left" w:pos="9160"/>
+          <w:tab w:val="left" w:pos="10076"/>
+          <w:tab w:val="left" w:pos="10992"/>
+          <w:tab w:val="left" w:pos="11908"/>
+          <w:tab w:val="left" w:pos="12824"/>
+          <w:tab w:val="left" w:pos="13740"/>
+          <w:tab w:val="left" w:pos="14656"/>
+        </w:tabs>
+        <w:spacing w:after="0" w:line="240" w:lineRule="auto"/>
+        <w:ind w:left="709"/>
+        <w:rPr>
+          <w:rFonts w:ascii="Courier New" w:eastAsia="Times New Roman" w:hAnsi="Courier New" w:cs="Courier New"/>
+          <w:color w:val="000000"/>
+          <w:kern w:val="0"/>
+          <w:lang w:eastAsia="ru-RU"/>
+          <w14:ligatures w14:val="none"/>
+        </w:rPr>
+      </w:pPr>
+      <w:proofErr w:type="spellStart"/>
+      <w:r>
+        <w:rPr>
+          <w:rFonts w:ascii="Courier New" w:eastAsia="Times New Roman" w:hAnsi="Courier New" w:cs="Courier New"/>
+          <w:color w:val="000000"/>
+          <w:kern w:val="0"/>
+          <w:lang w:eastAsia="ru-RU"/>
+          <w14:ligatures w14:val="none"/>
+        </w:rPr>
+        <w:t>git</w:t>
+      </w:r>
+      <w:proofErr w:type="spellEnd"/>
+      <w:r>
+        <w:rPr>
+          <w:rFonts w:ascii="Courier New" w:eastAsia="Times New Roman" w:hAnsi="Courier New" w:cs="Courier New"/>
+          <w:color w:val="000000"/>
+          <w:kern w:val="0"/>
+          <w:lang w:eastAsia="ru-RU"/>
+          <w14:ligatures w14:val="none"/>
+        </w:rPr>
+        <w:t xml:space="preserve"> </w:t>
+      </w:r>
+      <w:proofErr w:type="spellStart"/>
+      <w:r>
+        <w:rPr>
+          <w:rFonts w:ascii="Courier New" w:eastAsia="Times New Roman" w:hAnsi="Courier New" w:cs="Courier New"/>
+          <w:color w:val="000000"/>
+          <w:kern w:val="0"/>
+          <w:lang w:eastAsia="ru-RU"/>
+          <w14:ligatures w14:val="none"/>
+        </w:rPr>
+        <w:t>add</w:t>
+      </w:r>
+      <w:proofErr w:type="spellEnd"/>
+      <w:r>
+        <w:rPr>
+          <w:rFonts w:ascii="Courier New" w:eastAsia="Times New Roman" w:hAnsi="Courier New" w:cs="Courier New"/>
+          <w:color w:val="000000"/>
+          <w:kern w:val="0"/>
+          <w:lang w:eastAsia="ru-RU"/>
+          <w14:ligatures w14:val="none"/>
+        </w:rPr>
+        <w:t xml:space="preserve"> 1.docx</w:t>
+      </w:r>
+    </w:p>
+    <w:p>
+      <w:pPr>
+        <w:pBdr>
+          <w:left w:val="single" w:sz="18" w:space="8" w:color="CCCCCC"/>
+        </w:pBdr>
+        <w:shd w:val="clear" w:color="auto" w:fill="F4F4F4"/>
+        <w:tabs>
+          <w:tab w:val="left" w:pos="916"/>
+          <w:tab w:val="left" w:pos="1832"/>
+          <w:tab w:val="left" w:pos="2748"/>
+          <w:tab w:val="left" w:pos="3664"/>
+          <w:tab w:val="left" w:pos="4580"/>
+          <w:tab w:val="left" w:pos="5496"/>
+          <w:tab w:val="left" w:pos="6412"/>
+          <w:tab w:val="left" w:pos="7328"/>
+          <w:tab w:val="left" w:pos="8244"/>
+          <w:tab w:val="left" w:pos="9160"/>
+          <w:tab w:val="left" w:pos="10076"/>
+          <w:tab w:val="left" w:pos="10992"/>
+          <w:tab w:val="left" w:pos="11908"/>
+          <w:tab w:val="left" w:pos="12824"/>
+          <w:tab w:val="left" w:pos="13740"/>
+          <w:tab w:val="left" w:pos="14656"/>
+        </w:tabs>
+        <w:spacing w:after="0" w:line="240" w:lineRule="auto"/>
+        <w:ind w:left="709"/>
+        <w:rPr>
+          <w:rFonts w:ascii="Courier New" w:eastAsia="Times New Roman" w:hAnsi="Courier New" w:cs="Courier New"/>
+          <w:color w:val="000000"/>
+          <w:kern w:val="0"/>
+          <w:lang w:eastAsia="ru-RU"/>
+          <w14:ligatures w14:val="none"/>
+        </w:rPr>
+      </w:pPr>
+      <w:proofErr w:type="spellStart"/>
+      <w:r>
+        <w:rPr>
+          <w:rFonts w:ascii="Courier New" w:eastAsia="Times New Roman" w:hAnsi="Courier New" w:cs="Courier New"/>
+          <w:color w:val="000000"/>
+          <w:kern w:val="0"/>
+          <w:lang w:eastAsia="ru-RU"/>
+          <w14:ligatures w14:val="none"/>
+        </w:rPr>
+        <w:t>git</w:t>
+      </w:r>
+      <w:proofErr w:type="spellEnd"/>
+      <w:r>
+        <w:rPr>
+          <w:rFonts w:ascii="Courier New" w:eastAsia="Times New Roman" w:hAnsi="Courier New" w:cs="Courier New"/>
+          <w:color w:val="000000"/>
+          <w:kern w:val="0"/>
+          <w:lang w:eastAsia="ru-RU"/>
+          <w14:ligatures w14:val="none"/>
+        </w:rPr>
+        <w:t xml:space="preserve"> </w:t>
+      </w:r>
+      <w:proofErr w:type="spellStart"/>
+      <w:r>
+        <w:rPr>
+          <w:rFonts w:ascii="Courier New" w:eastAsia="Times New Roman" w:hAnsi="Courier New" w:cs="Courier New"/>
+          <w:color w:val="000000"/>
+          <w:kern w:val="0"/>
+          <w:lang w:eastAsia="ru-RU"/>
+          <w14:ligatures w14:val="none"/>
+        </w:rPr>
+        <w:t>commit</w:t>
+      </w:r>
+      <w:proofErr w:type="spellEnd"/>
+      <w:r>
+        <w:rPr>
+          <w:rFonts w:ascii="Courier New" w:eastAsia="Times New Roman" w:hAnsi="Courier New" w:cs="Courier New"/>
+          <w:color w:val="000000"/>
+          <w:kern w:val="0"/>
+          <w:lang w:eastAsia="ru-RU"/>
+          <w14:ligatures w14:val="none"/>
+        </w:rPr>
+        <w:t xml:space="preserve"> -m "</w:t>
+      </w:r>
+      <w:proofErr w:type="spellStart"/>
+      <w:r>
+        <w:rPr>
+          <w:rFonts w:ascii="Courier New" w:eastAsia="Times New Roman" w:hAnsi="Courier New" w:cs="Courier New"/>
+          <w:color w:val="000000"/>
+          <w:kern w:val="0"/>
+          <w:lang w:eastAsia="ru-RU"/>
+          <w14:ligatures w14:val="none"/>
+        </w:rPr>
+        <w:t>add</w:t>
+      </w:r>
+      <w:proofErr w:type="spellEnd"/>
+      <w:r>
+        <w:rPr>
+          <w:rFonts w:ascii="Courier New" w:eastAsia="Times New Roman" w:hAnsi="Courier New" w:cs="Courier New"/>
+          <w:color w:val="000000"/>
+          <w:kern w:val="0"/>
+          <w:lang w:eastAsia="ru-RU"/>
+          <w14:ligatures w14:val="none"/>
+        </w:rPr>
+        <w:t xml:space="preserve"> </w:t>
+      </w:r>
+      <w:proofErr w:type="spellStart"/>
+      <w:r>
+        <w:rPr>
+          <w:rFonts w:ascii="Courier New" w:eastAsia="Times New Roman" w:hAnsi="Courier New" w:cs="Courier New"/>
+          <w:color w:val="000000"/>
+          <w:kern w:val="0"/>
+          <w:lang w:eastAsia="ru-RU"/>
+          <w14:ligatures w14:val="none"/>
+        </w:rPr>
+        <w:t>report</w:t>
+      </w:r>
+      <w:proofErr w:type="spellEnd"/>
+      <w:r>
+        <w:rPr>
+          <w:rFonts w:ascii="Courier New" w:eastAsia="Times New Roman" w:hAnsi="Courier New" w:cs="Courier New"/>
+          <w:color w:val="000000"/>
+          <w:kern w:val="0"/>
+          <w:lang w:eastAsia="ru-RU"/>
+          <w14:ligatures w14:val="none"/>
+        </w:rPr>
+        <w:t xml:space="preserve"> </w:t>
+      </w:r>
+      <w:proofErr w:type="spellStart"/>
+      <w:r>
+        <w:rPr>
+          <w:rFonts w:ascii="Courier New" w:eastAsia="Times New Roman" w:hAnsi="Courier New" w:cs="Courier New"/>
+          <w:color w:val="000000"/>
+          <w:kern w:val="0"/>
+          <w:lang w:eastAsia="ru-RU"/>
+          <w14:ligatures w14:val="none"/>
+        </w:rPr>
+        <w:t>file</w:t>
+      </w:r>
+      <w:proofErr w:type="spellEnd"/>
+      <w:r>
+        <w:rPr>
+          <w:rFonts w:ascii="Courier New" w:eastAsia="Times New Roman" w:hAnsi="Courier New" w:cs="Courier New"/>
+          <w:color w:val="000000"/>
+          <w:kern w:val="0"/>
+          <w:lang w:eastAsia="ru-RU"/>
+          <w14:ligatures w14:val="none"/>
+        </w:rPr>
+        <w:t>"</w:t>
+      </w:r>
+    </w:p>
+    <w:p>
+      <w:pPr>
+        <w:pBdr>
+          <w:left w:val="single" w:sz="18" w:space="8" w:color="CCCCCC"/>
+        </w:pBdr>
+        <w:shd w:val="clear" w:color="auto" w:fill="F4F4F4"/>
+        <w:tabs>
+          <w:tab w:val="left" w:pos="916"/>
+          <w:tab w:val="left" w:pos="1832"/>
+          <w:tab w:val="left" w:pos="2748"/>
+          <w:tab w:val="left" w:pos="3664"/>
+          <w:tab w:val="left" w:pos="4580"/>
+          <w:tab w:val="left" w:pos="5496"/>
+          <w:tab w:val="left" w:pos="6412"/>
+          <w:tab w:val="left" w:pos="7328"/>
+          <w:tab w:val="left" w:pos="8244"/>
+          <w:tab w:val="left" w:pos="9160"/>
+          <w:tab w:val="left" w:pos="10076"/>
+          <w:tab w:val="left" w:pos="10992"/>
+          <w:tab w:val="left" w:pos="11908"/>
+          <w:tab w:val="left" w:pos="12824"/>
+          <w:tab w:val="left" w:pos="13740"/>
+          <w:tab w:val="left" w:pos="14656"/>
+        </w:tabs>
+        <w:spacing w:after="0" w:line="240" w:lineRule="auto"/>
+        <w:ind w:left="709"/>
+        <w:rPr>
+          <w:rFonts w:ascii="Courier New" w:eastAsia="Times New Roman" w:hAnsi="Courier New" w:cs="Courier New"/>
+          <w:color w:val="000000"/>
+          <w:kern w:val="0"/>
+          <w:lang w:val="en-US" w:eastAsia="ru-RU"/>
+          <w14:ligatures w14:val="none"/>
+        </w:rPr>
+      </w:pPr>
+      <w:r>
+        <w:rPr>
+          <w:rFonts w:ascii="Courier New" w:eastAsia="Times New Roman" w:hAnsi="Courier New" w:cs="Courier New"/>
+          <w:color w:val="000000"/>
+          <w:kern w:val="0"/>
+          <w:lang w:val="en-US" w:eastAsia="ru-RU"/>
+          <w14:ligatures w14:val="none"/>
+        </w:rPr>
+        <w:t xml:space="preserve">git </w:t>
+      </w:r>
+      <w:proofErr w:type="gramStart"/>
+      <w:r>
+        <w:rPr>
+          <w:rFonts w:ascii="Courier New" w:eastAsia="Times New Roman" w:hAnsi="Courier New" w:cs="Courier New"/>
+          <w:color w:val="000000"/>
+          <w:kern w:val="0"/>
+          <w:lang w:val="en-US" w:eastAsia="ru-RU"/>
+          <w14:ligatures w14:val="none"/>
+        </w:rPr>
+        <w:t>add .</w:t>
+      </w:r>
+      <w:proofErr w:type="gramEnd"/>
+    </w:p>
+    <w:p>
+      <w:pPr>
+        <w:pBdr>
+          <w:left w:val="single" w:sz="18" w:space="8" w:color="CCCCCC"/>
+        </w:pBdr>
+        <w:shd w:val="clear" w:color="auto" w:fill="F4F4F4"/>
+        <w:tabs>
+          <w:tab w:val="left" w:pos="916"/>
+          <w:tab w:val="left" w:pos="1832"/>
+          <w:tab w:val="left" w:pos="2748"/>
+          <w:tab w:val="left" w:pos="3664"/>
+          <w:tab w:val="left" w:pos="4580"/>
+          <w:tab w:val="left" w:pos="5496"/>
+          <w:tab w:val="left" w:pos="6412"/>
+          <w:tab w:val="left" w:pos="7328"/>
+          <w:tab w:val="left" w:pos="8244"/>
+          <w:tab w:val="left" w:pos="9160"/>
+          <w:tab w:val="left" w:pos="10076"/>
+          <w:tab w:val="left" w:pos="10992"/>
+          <w:tab w:val="left" w:pos="11908"/>
+          <w:tab w:val="left" w:pos="12824"/>
+          <w:tab w:val="left" w:pos="13740"/>
+          <w:tab w:val="left" w:pos="14656"/>
+        </w:tabs>
+        <w:spacing w:after="0" w:line="240" w:lineRule="auto"/>
+        <w:ind w:left="709"/>
+        <w:rPr>
+          <w:rFonts w:ascii="Courier New" w:eastAsia="Times New Roman" w:hAnsi="Courier New" w:cs="Courier New"/>
+          <w:color w:val="000000"/>
+          <w:kern w:val="0"/>
+          <w:lang w:val="en-US" w:eastAsia="ru-RU"/>
+          <w14:ligatures w14:val="none"/>
+        </w:rPr>
+      </w:pPr>
+      <w:r>
+        <w:rPr>
+          <w:rFonts w:ascii="Courier New" w:eastAsia="Times New Roman" w:hAnsi="Courier New" w:cs="Courier New"/>
+          <w:color w:val="000000"/>
+          <w:kern w:val="0"/>
+          <w:lang w:val="en-US" w:eastAsia="ru-RU"/>
+          <w14:ligatures w14:val="none"/>
+        </w:rPr>
+        <w:t>git commit -m "add project files"</w:t>
+      </w:r>
+    </w:p>
+    <w:p>
+      <w:pPr>
+        <w:spacing w:before="300" w:after="100" w:afterAutospacing="1" w:line="240" w:lineRule="auto"/>
+        <w:jc w:val="center"/>
+        <w:outlineLvl w:val="2"/>
+        <w:rPr>
+          <w:rFonts w:ascii="Times New Roman" w:eastAsia="Times New Roman" w:hAnsi="Times New Roman" w:cs="Times New Roman"/>
+          <w:b/>
+          <w:bCs/>
+          <w:color w:val="000000"/>
+          <w:kern w:val="0"/>
+          <w:sz w:val="28"/>
+          <w:szCs w:val="28"/>
+          <w:lang w:val="en-US" w:eastAsia="ru-RU"/>
+          <w14:ligatures w14:val="none"/>
+        </w:rPr>
+      </w:pPr>
+      <w:r>
+        <w:rPr>
+          <w:noProof/>
+        </w:rPr>
+        <w:lastRenderedPageBreak/>
+        <w:drawing>
+          <wp:inline distT="0" distB="0" distL="0" distR="0" wp14:anchorId="7508FF23" wp14:editId="7530D121">
+            <wp:extent cx="3794125" cy="2766695"/>
+            <wp:effectExtent l="0" t="0" r="0" b="0"/>
+            <wp:docPr id="4" name="Рисунок 4"/>
+            <wp:cNvGraphicFramePr>
+              <a:graphicFrameLocks xmlns:a="http://schemas.openxmlformats.org/drawingml/2006/main" noChangeAspect="1"/>
+            </wp:cNvGraphicFramePr>
+            <a:graphic xmlns:a="http://schemas.openxmlformats.org/drawingml/2006/main">
+              <a:graphicData uri="http://schemas.openxmlformats.org/drawingml/2006/picture">
+                <pic:pic xmlns:pic="http://schemas.openxmlformats.org/drawingml/2006/picture">
+                  <pic:nvPicPr>
+                    <pic:cNvPr id="4" name="Рисунок 4"/>
+                    <pic:cNvPicPr>
+                      <a:picLocks noChangeAspect="1"/>
+                    </pic:cNvPicPr>
+                  </pic:nvPicPr>
+                  <pic:blipFill>
+                    <a:blip r:embed="rId8"/>
+                    <a:stretch>
+                      <a:fillRect/>
+                    </a:stretch>
+                  </pic:blipFill>
+                  <pic:spPr>
+                    <a:xfrm>
+                      <a:off x="0" y="0"/>
+                      <a:ext cx="3799002" cy="2770450"/>
+                    </a:xfrm>
+                    <a:prstGeom prst="rect">
+                      <a:avLst/>
+                    </a:prstGeom>
+                  </pic:spPr>
+                </pic:pic>
+              </a:graphicData>
+            </a:graphic>
+          </wp:inline>
+        </w:drawing>
+      </w:r>
+    </w:p>
+    <w:p>
+      <w:pPr>
+        <w:spacing w:before="300" w:after="100" w:afterAutospacing="1" w:line="240" w:lineRule="auto"/>
+        <w:outlineLvl w:val="2"/>
+        <w:rPr>
+          <w:rFonts w:ascii="Times New Roman" w:eastAsia="Times New Roman" w:hAnsi="Times New Roman" w:cs="Times New Roman"/>
+          <w:b/>
+          <w:bCs/>
+          <w:color w:val="000000"/>
+          <w:kern w:val="0"/>
+          <w:sz w:val="28"/>
+          <w:szCs w:val="28"/>
+          <w:lang w:eastAsia="ru-RU"/>
+          <w14:ligatures w14:val="none"/>
+        </w:rPr>
+      </w:pPr>
+      <w:r>
+        <w:rPr>
+          <w:rFonts w:ascii="Times New Roman" w:eastAsia="Times New Roman" w:hAnsi="Times New Roman" w:cs="Times New Roman"/>
+          <w:b/>
+          <w:bCs/>
+          <w:color w:val="000000"/>
+          <w:kern w:val="0"/>
+          <w:sz w:val="28"/>
+          <w:szCs w:val="28"/>
+          <w:lang w:eastAsia="ru-RU"/>
+          <w14:ligatures w14:val="none"/>
+        </w:rPr>
+        <w:t xml:space="preserve">9. Отправка на </w:t>
+      </w:r>
+      <w:proofErr w:type="spellStart"/>
+      <w:r>
+        <w:rPr>
+          <w:rFonts w:ascii="Times New Roman" w:eastAsia="Times New Roman" w:hAnsi="Times New Roman" w:cs="Times New Roman"/>
+          <w:b/>
+          <w:bCs/>
+          <w:color w:val="000000"/>
+          <w:kern w:val="0"/>
+          <w:sz w:val="28"/>
+          <w:szCs w:val="28"/>
+          <w:lang w:eastAsia="ru-RU"/>
+          <w14:ligatures w14:val="none"/>
+        </w:rPr>
+        <w:t>GitHub</w:t>
+      </w:r>
+      <w:proofErr w:type="spellEnd"/>
+    </w:p>
+    <w:p>
+      <w:pPr>
+        <w:spacing w:before="75" w:after="75" w:line="240" w:lineRule="auto"/>
+        <w:ind w:firstLine="709"/>
+        <w:jc w:val="both"/>
+        <w:rPr>
+          <w:rFonts w:ascii="Times New Roman" w:eastAsia="Times New Roman" w:hAnsi="Times New Roman" w:cs="Times New Roman"/>
+          <w:color w:val="000000"/>
+          <w:kern w:val="0"/>
+          <w:sz w:val="28"/>
+          <w:szCs w:val="28"/>
+          <w:lang w:eastAsia="ru-RU"/>
+          <w14:ligatures w14:val="none"/>
+        </w:rPr>
+      </w:pPr>
+      <w:r>
+        <w:rPr>
+          <w:rFonts w:ascii="Times New Roman" w:eastAsia="Times New Roman" w:hAnsi="Times New Roman" w:cs="Times New Roman"/>
+          <w:color w:val="000000"/>
+          <w:kern w:val="0"/>
+          <w:sz w:val="28"/>
+          <w:szCs w:val="28"/>
+          <w:lang w:eastAsia="ru-RU"/>
+          <w14:ligatures w14:val="none"/>
+        </w:rPr>
+        <w:t>Все изменения были отправлены в ветку </w:t>
+      </w:r>
+      <w:proofErr w:type="spellStart"/>
+      <w:r>
+        <w:rPr>
+          <w:rFonts w:ascii="Courier New" w:eastAsia="Times New Roman" w:hAnsi="Courier New" w:cs="Courier New"/>
+          <w:color w:val="000000"/>
+          <w:kern w:val="0"/>
+          <w:sz w:val="20"/>
+          <w:szCs w:val="20"/>
+          <w:shd w:val="clear" w:color="auto" w:fill="F4F4F4"/>
+          <w:lang w:eastAsia="ru-RU"/>
+          <w14:ligatures w14:val="none"/>
+        </w:rPr>
+        <w:t>main</w:t>
+      </w:r>
+      <w:proofErr w:type="spellEnd"/>
+      <w:r>
+        <w:rPr>
+          <w:rFonts w:ascii="Times New Roman" w:eastAsia="Times New Roman" w:hAnsi="Times New Roman" w:cs="Times New Roman"/>
+          <w:color w:val="000000"/>
+          <w:kern w:val="0"/>
+          <w:sz w:val="28"/>
+          <w:szCs w:val="28"/>
+          <w:lang w:eastAsia="ru-RU"/>
+          <w14:ligatures w14:val="none"/>
+        </w:rPr>
+        <w:t> удалённого репозитория:</w:t>
+      </w:r>
+    </w:p>
+    <w:p>
+      <w:pPr>
+        <w:pBdr>
+          <w:left w:val="single" w:sz="18" w:space="8" w:color="CCCCCC"/>
+        </w:pBdr>
+        <w:shd w:val="clear" w:color="auto" w:fill="F4F4F4"/>
+        <w:tabs>
+          <w:tab w:val="left" w:pos="916"/>
+          <w:tab w:val="left" w:pos="1832"/>
+          <w:tab w:val="left" w:pos="2748"/>
+          <w:tab w:val="left" w:pos="3664"/>
+          <w:tab w:val="left" w:pos="4580"/>
+          <w:tab w:val="left" w:pos="5496"/>
+          <w:tab w:val="left" w:pos="6412"/>
+          <w:tab w:val="left" w:pos="7328"/>
+          <w:tab w:val="left" w:pos="8244"/>
+          <w:tab w:val="left" w:pos="9160"/>
+          <w:tab w:val="left" w:pos="10076"/>
+          <w:tab w:val="left" w:pos="10992"/>
+          <w:tab w:val="left" w:pos="11908"/>
+          <w:tab w:val="left" w:pos="12824"/>
+          <w:tab w:val="left" w:pos="13740"/>
+          <w:tab w:val="left" w:pos="14656"/>
+        </w:tabs>
+        <w:spacing w:after="0" w:line="240" w:lineRule="auto"/>
+        <w:ind w:left="709"/>
+        <w:rPr>
+          <w:rFonts w:ascii="Courier New" w:eastAsia="Times New Roman" w:hAnsi="Courier New" w:cs="Courier New"/>
+          <w:color w:val="000000"/>
+          <w:kern w:val="0"/>
+          <w:lang w:val="en-US" w:eastAsia="ru-RU"/>
+          <w14:ligatures w14:val="none"/>
+        </w:rPr>
+      </w:pPr>
+      <w:proofErr w:type="spellStart"/>
+      <w:r>
+        <w:rPr>
+          <w:rFonts w:ascii="Courier New" w:eastAsia="Times New Roman" w:hAnsi="Courier New" w:cs="Courier New"/>
+          <w:color w:val="000000"/>
+          <w:kern w:val="0"/>
+          <w:lang w:eastAsia="ru-RU"/>
+          <w14:ligatures w14:val="none"/>
+        </w:rPr>
+        <w:t>git</w:t>
+      </w:r>
+      <w:proofErr w:type="spellEnd"/>
+      <w:r>
+        <w:rPr>
+          <w:rFonts w:ascii="Courier New" w:eastAsia="Times New Roman" w:hAnsi="Courier New" w:cs="Courier New"/>
+          <w:color w:val="000000"/>
+          <w:kern w:val="0"/>
+          <w:lang w:eastAsia="ru-RU"/>
+          <w14:ligatures w14:val="none"/>
+        </w:rPr>
+        <w:t xml:space="preserve"> </w:t>
+      </w:r>
+      <w:proofErr w:type="spellStart"/>
+      <w:r>
+        <w:rPr>
+          <w:rFonts w:ascii="Courier New" w:eastAsia="Times New Roman" w:hAnsi="Courier New" w:cs="Courier New"/>
+          <w:color w:val="000000"/>
+          <w:kern w:val="0"/>
+          <w:lang w:eastAsia="ru-RU"/>
+          <w14:ligatures w14:val="none"/>
+        </w:rPr>
+        <w:t>push</w:t>
+      </w:r>
+      <w:proofErr w:type="spellEnd"/>
+    </w:p>
+    <w:p>
+      <w:pPr>
+        <w:spacing w:before="450" w:after="100" w:afterAutospacing="1" w:line="240" w:lineRule="auto"/>
+        <w:jc w:val="center"/>
+        <w:outlineLvl w:val="1"/>
+        <w:rPr>
+          <w:rFonts w:ascii="Times New Roman" w:eastAsia="Times New Roman" w:hAnsi="Times New Roman" w:cs="Times New Roman"/>
+          <w:b/>
+          <w:bCs/>
+          <w:color w:val="000000"/>
+          <w:kern w:val="0"/>
+          <w:sz w:val="28"/>
+          <w:szCs w:val="28"/>
+          <w:lang w:val="en-US" w:eastAsia="ru-RU"/>
+          <w14:ligatures w14:val="none"/>
+        </w:rPr>
+      </w:pPr>
+      <w:r>
+        <w:rPr>
+          <w:noProof/>
+        </w:rPr>
+        <w:drawing>
+          <wp:inline distT="0" distB="0" distL="0" distR="0" wp14:anchorId="6CD3E316" wp14:editId="17BBA5D3">
+            <wp:extent cx="4057015" cy="1913890"/>
+            <wp:effectExtent l="0" t="0" r="635" b="0"/>
+            <wp:docPr id="5" name="Рисунок 5"/>
+            <wp:cNvGraphicFramePr>
+              <a:graphicFrameLocks xmlns:a="http://schemas.openxmlformats.org/drawingml/2006/main" noChangeAspect="1"/>
+            </wp:cNvGraphicFramePr>
+            <a:graphic xmlns:a="http://schemas.openxmlformats.org/drawingml/2006/main">
+              <a:graphicData uri="http://schemas.openxmlformats.org/drawingml/2006/picture">
+                <pic:pic xmlns:pic="http://schemas.openxmlformats.org/drawingml/2006/picture">
+                  <pic:nvPicPr>
+                    <pic:cNvPr id="5" name="Рисунок 5"/>
+                    <pic:cNvPicPr>
+                      <a:picLocks noChangeAspect="1"/>
+                    </pic:cNvPicPr>
+                  </pic:nvPicPr>
+                  <pic:blipFill>
+                    <a:blip r:embed="rId9"/>
+                    <a:stretch>
+                      <a:fillRect/>
+                    </a:stretch>
+                  </pic:blipFill>
+                  <pic:spPr>
+                    <a:xfrm>
+                      <a:off x="0" y="0"/>
+                      <a:ext cx="4057143" cy="1914286"/>
+                    </a:xfrm>
+                    <a:prstGeom prst="rect">
+                      <a:avLst/>
+                    </a:prstGeom>
+                  </pic:spPr>
+                </pic:pic>
+              </a:graphicData>
+            </a:graphic>
+          </wp:inline>
+        </w:drawing>
+      </w:r>
+    </w:p>
+    <w:p>
+      <w:pPr>
+        <w:spacing w:before="450" w:after="100" w:afterAutospacing="1" w:line="240" w:lineRule="auto"/>
+        <w:jc w:val="center"/>
+        <w:outlineLvl w:val="1"/>
+        <w:rPr>
+          <w:rFonts w:ascii="Times New Roman" w:eastAsia="Times New Roman" w:hAnsi="Times New Roman" w:cs="Times New Roman"/>
+          <w:b/>
+          <w:bCs/>
+          <w:color w:val="000000"/>
+          <w:kern w:val="0"/>
+          <w:sz w:val="28"/>
+          <w:szCs w:val="28"/>
+          <w:lang w:val="en-US" w:eastAsia="ru-RU"/>
+          <w14:ligatures w14:val="none"/>
+        </w:rPr>
+      </w:pPr>
+      <w:r>
+        <w:rPr>
+          <w:noProof/>
+        </w:rPr>
+        <w:drawing>
+          <wp:inline distT="0" distB="0" distL="0" distR="0" wp14:anchorId="14D5599C" wp14:editId="57DB73DC">
+            <wp:extent cx="4349115" cy="2921000"/>
+            <wp:effectExtent l="0" t="0" r="0" b="0"/>
+            <wp:docPr id="6" name="Рисунок 6"/>
+            <wp:cNvGraphicFramePr>
+              <a:graphicFrameLocks xmlns:a="http://schemas.openxmlformats.org/drawingml/2006/main" noChangeAspect="1"/>
+            </wp:cNvGraphicFramePr>
+            <a:graphic xmlns:a="http://schemas.openxmlformats.org/drawingml/2006/main">
+              <a:graphicData uri="http://schemas.openxmlformats.org/drawingml/2006/picture">
+                <pic:pic xmlns:pic="http://schemas.openxmlformats.org/drawingml/2006/picture">
+                  <pic:nvPicPr>
+                    <pic:cNvPr id="6" name="Рисунок 6"/>
+                    <pic:cNvPicPr>
+                      <a:picLocks noChangeAspect="1"/>
+                    </pic:cNvPicPr>
+                  </pic:nvPicPr>
+                  <pic:blipFill>
+                    <a:blip r:embed="rId10"/>
+                    <a:stretch>
+                      <a:fillRect/>
+                    </a:stretch>
+                  </pic:blipFill>
+                  <pic:spPr>
+                    <a:xfrm>
+                      <a:off x="0" y="0"/>
+                      <a:ext cx="4381282" cy="2942555"/>
+                    </a:xfrm>
+                    <a:prstGeom prst="rect">
+                      <a:avLst/>
+                    </a:prstGeom>
+                  </pic:spPr>
+                </pic:pic>
+              </a:graphicData>
+            </a:graphic>
+          </wp:inline>
+        </w:drawing>
+      </w:r>
+    </w:p>
+    <w:p>
+      <w:pPr>
+        <w:spacing w:before="450" w:after="100" w:afterAutospacing="1" w:line="240" w:lineRule="auto"/>
+        <w:jc w:val="center"/>
+        <w:outlineLvl w:val="1"/>
+        <w:rPr>
+          <w:rFonts w:ascii="Times New Roman" w:eastAsia="Times New Roman" w:hAnsi="Times New Roman" w:cs="Times New Roman"/>
+          <w:b/>
+          <w:bCs/>
+          <w:color w:val="000000"/>
+          <w:kern w:val="0"/>
+          <w:sz w:val="28"/>
+          <w:szCs w:val="28"/>
+          <w:lang w:eastAsia="ru-RU"/>
+          <w14:ligatures w14:val="none"/>
+        </w:rPr>
+      </w:pPr>
+      <w:r>
+        <w:rPr>
+          <w:rFonts w:ascii="Times New Roman" w:eastAsia="Times New Roman" w:hAnsi="Times New Roman" w:cs="Times New Roman"/>
+          <w:b/>
+          <w:bCs/>
+          <w:color w:val="000000"/>
+          <w:kern w:val="0"/>
+          <w:sz w:val="28"/>
+          <w:szCs w:val="28"/>
+          <w:lang w:eastAsia="ru-RU"/>
+          <w14:ligatures w14:val="none"/>
+        </w:rPr>
+        <w:lastRenderedPageBreak/>
+        <w:t>Этап 2 (основной) — Садыков</w:t>
+      </w:r>
+    </w:p>
+    <w:p>
+      <w:pPr>
+        <w:spacing w:before="300" w:after="100" w:afterAutospacing="1" w:line="240" w:lineRule="auto"/>
+        <w:outlineLvl w:val="2"/>
+        <w:rPr>
+          <w:rFonts w:ascii="Times New Roman" w:eastAsia="Times New Roman" w:hAnsi="Times New Roman" w:cs="Times New Roman"/>
+          <w:b/>
+          <w:bCs/>
+          <w:color w:val="000000"/>
+          <w:kern w:val="0"/>
+          <w:sz w:val="28"/>
+          <w:szCs w:val="28"/>
+          <w:lang w:eastAsia="ru-RU"/>
+          <w14:ligatures w14:val="none"/>
+        </w:rPr>
+      </w:pPr>
+      <w:bookmarkStart w:id="0" w:name="_Hlk228191721"/>
+      <w:r>
+        <w:rPr>
+          <w:rFonts w:ascii="Times New Roman" w:eastAsia="Times New Roman" w:hAnsi="Times New Roman" w:cs="Times New Roman"/>
+          <w:b/>
+          <w:bCs/>
+          <w:color w:val="000000"/>
+          <w:kern w:val="0"/>
+          <w:sz w:val="28"/>
+          <w:szCs w:val="28"/>
+          <w:lang w:eastAsia="ru-RU"/>
+          <w14:ligatures w14:val="none"/>
+        </w:rPr>
+        <w:t>10. Создание ветки и переименование переменных</w:t>
+      </w:r>
+    </w:p>
+    <w:p>
+      <w:pPr>
+        <w:spacing w:before="75" w:after="75" w:line="240" w:lineRule="auto"/>
+        <w:ind w:firstLine="709"/>
+        <w:jc w:val="both"/>
+        <w:rPr>
+          <w:rFonts w:ascii="Times New Roman" w:eastAsia="Times New Roman" w:hAnsi="Times New Roman" w:cs="Times New Roman"/>
+          <w:color w:val="000000"/>
+          <w:kern w:val="0"/>
+          <w:sz w:val="28"/>
+          <w:szCs w:val="28"/>
+          <w:lang w:eastAsia="ru-RU"/>
+          <w14:ligatures w14:val="none"/>
+        </w:rPr>
+      </w:pPr>
+      <w:r>
+        <w:rPr>
+          <w:rFonts w:ascii="Times New Roman" w:eastAsia="Times New Roman" w:hAnsi="Times New Roman" w:cs="Times New Roman"/>
+          <w:color w:val="000000"/>
+          <w:kern w:val="0"/>
+          <w:sz w:val="28"/>
+          <w:szCs w:val="28"/>
+          <w:lang w:eastAsia="ru-RU"/>
+          <w14:ligatures w14:val="none"/>
+        </w:rPr>
+        <w:t>Садыков создал ветку </w:t>
+      </w:r>
+      <w:r>
+        <w:rPr>
+          <w:rFonts w:ascii="Courier New" w:eastAsia="Times New Roman" w:hAnsi="Courier New" w:cs="Courier New"/>
+          <w:color w:val="000000"/>
+          <w:kern w:val="0"/>
+          <w:sz w:val="20"/>
+          <w:szCs w:val="20"/>
+          <w:shd w:val="clear" w:color="auto" w:fill="F4F4F4"/>
+          <w:lang w:eastAsia="ru-RU"/>
+          <w14:ligatures w14:val="none"/>
+        </w:rPr>
+        <w:t>Sadykov</w:t>
+      </w:r>
+      <w:r>
+        <w:rPr>
+          <w:rFonts w:ascii="Times New Roman" w:eastAsia="Times New Roman" w:hAnsi="Times New Roman" w:cs="Times New Roman"/>
+          <w:color w:val="000000"/>
+          <w:kern w:val="0"/>
+          <w:sz w:val="28"/>
+          <w:szCs w:val="28"/>
+          <w:lang w:eastAsia="ru-RU"/>
+          <w14:ligatures w14:val="none"/>
+        </w:rPr>
+        <w:t>, переименовал переменные в коде проекта (</w:t>
+      </w:r>
+      <w:proofErr w:type="spellStart"/>
+      <w:r>
+        <w:rPr>
+          <w:rFonts w:ascii="Courier New" w:eastAsia="Times New Roman" w:hAnsi="Courier New" w:cs="Courier New"/>
+          <w:color w:val="000000"/>
+          <w:kern w:val="0"/>
+          <w:sz w:val="20"/>
+          <w:szCs w:val="20"/>
+          <w:shd w:val="clear" w:color="auto" w:fill="F4F4F4"/>
+          <w:lang w:eastAsia="ru-RU"/>
+          <w14:ligatures w14:val="none"/>
+        </w:rPr>
+        <w:t>int</w:t>
+      </w:r>
+      <w:proofErr w:type="spellEnd"/>
+      <w:r>
+        <w:rPr>
+          <w:rFonts w:ascii="Courier New" w:eastAsia="Times New Roman" w:hAnsi="Courier New" w:cs="Courier New"/>
+          <w:color w:val="000000"/>
+          <w:kern w:val="0"/>
+          <w:sz w:val="20"/>
+          <w:szCs w:val="20"/>
+          <w:shd w:val="clear" w:color="auto" w:fill="F4F4F4"/>
+          <w:lang w:eastAsia="ru-RU"/>
+          <w14:ligatures w14:val="none"/>
+        </w:rPr>
+        <w:t xml:space="preserve"> a</w:t>
+      </w:r>
+      <w:r>
+        <w:rPr>
+          <w:rFonts w:ascii="Times New Roman" w:eastAsia="Times New Roman" w:hAnsi="Times New Roman" w:cs="Times New Roman"/>
+          <w:color w:val="000000"/>
+          <w:kern w:val="0"/>
+          <w:sz w:val="28"/>
+          <w:szCs w:val="28"/>
+          <w:lang w:eastAsia="ru-RU"/>
+          <w14:ligatures w14:val="none"/>
+        </w:rPr>
+        <w:t> → </w:t>
+      </w:r>
+      <w:proofErr w:type="spellStart"/>
+      <w:r>
+        <w:rPr>
+          <w:rFonts w:ascii="Courier New" w:eastAsia="Times New Roman" w:hAnsi="Courier New" w:cs="Courier New"/>
+          <w:color w:val="000000"/>
+          <w:kern w:val="0"/>
+          <w:sz w:val="20"/>
+          <w:szCs w:val="20"/>
+          <w:shd w:val="clear" w:color="auto" w:fill="F4F4F4"/>
+          <w:lang w:eastAsia="ru-RU"/>
+          <w14:ligatures w14:val="none"/>
+        </w:rPr>
+        <w:t>int</w:t>
+      </w:r>
+      <w:proofErr w:type="spellEnd"/>
+      <w:r>
+        <w:rPr>
+          <w:rFonts w:ascii="Courier New" w:eastAsia="Times New Roman" w:hAnsi="Courier New" w:cs="Courier New"/>
+          <w:color w:val="000000"/>
+          <w:kern w:val="0"/>
+          <w:sz w:val="20"/>
+          <w:szCs w:val="20"/>
+          <w:shd w:val="clear" w:color="auto" w:fill="F4F4F4"/>
+          <w:lang w:eastAsia="ru-RU"/>
+          <w14:ligatures w14:val="none"/>
+        </w:rPr>
+        <w:t xml:space="preserve"> a1</w:t>
+      </w:r>
+      <w:r>
+        <w:rPr>
+          <w:rFonts w:ascii="Times New Roman" w:eastAsia="Times New Roman" w:hAnsi="Times New Roman" w:cs="Times New Roman"/>
+          <w:color w:val="000000"/>
+          <w:kern w:val="0"/>
+          <w:sz w:val="28"/>
+          <w:szCs w:val="28"/>
+          <w:lang w:eastAsia="ru-RU"/>
+          <w14:ligatures w14:val="none"/>
+        </w:rPr>
+        <w:t> и т.д.) и зафиксировал изменения:</w:t>
+      </w:r>
+    </w:p>
+    <w:p>
+      <w:pPr>
+        <w:pBdr>
+          <w:left w:val="single" w:sz="18" w:space="8" w:color="CCCCCC"/>
+        </w:pBdr>
+        <w:shd w:val="clear" w:color="auto" w:fill="F4F4F4"/>
+        <w:tabs>
+          <w:tab w:val="left" w:pos="916"/>
+          <w:tab w:val="left" w:pos="1832"/>
+          <w:tab w:val="left" w:pos="2748"/>
+          <w:tab w:val="left" w:pos="3664"/>
+          <w:tab w:val="left" w:pos="4580"/>
+          <w:tab w:val="left" w:pos="5496"/>
+          <w:tab w:val="left" w:pos="6412"/>
+          <w:tab w:val="left" w:pos="7328"/>
+          <w:tab w:val="left" w:pos="8244"/>
+          <w:tab w:val="left" w:pos="9160"/>
+          <w:tab w:val="left" w:pos="10076"/>
+          <w:tab w:val="left" w:pos="10992"/>
+          <w:tab w:val="left" w:pos="11908"/>
+          <w:tab w:val="left" w:pos="12824"/>
+          <w:tab w:val="left" w:pos="13740"/>
+          <w:tab w:val="left" w:pos="14656"/>
+        </w:tabs>
+        <w:spacing w:after="0" w:line="240" w:lineRule="auto"/>
+        <w:ind w:left="709"/>
+        <w:rPr>
+          <w:rFonts w:ascii="Courier New" w:eastAsia="Times New Roman" w:hAnsi="Courier New" w:cs="Courier New"/>
+          <w:color w:val="000000"/>
+          <w:kern w:val="0"/>
+          <w:lang w:val="en-US" w:eastAsia="ru-RU"/>
+          <w14:ligatures w14:val="none"/>
+        </w:rPr>
+      </w:pPr>
+      <w:r>
+        <w:rPr>
+          <w:rFonts w:ascii="Courier New" w:eastAsia="Times New Roman" w:hAnsi="Courier New" w:cs="Courier New"/>
+          <w:color w:val="000000"/>
+          <w:kern w:val="0"/>
+          <w:lang w:val="en-US" w:eastAsia="ru-RU"/>
+          <w14:ligatures w14:val="none"/>
+        </w:rPr>
+        <w:t>git checkout -b Sadykov</w:t>
+      </w:r>
+    </w:p>
+    <w:p>
+      <w:pPr>
+        <w:pBdr>
+          <w:left w:val="single" w:sz="18" w:space="8" w:color="CCCCCC"/>
+        </w:pBdr>
+        <w:shd w:val="clear" w:color="auto" w:fill="F4F4F4"/>
+        <w:tabs>
+          <w:tab w:val="left" w:pos="916"/>
+          <w:tab w:val="left" w:pos="1832"/>
+          <w:tab w:val="left" w:pos="2748"/>
+          <w:tab w:val="left" w:pos="3664"/>
+          <w:tab w:val="left" w:pos="4580"/>
+          <w:tab w:val="left" w:pos="5496"/>
+          <w:tab w:val="left" w:pos="6412"/>
+          <w:tab w:val="left" w:pos="7328"/>
+          <w:tab w:val="left" w:pos="8244"/>
+          <w:tab w:val="left" w:pos="9160"/>
+          <w:tab w:val="left" w:pos="10076"/>
+          <w:tab w:val="left" w:pos="10992"/>
+          <w:tab w:val="left" w:pos="11908"/>
+          <w:tab w:val="left" w:pos="12824"/>
+          <w:tab w:val="left" w:pos="13740"/>
+          <w:tab w:val="left" w:pos="14656"/>
+        </w:tabs>
+        <w:spacing w:after="0" w:line="240" w:lineRule="auto"/>
+        <w:ind w:left="709"/>
+        <w:rPr>
+          <w:rFonts w:ascii="Courier New" w:eastAsia="Times New Roman" w:hAnsi="Courier New" w:cs="Courier New"/>
+          <w:color w:val="000000"/>
+          <w:kern w:val="0"/>
+          <w:lang w:val="en-US" w:eastAsia="ru-RU"/>
+          <w14:ligatures w14:val="none"/>
+        </w:rPr>
+      </w:pPr>
+      <w:r>
+        <w:rPr>
+          <w:rFonts w:ascii="Courier New" w:eastAsia="Times New Roman" w:hAnsi="Courier New" w:cs="Courier New"/>
+          <w:color w:val="000000"/>
+          <w:kern w:val="0"/>
+          <w:lang w:val="en-US" w:eastAsia="ru-RU"/>
+          <w14:ligatures w14:val="none"/>
+        </w:rPr>
+        <w:t xml:space="preserve">git </w:t>
+      </w:r>
+      <w:proofErr w:type="gramStart"/>
+      <w:r>
+        <w:rPr>
+          <w:rFonts w:ascii="Courier New" w:eastAsia="Times New Roman" w:hAnsi="Courier New" w:cs="Courier New"/>
+          <w:color w:val="000000"/>
+          <w:kern w:val="0"/>
+          <w:lang w:val="en-US" w:eastAsia="ru-RU"/>
+          <w14:ligatures w14:val="none"/>
+        </w:rPr>
+        <w:t>add .</w:t>
+      </w:r>
+      <w:proofErr w:type="gramEnd"/>
+    </w:p>
+    <w:p>
+      <w:pPr>
+        <w:pBdr>
+          <w:left w:val="single" w:sz="18" w:space="8" w:color="CCCCCC"/>
+        </w:pBdr>
+        <w:shd w:val="clear" w:color="auto" w:fill="F4F4F4"/>
+        <w:tabs>
+          <w:tab w:val="left" w:pos="916"/>
+          <w:tab w:val="left" w:pos="1832"/>
+          <w:tab w:val="left" w:pos="2748"/>
+          <w:tab w:val="left" w:pos="3664"/>
+          <w:tab w:val="left" w:pos="4580"/>
+          <w:tab w:val="left" w:pos="5496"/>
+          <w:tab w:val="left" w:pos="6412"/>
+          <w:tab w:val="left" w:pos="7328"/>
+          <w:tab w:val="left" w:pos="8244"/>
+          <w:tab w:val="left" w:pos="9160"/>
+          <w:tab w:val="left" w:pos="10076"/>
+          <w:tab w:val="left" w:pos="10992"/>
+          <w:tab w:val="left" w:pos="11908"/>
+          <w:tab w:val="left" w:pos="12824"/>
+          <w:tab w:val="left" w:pos="13740"/>
+          <w:tab w:val="left" w:pos="14656"/>
+        </w:tabs>
+        <w:spacing w:after="0" w:line="240" w:lineRule="auto"/>
+        <w:ind w:left="709"/>
+        <w:rPr>
+          <w:rFonts w:ascii="Courier New" w:eastAsia="Times New Roman" w:hAnsi="Courier New" w:cs="Courier New"/>
+          <w:color w:val="000000"/>
+          <w:kern w:val="0"/>
+          <w:lang w:val="en-US" w:eastAsia="ru-RU"/>
+          <w14:ligatures w14:val="none"/>
+        </w:rPr>
+      </w:pPr>
+      <w:r>
+        <w:rPr>
+          <w:rFonts w:ascii="Courier New" w:eastAsia="Times New Roman" w:hAnsi="Courier New" w:cs="Courier New"/>
+          <w:color w:val="000000"/>
+          <w:kern w:val="0"/>
+          <w:lang w:val="en-US" w:eastAsia="ru-RU"/>
+          <w14:ligatures w14:val="none"/>
+        </w:rPr>
+        <w:t>git commit -m "rename variables in project"</w:t>
+      </w:r>
+    </w:p>
+    <w:p>
+      <w:pPr>
+        <w:spacing w:before="300" w:after="100" w:afterAutospacing="1" w:line="240" w:lineRule="auto"/>
+        <w:jc w:val="center"/>
+        <w:outlineLvl w:val="2"/>
+        <w:rPr>
+          <w:rFonts w:ascii="Times New Roman" w:eastAsia="Times New Roman" w:hAnsi="Times New Roman" w:cs="Times New Roman"/>
+          <w:b/>
+          <w:bCs/>
+          <w:color w:val="000000"/>
+          <w:kern w:val="0"/>
+          <w:sz w:val="28"/>
+          <w:szCs w:val="28"/>
+          <w:lang w:val="en-US" w:eastAsia="ru-RU"/>
+          <w14:ligatures w14:val="none"/>
+        </w:rPr>
+      </w:pPr>
+      <w:r>
+        <w:rPr>
+          <w:noProof/>
+        </w:rPr>
+        <w:drawing>
+          <wp:inline distT="0" distB="0" distL="0" distR="0" wp14:anchorId="18F8B5FC" wp14:editId="186A5014">
+            <wp:extent cx="4266565" cy="1961515"/>
             <wp:effectExtent l="0" t="0" r="635" b="635"/>
             <wp:docPr id="7" name="Рисунок 7"/>
             <wp:cNvGraphicFramePr>
@@ -1822,11 +3673,13 @@
               <a:graphicData uri="http://schemas.openxmlformats.org/drawingml/2006/picture">
                 <pic:pic xmlns:pic="http://schemas.openxmlformats.org/drawingml/2006/picture">
                   <pic:nvPicPr>
-                    <pic:cNvPr id="1" name=""/>
-                    <pic:cNvPicPr/>
+                    <pic:cNvPr id="7" name="Рисунок 7"/>
+                    <pic:cNvPicPr>
+                      <a:picLocks noChangeAspect="1"/>
+                    </pic:cNvPicPr>
                   </pic:nvPicPr>
                   <pic:blipFill>
-                    <a:blip r:embed="rId5"/>
+                    <a:blip r:embed="rId11"/>
                     <a:stretch>
                       <a:fillRect/>
                     </a:stretch>
@@ -1847,8 +3700,4096 @@
         </w:drawing>
       </w:r>
     </w:p>
-    <w:p>
-      <w:pPr>
+    <w:bookmarkEnd w:id="0"/>
+    <w:p>
+      <w:pPr>
+        <w:spacing w:before="300" w:after="100" w:afterAutospacing="1" w:line="240" w:lineRule="auto"/>
+        <w:outlineLvl w:val="2"/>
+        <w:rPr>
+          <w:rFonts w:ascii="Times New Roman" w:eastAsia="Times New Roman" w:hAnsi="Times New Roman" w:cs="Times New Roman"/>
+          <w:b/>
+          <w:bCs/>
+          <w:color w:val="000000"/>
+          <w:kern w:val="0"/>
+          <w:sz w:val="28"/>
+          <w:szCs w:val="28"/>
+          <w:lang w:eastAsia="ru-RU"/>
+          <w14:ligatures w14:val="none"/>
+        </w:rPr>
+      </w:pPr>
+      <w:r>
+        <w:rPr>
+          <w:rFonts w:ascii="Times New Roman" w:eastAsia="Times New Roman" w:hAnsi="Times New Roman" w:cs="Times New Roman"/>
+          <w:b/>
+          <w:bCs/>
+          <w:color w:val="000000"/>
+          <w:kern w:val="0"/>
+          <w:sz w:val="28"/>
+          <w:szCs w:val="28"/>
+          <w:lang w:eastAsia="ru-RU"/>
+          <w14:ligatures w14:val="none"/>
+        </w:rPr>
+        <w:t>11. Обновление отчёта и отправка ветки</w:t>
+      </w:r>
+    </w:p>
+    <w:p>
+      <w:pPr>
+        <w:spacing w:before="75" w:after="75" w:line="240" w:lineRule="auto"/>
+        <w:ind w:firstLine="709"/>
+        <w:jc w:val="both"/>
+        <w:rPr>
+          <w:rFonts w:ascii="Times New Roman" w:eastAsia="Times New Roman" w:hAnsi="Times New Roman" w:cs="Times New Roman"/>
+          <w:color w:val="000000"/>
+          <w:kern w:val="0"/>
+          <w:sz w:val="28"/>
+          <w:szCs w:val="28"/>
+          <w:lang w:eastAsia="ru-RU"/>
+          <w14:ligatures w14:val="none"/>
+        </w:rPr>
+      </w:pPr>
+      <w:r>
+        <w:rPr>
+          <w:rFonts w:ascii="Times New Roman" w:eastAsia="Times New Roman" w:hAnsi="Times New Roman" w:cs="Times New Roman"/>
+          <w:color w:val="000000"/>
+          <w:kern w:val="0"/>
+          <w:sz w:val="28"/>
+          <w:szCs w:val="28"/>
+          <w:lang w:eastAsia="ru-RU"/>
+          <w14:ligatures w14:val="none"/>
+        </w:rPr>
+        <w:t>Файл </w:t>
+      </w:r>
+      <w:r>
+        <w:rPr>
+          <w:rFonts w:ascii="Courier New" w:eastAsia="Times New Roman" w:hAnsi="Courier New" w:cs="Courier New"/>
+          <w:color w:val="000000"/>
+          <w:kern w:val="0"/>
+          <w:sz w:val="20"/>
+          <w:szCs w:val="20"/>
+          <w:shd w:val="clear" w:color="auto" w:fill="F4F4F4"/>
+          <w:lang w:eastAsia="ru-RU"/>
+          <w14:ligatures w14:val="none"/>
+        </w:rPr>
+        <w:t>1.docx</w:t>
+      </w:r>
+      <w:r>
+        <w:rPr>
+          <w:rFonts w:ascii="Times New Roman" w:eastAsia="Times New Roman" w:hAnsi="Times New Roman" w:cs="Times New Roman"/>
+          <w:color w:val="000000"/>
+          <w:kern w:val="0"/>
+          <w:sz w:val="28"/>
+          <w:szCs w:val="28"/>
+          <w:lang w:eastAsia="ru-RU"/>
+          <w14:ligatures w14:val="none"/>
+        </w:rPr>
+        <w:t xml:space="preserve"> был дополнен описанием действий, зафиксирован, после чего ветка отправлена на </w:t>
+      </w:r>
+      <w:proofErr w:type="spellStart"/>
+      <w:r>
+        <w:rPr>
+          <w:rFonts w:ascii="Times New Roman" w:eastAsia="Times New Roman" w:hAnsi="Times New Roman" w:cs="Times New Roman"/>
+          <w:color w:val="000000"/>
+          <w:kern w:val="0"/>
+          <w:sz w:val="28"/>
+          <w:szCs w:val="28"/>
+          <w:lang w:eastAsia="ru-RU"/>
+          <w14:ligatures w14:val="none"/>
+        </w:rPr>
+        <w:t>GitHub</w:t>
+      </w:r>
+      <w:proofErr w:type="spellEnd"/>
+      <w:r>
+        <w:rPr>
+          <w:rFonts w:ascii="Times New Roman" w:eastAsia="Times New Roman" w:hAnsi="Times New Roman" w:cs="Times New Roman"/>
+          <w:color w:val="000000"/>
+          <w:kern w:val="0"/>
+          <w:sz w:val="28"/>
+          <w:szCs w:val="28"/>
+          <w:lang w:eastAsia="ru-RU"/>
+          <w14:ligatures w14:val="none"/>
+        </w:rPr>
+        <w:t>:</w:t>
+      </w:r>
+    </w:p>
+    <w:p>
+      <w:pPr>
+        <w:pBdr>
+          <w:left w:val="single" w:sz="18" w:space="8" w:color="CCCCCC"/>
+        </w:pBdr>
+        <w:shd w:val="clear" w:color="auto" w:fill="F4F4F4"/>
+        <w:tabs>
+          <w:tab w:val="left" w:pos="916"/>
+          <w:tab w:val="left" w:pos="1832"/>
+          <w:tab w:val="left" w:pos="2748"/>
+          <w:tab w:val="left" w:pos="3664"/>
+          <w:tab w:val="left" w:pos="4580"/>
+          <w:tab w:val="left" w:pos="5496"/>
+          <w:tab w:val="left" w:pos="6412"/>
+          <w:tab w:val="left" w:pos="7328"/>
+          <w:tab w:val="left" w:pos="8244"/>
+          <w:tab w:val="left" w:pos="9160"/>
+          <w:tab w:val="left" w:pos="10076"/>
+          <w:tab w:val="left" w:pos="10992"/>
+          <w:tab w:val="left" w:pos="11908"/>
+          <w:tab w:val="left" w:pos="12824"/>
+          <w:tab w:val="left" w:pos="13740"/>
+          <w:tab w:val="left" w:pos="14656"/>
+        </w:tabs>
+        <w:spacing w:after="0" w:line="240" w:lineRule="auto"/>
+        <w:ind w:left="709"/>
+        <w:rPr>
+          <w:rFonts w:ascii="Courier New" w:eastAsia="Times New Roman" w:hAnsi="Courier New" w:cs="Courier New"/>
+          <w:color w:val="000000"/>
+          <w:kern w:val="0"/>
+          <w:lang w:val="en-US" w:eastAsia="ru-RU"/>
+          <w14:ligatures w14:val="none"/>
+        </w:rPr>
+      </w:pPr>
+      <w:r>
+        <w:rPr>
+          <w:rFonts w:ascii="Courier New" w:eastAsia="Times New Roman" w:hAnsi="Courier New" w:cs="Courier New"/>
+          <w:color w:val="000000"/>
+          <w:kern w:val="0"/>
+          <w:lang w:val="en-US" w:eastAsia="ru-RU"/>
+          <w14:ligatures w14:val="none"/>
+        </w:rPr>
+        <w:t>git add 1.docx</w:t>
+      </w:r>
+    </w:p>
+    <w:p>
+      <w:pPr>
+        <w:pBdr>
+          <w:left w:val="single" w:sz="18" w:space="8" w:color="CCCCCC"/>
+        </w:pBdr>
+        <w:shd w:val="clear" w:color="auto" w:fill="F4F4F4"/>
+        <w:tabs>
+          <w:tab w:val="left" w:pos="916"/>
+          <w:tab w:val="left" w:pos="1832"/>
+          <w:tab w:val="left" w:pos="2748"/>
+          <w:tab w:val="left" w:pos="3664"/>
+          <w:tab w:val="left" w:pos="4580"/>
+          <w:tab w:val="left" w:pos="5496"/>
+          <w:tab w:val="left" w:pos="6412"/>
+          <w:tab w:val="left" w:pos="7328"/>
+          <w:tab w:val="left" w:pos="8244"/>
+          <w:tab w:val="left" w:pos="9160"/>
+          <w:tab w:val="left" w:pos="10076"/>
+          <w:tab w:val="left" w:pos="10992"/>
+          <w:tab w:val="left" w:pos="11908"/>
+          <w:tab w:val="left" w:pos="12824"/>
+          <w:tab w:val="left" w:pos="13740"/>
+          <w:tab w:val="left" w:pos="14656"/>
+        </w:tabs>
+        <w:spacing w:after="0" w:line="240" w:lineRule="auto"/>
+        <w:ind w:left="709"/>
+        <w:rPr>
+          <w:rFonts w:ascii="Courier New" w:eastAsia="Times New Roman" w:hAnsi="Courier New" w:cs="Courier New"/>
+          <w:color w:val="000000"/>
+          <w:kern w:val="0"/>
+          <w:lang w:val="en-US" w:eastAsia="ru-RU"/>
+          <w14:ligatures w14:val="none"/>
+        </w:rPr>
+      </w:pPr>
+      <w:r>
+        <w:rPr>
+          <w:rFonts w:ascii="Courier New" w:eastAsia="Times New Roman" w:hAnsi="Courier New" w:cs="Courier New"/>
+          <w:color w:val="000000"/>
+          <w:kern w:val="0"/>
+          <w:lang w:val="en-US" w:eastAsia="ru-RU"/>
+          <w14:ligatures w14:val="none"/>
+        </w:rPr>
+        <w:t>git commit -m "update report"</w:t>
+      </w:r>
+    </w:p>
+    <w:p>
+      <w:pPr>
+        <w:pBdr>
+          <w:left w:val="single" w:sz="18" w:space="8" w:color="CCCCCC"/>
+        </w:pBdr>
+        <w:shd w:val="clear" w:color="auto" w:fill="F4F4F4"/>
+        <w:tabs>
+          <w:tab w:val="left" w:pos="916"/>
+          <w:tab w:val="left" w:pos="1832"/>
+          <w:tab w:val="left" w:pos="2748"/>
+          <w:tab w:val="left" w:pos="3664"/>
+          <w:tab w:val="left" w:pos="4580"/>
+          <w:tab w:val="left" w:pos="5496"/>
+          <w:tab w:val="left" w:pos="6412"/>
+          <w:tab w:val="left" w:pos="7328"/>
+          <w:tab w:val="left" w:pos="8244"/>
+          <w:tab w:val="left" w:pos="9160"/>
+          <w:tab w:val="left" w:pos="10076"/>
+          <w:tab w:val="left" w:pos="10992"/>
+          <w:tab w:val="left" w:pos="11908"/>
+          <w:tab w:val="left" w:pos="12824"/>
+          <w:tab w:val="left" w:pos="13740"/>
+          <w:tab w:val="left" w:pos="14656"/>
+        </w:tabs>
+        <w:spacing w:after="0" w:line="240" w:lineRule="auto"/>
+        <w:ind w:left="709"/>
+        <w:rPr>
+          <w:rFonts w:ascii="Courier New" w:eastAsia="Times New Roman" w:hAnsi="Courier New" w:cs="Courier New"/>
+          <w:color w:val="000000"/>
+          <w:kern w:val="0"/>
+          <w:lang w:val="en-US" w:eastAsia="ru-RU"/>
+          <w14:ligatures w14:val="none"/>
+        </w:rPr>
+      </w:pPr>
+      <w:r>
+        <w:rPr>
+          <w:rFonts w:ascii="Courier New" w:eastAsia="Times New Roman" w:hAnsi="Courier New" w:cs="Courier New"/>
+          <w:color w:val="000000"/>
+          <w:kern w:val="0"/>
+          <w:lang w:val="en-US" w:eastAsia="ru-RU"/>
+          <w14:ligatures w14:val="none"/>
+        </w:rPr>
+        <w:t>git push origin Sadykov</w:t>
+      </w:r>
+    </w:p>
+    <w:p>
+      <w:pPr>
+        <w:spacing w:before="300" w:after="100" w:afterAutospacing="1" w:line="240" w:lineRule="auto"/>
+        <w:jc w:val="center"/>
+        <w:outlineLvl w:val="2"/>
+        <w:rPr>
+          <w:rFonts w:ascii="Times New Roman" w:eastAsia="Times New Roman" w:hAnsi="Times New Roman" w:cs="Times New Roman"/>
+          <w:b/>
+          <w:bCs/>
+          <w:color w:val="000000"/>
+          <w:kern w:val="0"/>
+          <w:sz w:val="28"/>
+          <w:szCs w:val="28"/>
+          <w:lang w:val="en-US" w:eastAsia="ru-RU"/>
+          <w14:ligatures w14:val="none"/>
+        </w:rPr>
+      </w:pPr>
+      <w:r>
+        <w:rPr>
+          <w:noProof/>
+        </w:rPr>
+        <w:drawing>
+          <wp:inline distT="0" distB="0" distL="0" distR="0" wp14:anchorId="418EC657" wp14:editId="1D5BBE7D">
+            <wp:extent cx="5755640" cy="3122930"/>
+            <wp:effectExtent l="0" t="0" r="0" b="1270"/>
+            <wp:docPr id="8" name="Рисунок 8"/>
+            <wp:cNvGraphicFramePr>
+              <a:graphicFrameLocks xmlns:a="http://schemas.openxmlformats.org/drawingml/2006/main" noChangeAspect="1"/>
+            </wp:cNvGraphicFramePr>
+            <a:graphic xmlns:a="http://schemas.openxmlformats.org/drawingml/2006/main">
+              <a:graphicData uri="http://schemas.openxmlformats.org/drawingml/2006/picture">
+                <pic:pic xmlns:pic="http://schemas.openxmlformats.org/drawingml/2006/picture">
+                  <pic:nvPicPr>
+                    <pic:cNvPr id="8" name="Рисунок 8"/>
+                    <pic:cNvPicPr>
+                      <a:picLocks noChangeAspect="1"/>
+                    </pic:cNvPicPr>
+                  </pic:nvPicPr>
+                  <pic:blipFill>
+                    <a:blip r:embed="rId12"/>
+                    <a:stretch>
+                      <a:fillRect/>
+                    </a:stretch>
+                  </pic:blipFill>
+                  <pic:spPr>
+                    <a:xfrm>
+                      <a:off x="0" y="0"/>
+                      <a:ext cx="5789036" cy="3141117"/>
+                    </a:xfrm>
+                    <a:prstGeom prst="rect">
+                      <a:avLst/>
+                    </a:prstGeom>
+                  </pic:spPr>
+                </pic:pic>
+              </a:graphicData>
+            </a:graphic>
+          </wp:inline>
+        </w:drawing>
+      </w:r>
+    </w:p>
+    <w:p>
+      <w:pPr>
+        <w:spacing w:before="300" w:after="100" w:afterAutospacing="1" w:line="240" w:lineRule="auto"/>
+        <w:jc w:val="center"/>
+        <w:outlineLvl w:val="2"/>
+        <w:rPr>
+          <w:rFonts w:ascii="Times New Roman" w:eastAsia="Times New Roman" w:hAnsi="Times New Roman" w:cs="Times New Roman"/>
+          <w:b/>
+          <w:bCs/>
+          <w:color w:val="000000"/>
+          <w:kern w:val="0"/>
+          <w:sz w:val="28"/>
+          <w:szCs w:val="28"/>
+          <w:lang w:val="en-US" w:eastAsia="ru-RU"/>
+          <w14:ligatures w14:val="none"/>
+        </w:rPr>
+      </w:pPr>
+    </w:p>
+    <w:p>
+      <w:pPr>
+        <w:spacing w:before="300" w:after="100" w:afterAutospacing="1" w:line="240" w:lineRule="auto"/>
+        <w:outlineLvl w:val="2"/>
+        <w:rPr>
+          <w:rFonts w:ascii="Times New Roman" w:eastAsia="Times New Roman" w:hAnsi="Times New Roman" w:cs="Times New Roman"/>
+          <w:b/>
+          <w:bCs/>
+          <w:color w:val="000000"/>
+          <w:kern w:val="0"/>
+          <w:sz w:val="28"/>
+          <w:szCs w:val="28"/>
+          <w:lang w:eastAsia="ru-RU"/>
+          <w14:ligatures w14:val="none"/>
+        </w:rPr>
+      </w:pPr>
+      <w:r>
+        <w:rPr>
+          <w:rFonts w:ascii="Times New Roman" w:eastAsia="Times New Roman" w:hAnsi="Times New Roman" w:cs="Times New Roman"/>
+          <w:b/>
+          <w:bCs/>
+          <w:color w:val="000000"/>
+          <w:kern w:val="0"/>
+          <w:sz w:val="28"/>
+          <w:szCs w:val="28"/>
+          <w:lang w:eastAsia="ru-RU"/>
+          <w14:ligatures w14:val="none"/>
+        </w:rPr>
+        <w:lastRenderedPageBreak/>
+        <w:t xml:space="preserve">12. Слияние ветки Sadykov с </w:t>
+      </w:r>
+      <w:proofErr w:type="spellStart"/>
+      <w:r>
+        <w:rPr>
+          <w:rFonts w:ascii="Times New Roman" w:eastAsia="Times New Roman" w:hAnsi="Times New Roman" w:cs="Times New Roman"/>
+          <w:b/>
+          <w:bCs/>
+          <w:color w:val="000000"/>
+          <w:kern w:val="0"/>
+          <w:sz w:val="28"/>
+          <w:szCs w:val="28"/>
+          <w:lang w:eastAsia="ru-RU"/>
+          <w14:ligatures w14:val="none"/>
+        </w:rPr>
+        <w:t>main</w:t>
+      </w:r>
+      <w:proofErr w:type="spellEnd"/>
+    </w:p>
+    <w:p>
+      <w:pPr>
+        <w:spacing w:before="75" w:after="75" w:line="240" w:lineRule="auto"/>
+        <w:ind w:firstLine="709"/>
+        <w:jc w:val="both"/>
+        <w:rPr>
+          <w:rFonts w:ascii="Times New Roman" w:eastAsia="Times New Roman" w:hAnsi="Times New Roman" w:cs="Times New Roman"/>
+          <w:color w:val="000000"/>
+          <w:kern w:val="0"/>
+          <w:sz w:val="28"/>
+          <w:szCs w:val="28"/>
+          <w:lang w:eastAsia="ru-RU"/>
+          <w14:ligatures w14:val="none"/>
+        </w:rPr>
+      </w:pPr>
+      <w:r>
+        <w:rPr>
+          <w:rFonts w:ascii="Times New Roman" w:eastAsia="Times New Roman" w:hAnsi="Times New Roman" w:cs="Times New Roman"/>
+          <w:color w:val="000000"/>
+          <w:kern w:val="0"/>
+          <w:sz w:val="28"/>
+          <w:szCs w:val="28"/>
+          <w:lang w:eastAsia="ru-RU"/>
+          <w14:ligatures w14:val="none"/>
+        </w:rPr>
+        <w:t>После проверки изменений было выполнено слияние с главной веткой:</w:t>
+      </w:r>
+    </w:p>
+    <w:p>
+      <w:pPr>
+        <w:pBdr>
+          <w:left w:val="single" w:sz="18" w:space="8" w:color="CCCCCC"/>
+        </w:pBdr>
+        <w:shd w:val="clear" w:color="auto" w:fill="F4F4F4"/>
+        <w:tabs>
+          <w:tab w:val="left" w:pos="916"/>
+          <w:tab w:val="left" w:pos="1832"/>
+          <w:tab w:val="left" w:pos="2748"/>
+          <w:tab w:val="left" w:pos="3664"/>
+          <w:tab w:val="left" w:pos="4580"/>
+          <w:tab w:val="left" w:pos="5496"/>
+          <w:tab w:val="left" w:pos="6412"/>
+          <w:tab w:val="left" w:pos="7328"/>
+          <w:tab w:val="left" w:pos="8244"/>
+          <w:tab w:val="left" w:pos="9160"/>
+          <w:tab w:val="left" w:pos="10076"/>
+          <w:tab w:val="left" w:pos="10992"/>
+          <w:tab w:val="left" w:pos="11908"/>
+          <w:tab w:val="left" w:pos="12824"/>
+          <w:tab w:val="left" w:pos="13740"/>
+          <w:tab w:val="left" w:pos="14656"/>
+        </w:tabs>
+        <w:spacing w:after="0" w:line="240" w:lineRule="auto"/>
+        <w:ind w:left="709"/>
+        <w:rPr>
+          <w:rFonts w:ascii="Courier New" w:eastAsia="Times New Roman" w:hAnsi="Courier New" w:cs="Courier New"/>
+          <w:color w:val="000000"/>
+          <w:kern w:val="0"/>
+          <w:lang w:val="en-US" w:eastAsia="ru-RU"/>
+          <w14:ligatures w14:val="none"/>
+        </w:rPr>
+      </w:pPr>
+      <w:r>
+        <w:rPr>
+          <w:rFonts w:ascii="Courier New" w:eastAsia="Times New Roman" w:hAnsi="Courier New" w:cs="Courier New"/>
+          <w:color w:val="000000"/>
+          <w:kern w:val="0"/>
+          <w:lang w:val="en-US" w:eastAsia="ru-RU"/>
+          <w14:ligatures w14:val="none"/>
+        </w:rPr>
+        <w:t>git checkout main</w:t>
+      </w:r>
+    </w:p>
+    <w:p>
+      <w:pPr>
+        <w:pBdr>
+          <w:left w:val="single" w:sz="18" w:space="8" w:color="CCCCCC"/>
+        </w:pBdr>
+        <w:shd w:val="clear" w:color="auto" w:fill="F4F4F4"/>
+        <w:tabs>
+          <w:tab w:val="left" w:pos="916"/>
+          <w:tab w:val="left" w:pos="1832"/>
+          <w:tab w:val="left" w:pos="2748"/>
+          <w:tab w:val="left" w:pos="3664"/>
+          <w:tab w:val="left" w:pos="4580"/>
+          <w:tab w:val="left" w:pos="5496"/>
+          <w:tab w:val="left" w:pos="6412"/>
+          <w:tab w:val="left" w:pos="7328"/>
+          <w:tab w:val="left" w:pos="8244"/>
+          <w:tab w:val="left" w:pos="9160"/>
+          <w:tab w:val="left" w:pos="10076"/>
+          <w:tab w:val="left" w:pos="10992"/>
+          <w:tab w:val="left" w:pos="11908"/>
+          <w:tab w:val="left" w:pos="12824"/>
+          <w:tab w:val="left" w:pos="13740"/>
+          <w:tab w:val="left" w:pos="14656"/>
+        </w:tabs>
+        <w:spacing w:after="0" w:line="240" w:lineRule="auto"/>
+        <w:ind w:left="709"/>
+        <w:rPr>
+          <w:rFonts w:ascii="Courier New" w:eastAsia="Times New Roman" w:hAnsi="Courier New" w:cs="Courier New"/>
+          <w:color w:val="000000"/>
+          <w:kern w:val="0"/>
+          <w:lang w:val="en-US" w:eastAsia="ru-RU"/>
+          <w14:ligatures w14:val="none"/>
+        </w:rPr>
+      </w:pPr>
+      <w:r>
+        <w:rPr>
+          <w:rFonts w:ascii="Courier New" w:eastAsia="Times New Roman" w:hAnsi="Courier New" w:cs="Courier New"/>
+          <w:color w:val="000000"/>
+          <w:kern w:val="0"/>
+          <w:lang w:val="en-US" w:eastAsia="ru-RU"/>
+          <w14:ligatures w14:val="none"/>
+        </w:rPr>
+        <w:t>git pull origin main</w:t>
+      </w:r>
+    </w:p>
+    <w:p>
+      <w:pPr>
+        <w:pBdr>
+          <w:left w:val="single" w:sz="18" w:space="8" w:color="CCCCCC"/>
+        </w:pBdr>
+        <w:shd w:val="clear" w:color="auto" w:fill="F4F4F4"/>
+        <w:tabs>
+          <w:tab w:val="left" w:pos="916"/>
+          <w:tab w:val="left" w:pos="1832"/>
+          <w:tab w:val="left" w:pos="2748"/>
+          <w:tab w:val="left" w:pos="3664"/>
+          <w:tab w:val="left" w:pos="4580"/>
+          <w:tab w:val="left" w:pos="5496"/>
+          <w:tab w:val="left" w:pos="6412"/>
+          <w:tab w:val="left" w:pos="7328"/>
+          <w:tab w:val="left" w:pos="8244"/>
+          <w:tab w:val="left" w:pos="9160"/>
+          <w:tab w:val="left" w:pos="10076"/>
+          <w:tab w:val="left" w:pos="10992"/>
+          <w:tab w:val="left" w:pos="11908"/>
+          <w:tab w:val="left" w:pos="12824"/>
+          <w:tab w:val="left" w:pos="13740"/>
+          <w:tab w:val="left" w:pos="14656"/>
+        </w:tabs>
+        <w:spacing w:after="0" w:line="240" w:lineRule="auto"/>
+        <w:ind w:left="709"/>
+        <w:rPr>
+          <w:rFonts w:ascii="Courier New" w:eastAsia="Times New Roman" w:hAnsi="Courier New" w:cs="Courier New"/>
+          <w:color w:val="000000"/>
+          <w:kern w:val="0"/>
+          <w:lang w:val="en-US" w:eastAsia="ru-RU"/>
+          <w14:ligatures w14:val="none"/>
+        </w:rPr>
+      </w:pPr>
+      <w:r>
+        <w:rPr>
+          <w:rFonts w:ascii="Courier New" w:eastAsia="Times New Roman" w:hAnsi="Courier New" w:cs="Courier New"/>
+          <w:color w:val="000000"/>
+          <w:kern w:val="0"/>
+          <w:lang w:val="en-US" w:eastAsia="ru-RU"/>
+          <w14:ligatures w14:val="none"/>
+        </w:rPr>
+        <w:t>git merge Sadykov</w:t>
+      </w:r>
+    </w:p>
+    <w:p>
+      <w:pPr>
+        <w:pBdr>
+          <w:left w:val="single" w:sz="18" w:space="8" w:color="CCCCCC"/>
+        </w:pBdr>
+        <w:shd w:val="clear" w:color="auto" w:fill="F4F4F4"/>
+        <w:tabs>
+          <w:tab w:val="left" w:pos="916"/>
+          <w:tab w:val="left" w:pos="1832"/>
+          <w:tab w:val="left" w:pos="2748"/>
+          <w:tab w:val="left" w:pos="3664"/>
+          <w:tab w:val="left" w:pos="4580"/>
+          <w:tab w:val="left" w:pos="5496"/>
+          <w:tab w:val="left" w:pos="6412"/>
+          <w:tab w:val="left" w:pos="7328"/>
+          <w:tab w:val="left" w:pos="8244"/>
+          <w:tab w:val="left" w:pos="9160"/>
+          <w:tab w:val="left" w:pos="10076"/>
+          <w:tab w:val="left" w:pos="10992"/>
+          <w:tab w:val="left" w:pos="11908"/>
+          <w:tab w:val="left" w:pos="12824"/>
+          <w:tab w:val="left" w:pos="13740"/>
+          <w:tab w:val="left" w:pos="14656"/>
+        </w:tabs>
+        <w:spacing w:after="0" w:line="240" w:lineRule="auto"/>
+        <w:ind w:left="709"/>
+        <w:rPr>
+          <w:rFonts w:ascii="Courier New" w:eastAsia="Times New Roman" w:hAnsi="Courier New" w:cs="Courier New"/>
+          <w:color w:val="000000"/>
+          <w:kern w:val="0"/>
+          <w:lang w:val="en-US" w:eastAsia="ru-RU"/>
+          <w14:ligatures w14:val="none"/>
+        </w:rPr>
+      </w:pPr>
+      <w:r>
+        <w:rPr>
+          <w:rFonts w:ascii="Courier New" w:eastAsia="Times New Roman" w:hAnsi="Courier New" w:cs="Courier New"/>
+          <w:color w:val="000000"/>
+          <w:kern w:val="0"/>
+          <w:lang w:val="en-US" w:eastAsia="ru-RU"/>
+          <w14:ligatures w14:val="none"/>
+        </w:rPr>
+        <w:t>git push origin main</w:t>
+      </w:r>
+    </w:p>
+    <w:p>
+      <w:pPr>
+        <w:spacing w:before="450" w:after="100" w:afterAutospacing="1" w:line="240" w:lineRule="auto"/>
+        <w:jc w:val="center"/>
+        <w:outlineLvl w:val="1"/>
+        <w:rPr>
+          <w:rFonts w:ascii="Times New Roman" w:eastAsia="Times New Roman" w:hAnsi="Times New Roman" w:cs="Times New Roman"/>
+          <w:b/>
+          <w:bCs/>
+          <w:color w:val="000000"/>
+          <w:kern w:val="0"/>
+          <w:sz w:val="28"/>
+          <w:szCs w:val="28"/>
+          <w:lang w:val="en-US" w:eastAsia="ru-RU"/>
+          <w14:ligatures w14:val="none"/>
+        </w:rPr>
+      </w:pPr>
+      <w:r>
+        <w:rPr>
+          <w:noProof/>
+        </w:rPr>
+        <w:drawing>
+          <wp:inline distT="0" distB="0" distL="0" distR="0" wp14:anchorId="63A794CE" wp14:editId="2F04830C">
+            <wp:extent cx="4200975" cy="3241964"/>
+            <wp:effectExtent l="0" t="0" r="9525" b="0"/>
+            <wp:docPr id="9" name="Рисунок 9"/>
+            <wp:cNvGraphicFramePr>
+              <a:graphicFrameLocks xmlns:a="http://schemas.openxmlformats.org/drawingml/2006/main" noChangeAspect="1"/>
+            </wp:cNvGraphicFramePr>
+            <a:graphic xmlns:a="http://schemas.openxmlformats.org/drawingml/2006/main">
+              <a:graphicData uri="http://schemas.openxmlformats.org/drawingml/2006/picture">
+                <pic:pic xmlns:pic="http://schemas.openxmlformats.org/drawingml/2006/picture">
+                  <pic:nvPicPr>
+                    <pic:cNvPr id="9" name="Рисунок 9"/>
+                    <pic:cNvPicPr>
+                      <a:picLocks noChangeAspect="1"/>
+                    </pic:cNvPicPr>
+                  </pic:nvPicPr>
+                  <pic:blipFill>
+                    <a:blip r:embed="rId13"/>
+                    <a:stretch>
+                      <a:fillRect/>
+                    </a:stretch>
+                  </pic:blipFill>
+                  <pic:spPr>
+                    <a:xfrm>
+                      <a:off x="0" y="0"/>
+                      <a:ext cx="4205626" cy="3245554"/>
+                    </a:xfrm>
+                    <a:prstGeom prst="rect">
+                      <a:avLst/>
+                    </a:prstGeom>
+                  </pic:spPr>
+                </pic:pic>
+              </a:graphicData>
+            </a:graphic>
+          </wp:inline>
+        </w:drawing>
+      </w:r>
+    </w:p>
+    <w:p>
+      <w:pPr>
+        <w:spacing w:before="450" w:after="100" w:afterAutospacing="1" w:line="240" w:lineRule="auto"/>
+        <w:jc w:val="center"/>
+        <w:outlineLvl w:val="1"/>
+        <w:rPr>
+          <w:rFonts w:ascii="Times New Roman" w:eastAsia="Times New Roman" w:hAnsi="Times New Roman" w:cs="Times New Roman"/>
+          <w:b/>
+          <w:bCs/>
+          <w:color w:val="000000"/>
+          <w:kern w:val="0"/>
+          <w:sz w:val="28"/>
+          <w:szCs w:val="28"/>
+          <w:lang w:eastAsia="ru-RU"/>
+          <w14:ligatures w14:val="none"/>
+        </w:rPr>
+      </w:pPr>
+      <w:r>
+        <w:rPr>
+          <w:rFonts w:ascii="Times New Roman" w:eastAsia="Times New Roman" w:hAnsi="Times New Roman" w:cs="Times New Roman"/>
+          <w:b/>
+          <w:bCs/>
+          <w:color w:val="000000"/>
+          <w:kern w:val="0"/>
+          <w:sz w:val="28"/>
+          <w:szCs w:val="28"/>
+          <w:lang w:eastAsia="ru-RU"/>
+          <w14:ligatures w14:val="none"/>
+        </w:rPr>
+        <w:t xml:space="preserve">Этап 2 (основной) — </w:t>
+      </w:r>
+      <w:proofErr w:type="spellStart"/>
+      <w:r>
+        <w:rPr>
+          <w:rFonts w:ascii="Times New Roman" w:eastAsia="Times New Roman" w:hAnsi="Times New Roman" w:cs="Times New Roman"/>
+          <w:b/>
+          <w:bCs/>
+          <w:color w:val="000000"/>
+          <w:kern w:val="0"/>
+          <w:sz w:val="28"/>
+          <w:szCs w:val="28"/>
+          <w:lang w:eastAsia="ru-RU"/>
+          <w14:ligatures w14:val="none"/>
+        </w:rPr>
+        <w:t>Мочланов</w:t>
+      </w:r>
+      <w:proofErr w:type="spellEnd"/>
+    </w:p>
+    <w:p>
+      <w:pPr>
+        <w:spacing w:before="300" w:after="100" w:afterAutospacing="1" w:line="240" w:lineRule="auto"/>
+        <w:outlineLvl w:val="2"/>
+        <w:rPr>
+          <w:rFonts w:ascii="Times New Roman" w:eastAsia="Times New Roman" w:hAnsi="Times New Roman" w:cs="Times New Roman"/>
+          <w:b/>
+          <w:bCs/>
+          <w:color w:val="000000"/>
+          <w:kern w:val="0"/>
+          <w:sz w:val="28"/>
+          <w:szCs w:val="28"/>
+          <w:lang w:eastAsia="ru-RU"/>
+          <w14:ligatures w14:val="none"/>
+        </w:rPr>
+      </w:pPr>
+      <w:r>
+        <w:rPr>
+          <w:rFonts w:ascii="Times New Roman" w:eastAsia="Times New Roman" w:hAnsi="Times New Roman" w:cs="Times New Roman"/>
+          <w:b/>
+          <w:bCs/>
+          <w:color w:val="000000"/>
+          <w:kern w:val="0"/>
+          <w:sz w:val="28"/>
+          <w:szCs w:val="28"/>
+          <w:lang w:eastAsia="ru-RU"/>
+          <w14:ligatures w14:val="none"/>
+        </w:rPr>
+        <w:t>13. Клонирование репозитория и создание ветки</w:t>
+      </w:r>
+    </w:p>
+    <w:p>
+      <w:pPr>
+        <w:spacing w:before="75" w:after="75" w:line="240" w:lineRule="auto"/>
+        <w:ind w:firstLine="709"/>
+        <w:jc w:val="both"/>
+        <w:rPr>
+          <w:rFonts w:ascii="Times New Roman" w:eastAsia="Times New Roman" w:hAnsi="Times New Roman" w:cs="Times New Roman"/>
+          <w:color w:val="000000"/>
+          <w:kern w:val="0"/>
+          <w:sz w:val="28"/>
+          <w:szCs w:val="28"/>
+          <w:lang w:eastAsia="ru-RU"/>
+          <w14:ligatures w14:val="none"/>
+        </w:rPr>
+      </w:pPr>
+      <w:proofErr w:type="spellStart"/>
+      <w:r>
+        <w:rPr>
+          <w:rFonts w:ascii="Times New Roman" w:eastAsia="Times New Roman" w:hAnsi="Times New Roman" w:cs="Times New Roman"/>
+          <w:color w:val="000000"/>
+          <w:kern w:val="0"/>
+          <w:sz w:val="28"/>
+          <w:szCs w:val="28"/>
+          <w:lang w:eastAsia="ru-RU"/>
+          <w14:ligatures w14:val="none"/>
+        </w:rPr>
+        <w:t>Мочланов</w:t>
+      </w:r>
+      <w:proofErr w:type="spellEnd"/>
+      <w:r>
+        <w:rPr>
+          <w:rFonts w:ascii="Times New Roman" w:eastAsia="Times New Roman" w:hAnsi="Times New Roman" w:cs="Times New Roman"/>
+          <w:color w:val="000000"/>
+          <w:kern w:val="0"/>
+          <w:sz w:val="28"/>
+          <w:szCs w:val="28"/>
+          <w:lang w:eastAsia="ru-RU"/>
+          <w14:ligatures w14:val="none"/>
+        </w:rPr>
+        <w:t xml:space="preserve"> </w:t>
+      </w:r>
+      <w:proofErr w:type="spellStart"/>
+      <w:r>
+        <w:rPr>
+          <w:rFonts w:ascii="Times New Roman" w:eastAsia="Times New Roman" w:hAnsi="Times New Roman" w:cs="Times New Roman"/>
+          <w:color w:val="000000"/>
+          <w:kern w:val="0"/>
+          <w:sz w:val="28"/>
+          <w:szCs w:val="28"/>
+          <w:lang w:eastAsia="ru-RU"/>
+          <w14:ligatures w14:val="none"/>
+        </w:rPr>
+        <w:t>склонировал</w:t>
+      </w:r>
+      <w:proofErr w:type="spellEnd"/>
+      <w:r>
+        <w:rPr>
+          <w:rFonts w:ascii="Times New Roman" w:eastAsia="Times New Roman" w:hAnsi="Times New Roman" w:cs="Times New Roman"/>
+          <w:color w:val="000000"/>
+          <w:kern w:val="0"/>
+          <w:sz w:val="28"/>
+          <w:szCs w:val="28"/>
+          <w:lang w:eastAsia="ru-RU"/>
+          <w14:ligatures w14:val="none"/>
+        </w:rPr>
+        <w:t xml:space="preserve"> репозиторий </w:t>
+      </w:r>
+      <w:proofErr w:type="spellStart"/>
+      <w:r>
+        <w:rPr>
+          <w:rFonts w:ascii="Courier New" w:eastAsia="Times New Roman" w:hAnsi="Courier New" w:cs="Courier New"/>
+          <w:color w:val="000000"/>
+          <w:kern w:val="0"/>
+          <w:sz w:val="20"/>
+          <w:szCs w:val="20"/>
+          <w:shd w:val="clear" w:color="auto" w:fill="F4F4F4"/>
+          <w:lang w:eastAsia="ru-RU"/>
+          <w14:ligatures w14:val="none"/>
+        </w:rPr>
+        <w:t>FinalWork</w:t>
+      </w:r>
+      <w:proofErr w:type="spellEnd"/>
+      <w:r>
+        <w:rPr>
+          <w:rFonts w:ascii="Times New Roman" w:eastAsia="Times New Roman" w:hAnsi="Times New Roman" w:cs="Times New Roman"/>
+          <w:color w:val="000000"/>
+          <w:kern w:val="0"/>
+          <w:sz w:val="28"/>
+          <w:szCs w:val="28"/>
+          <w:lang w:eastAsia="ru-RU"/>
+          <w14:ligatures w14:val="none"/>
+        </w:rPr>
+        <w:t> и создал личную ветку:</w:t>
+      </w:r>
+    </w:p>
+    <w:p>
+      <w:pPr>
+        <w:pBdr>
+          <w:left w:val="single" w:sz="18" w:space="8" w:color="CCCCCC"/>
+        </w:pBdr>
+        <w:shd w:val="clear" w:color="auto" w:fill="F4F4F4"/>
+        <w:tabs>
+          <w:tab w:val="left" w:pos="916"/>
+          <w:tab w:val="left" w:pos="1832"/>
+          <w:tab w:val="left" w:pos="2748"/>
+          <w:tab w:val="left" w:pos="3664"/>
+          <w:tab w:val="left" w:pos="4580"/>
+          <w:tab w:val="left" w:pos="5496"/>
+          <w:tab w:val="left" w:pos="6412"/>
+          <w:tab w:val="left" w:pos="7328"/>
+          <w:tab w:val="left" w:pos="8244"/>
+          <w:tab w:val="left" w:pos="9160"/>
+          <w:tab w:val="left" w:pos="10076"/>
+          <w:tab w:val="left" w:pos="10992"/>
+          <w:tab w:val="left" w:pos="11908"/>
+          <w:tab w:val="left" w:pos="12824"/>
+          <w:tab w:val="left" w:pos="13740"/>
+          <w:tab w:val="left" w:pos="14656"/>
+        </w:tabs>
+        <w:spacing w:after="0" w:line="240" w:lineRule="auto"/>
+        <w:ind w:left="709"/>
+        <w:rPr>
+          <w:rFonts w:ascii="Courier New" w:eastAsia="Times New Roman" w:hAnsi="Courier New" w:cs="Courier New"/>
+          <w:color w:val="000000"/>
+          <w:kern w:val="0"/>
+          <w:lang w:val="en-US" w:eastAsia="ru-RU"/>
+          <w14:ligatures w14:val="none"/>
+        </w:rPr>
+      </w:pPr>
+      <w:r>
+        <w:rPr>
+          <w:rFonts w:ascii="Courier New" w:eastAsia="Times New Roman" w:hAnsi="Courier New" w:cs="Courier New"/>
+          <w:color w:val="000000"/>
+          <w:kern w:val="0"/>
+          <w:lang w:val="en-US" w:eastAsia="ru-RU"/>
+          <w14:ligatures w14:val="none"/>
+        </w:rPr>
+        <w:t>git clone https://github.com/sadykov/FinalWork.git</w:t>
+      </w:r>
+    </w:p>
+    <w:p>
+      <w:pPr>
+        <w:pBdr>
+          <w:left w:val="single" w:sz="18" w:space="8" w:color="CCCCCC"/>
+        </w:pBdr>
+        <w:shd w:val="clear" w:color="auto" w:fill="F4F4F4"/>
+        <w:tabs>
+          <w:tab w:val="left" w:pos="916"/>
+          <w:tab w:val="left" w:pos="1832"/>
+          <w:tab w:val="left" w:pos="2748"/>
+          <w:tab w:val="left" w:pos="3664"/>
+          <w:tab w:val="left" w:pos="4580"/>
+          <w:tab w:val="left" w:pos="5496"/>
+          <w:tab w:val="left" w:pos="6412"/>
+          <w:tab w:val="left" w:pos="7328"/>
+          <w:tab w:val="left" w:pos="8244"/>
+          <w:tab w:val="left" w:pos="9160"/>
+          <w:tab w:val="left" w:pos="10076"/>
+          <w:tab w:val="left" w:pos="10992"/>
+          <w:tab w:val="left" w:pos="11908"/>
+          <w:tab w:val="left" w:pos="12824"/>
+          <w:tab w:val="left" w:pos="13740"/>
+          <w:tab w:val="left" w:pos="14656"/>
+        </w:tabs>
+        <w:spacing w:after="0" w:line="240" w:lineRule="auto"/>
+        <w:ind w:left="709"/>
+        <w:rPr>
+          <w:rFonts w:ascii="Courier New" w:eastAsia="Times New Roman" w:hAnsi="Courier New" w:cs="Courier New"/>
+          <w:color w:val="000000"/>
+          <w:kern w:val="0"/>
+          <w:lang w:val="en-US" w:eastAsia="ru-RU"/>
+          <w14:ligatures w14:val="none"/>
+        </w:rPr>
+      </w:pPr>
+      <w:r>
+        <w:rPr>
+          <w:rFonts w:ascii="Courier New" w:eastAsia="Times New Roman" w:hAnsi="Courier New" w:cs="Courier New"/>
+          <w:color w:val="000000"/>
+          <w:kern w:val="0"/>
+          <w:lang w:val="en-US" w:eastAsia="ru-RU"/>
+          <w14:ligatures w14:val="none"/>
+        </w:rPr>
+        <w:t xml:space="preserve">cd </w:t>
+      </w:r>
+      <w:proofErr w:type="spellStart"/>
+      <w:r>
+        <w:rPr>
+          <w:rFonts w:ascii="Courier New" w:eastAsia="Times New Roman" w:hAnsi="Courier New" w:cs="Courier New"/>
+          <w:color w:val="000000"/>
+          <w:kern w:val="0"/>
+          <w:lang w:val="en-US" w:eastAsia="ru-RU"/>
+          <w14:ligatures w14:val="none"/>
+        </w:rPr>
+        <w:t>FinalWork</w:t>
+      </w:r>
+      <w:proofErr w:type="spellEnd"/>
+    </w:p>
+    <w:p>
+      <w:pPr>
+        <w:pBdr>
+          <w:left w:val="single" w:sz="18" w:space="8" w:color="CCCCCC"/>
+        </w:pBdr>
+        <w:shd w:val="clear" w:color="auto" w:fill="F4F4F4"/>
+        <w:tabs>
+          <w:tab w:val="left" w:pos="916"/>
+          <w:tab w:val="left" w:pos="1832"/>
+          <w:tab w:val="left" w:pos="2748"/>
+          <w:tab w:val="left" w:pos="3664"/>
+          <w:tab w:val="left" w:pos="4580"/>
+          <w:tab w:val="left" w:pos="5496"/>
+          <w:tab w:val="left" w:pos="6412"/>
+          <w:tab w:val="left" w:pos="7328"/>
+          <w:tab w:val="left" w:pos="8244"/>
+          <w:tab w:val="left" w:pos="9160"/>
+          <w:tab w:val="left" w:pos="10076"/>
+          <w:tab w:val="left" w:pos="10992"/>
+          <w:tab w:val="left" w:pos="11908"/>
+          <w:tab w:val="left" w:pos="12824"/>
+          <w:tab w:val="left" w:pos="13740"/>
+          <w:tab w:val="left" w:pos="14656"/>
+        </w:tabs>
+        <w:spacing w:after="0" w:line="240" w:lineRule="auto"/>
+        <w:ind w:left="709"/>
+        <w:rPr>
+          <w:rFonts w:ascii="Courier New" w:eastAsia="Times New Roman" w:hAnsi="Courier New" w:cs="Courier New"/>
+          <w:color w:val="000000"/>
+          <w:kern w:val="0"/>
+          <w:lang w:val="en-US" w:eastAsia="ru-RU"/>
+          <w14:ligatures w14:val="none"/>
+        </w:rPr>
+      </w:pPr>
+      <w:r>
+        <w:rPr>
+          <w:rFonts w:ascii="Courier New" w:eastAsia="Times New Roman" w:hAnsi="Courier New" w:cs="Courier New"/>
+          <w:color w:val="000000"/>
+          <w:kern w:val="0"/>
+          <w:lang w:val="en-US" w:eastAsia="ru-RU"/>
+          <w14:ligatures w14:val="none"/>
+        </w:rPr>
+        <w:t xml:space="preserve">git checkout -b </w:t>
+      </w:r>
+      <w:proofErr w:type="spellStart"/>
+      <w:r>
+        <w:rPr>
+          <w:rFonts w:ascii="Courier New" w:eastAsia="Times New Roman" w:hAnsi="Courier New" w:cs="Courier New"/>
+          <w:color w:val="000000"/>
+          <w:kern w:val="0"/>
+          <w:lang w:val="en-US" w:eastAsia="ru-RU"/>
+          <w14:ligatures w14:val="none"/>
+        </w:rPr>
+        <w:t>Mochlanov</w:t>
+      </w:r>
+      <w:proofErr w:type="spellEnd"/>
+    </w:p>
+    <w:p>
+      <w:pPr>
+        <w:spacing w:before="300" w:after="100" w:afterAutospacing="1" w:line="240" w:lineRule="auto"/>
+        <w:jc w:val="center"/>
+        <w:outlineLvl w:val="2"/>
+        <w:rPr>
+          <w:rFonts w:ascii="Times New Roman" w:eastAsia="Times New Roman" w:hAnsi="Times New Roman" w:cs="Times New Roman"/>
+          <w:b/>
+          <w:bCs/>
+          <w:color w:val="000000"/>
+          <w:kern w:val="0"/>
+          <w:sz w:val="28"/>
+          <w:szCs w:val="28"/>
+          <w:lang w:val="en-US" w:eastAsia="ru-RU"/>
+          <w14:ligatures w14:val="none"/>
+        </w:rPr>
+      </w:pPr>
+      <w:r>
+        <w:rPr>
+          <w:rFonts w:ascii="Segoe UI Emoji" w:eastAsia="Times New Roman" w:hAnsi="Segoe UI Emoji" w:cs="Segoe UI Emoji"/>
+          <w:noProof/>
+          <w:color w:val="6C757D"/>
+          <w:kern w:val="0"/>
+          <w:sz w:val="24"/>
+          <w:szCs w:val="24"/>
+          <w:lang w:eastAsia="ru-RU"/>
+          <w14:ligatures w14:val="none"/>
+        </w:rPr>
+        <w:drawing>
+          <wp:inline distT="0" distB="0" distL="0" distR="0" wp14:anchorId="5B241F87" wp14:editId="13DA526A">
+            <wp:extent cx="4381994" cy="2444173"/>
+            <wp:effectExtent l="0" t="0" r="0" b="0"/>
+            <wp:docPr id="15" name="Рисунок 15"/>
+            <wp:cNvGraphicFramePr>
+              <a:graphicFrameLocks xmlns:a="http://schemas.openxmlformats.org/drawingml/2006/main" noChangeAspect="1"/>
+            </wp:cNvGraphicFramePr>
+            <a:graphic xmlns:a="http://schemas.openxmlformats.org/drawingml/2006/main">
+              <a:graphicData uri="http://schemas.openxmlformats.org/drawingml/2006/picture">
+                <pic:pic xmlns:pic="http://schemas.openxmlformats.org/drawingml/2006/picture">
+                  <pic:nvPicPr>
+                    <pic:cNvPr id="0" name=""/>
+                    <pic:cNvPicPr/>
+                  </pic:nvPicPr>
+                  <pic:blipFill>
+                    <a:blip r:embed="rId14"/>
+                    <a:stretch>
+                      <a:fillRect/>
+                    </a:stretch>
+                  </pic:blipFill>
+                  <pic:spPr>
+                    <a:xfrm>
+                      <a:off x="0" y="0"/>
+                      <a:ext cx="4396205" cy="2452099"/>
+                    </a:xfrm>
+                    <a:prstGeom prst="rect">
+                      <a:avLst/>
+                    </a:prstGeom>
+                  </pic:spPr>
+                </pic:pic>
+              </a:graphicData>
+            </a:graphic>
+          </wp:inline>
+        </w:drawing>
+      </w:r>
+    </w:p>
+    <w:p>
+      <w:pPr>
+        <w:spacing w:before="300" w:after="100" w:afterAutospacing="1" w:line="240" w:lineRule="auto"/>
+        <w:outlineLvl w:val="2"/>
+        <w:rPr>
+          <w:rFonts w:ascii="Times New Roman" w:eastAsia="Times New Roman" w:hAnsi="Times New Roman" w:cs="Times New Roman"/>
+          <w:b/>
+          <w:bCs/>
+          <w:color w:val="000000"/>
+          <w:kern w:val="0"/>
+          <w:sz w:val="28"/>
+          <w:szCs w:val="28"/>
+          <w:lang w:eastAsia="ru-RU"/>
+          <w14:ligatures w14:val="none"/>
+        </w:rPr>
+      </w:pPr>
+      <w:r>
+        <w:rPr>
+          <w:rFonts w:ascii="Times New Roman" w:eastAsia="Times New Roman" w:hAnsi="Times New Roman" w:cs="Times New Roman"/>
+          <w:b/>
+          <w:bCs/>
+          <w:color w:val="000000"/>
+          <w:kern w:val="0"/>
+          <w:sz w:val="28"/>
+          <w:szCs w:val="28"/>
+          <w:lang w:eastAsia="ru-RU"/>
+          <w14:ligatures w14:val="none"/>
+        </w:rPr>
+        <w:lastRenderedPageBreak/>
+        <w:t>14. Выполнение индивидуального задания</w:t>
+      </w:r>
+    </w:p>
+    <w:p>
+      <w:pPr>
+        <w:spacing w:before="75" w:after="75" w:line="240" w:lineRule="auto"/>
+        <w:ind w:firstLine="709"/>
+        <w:jc w:val="both"/>
+        <w:rPr>
+          <w:rFonts w:ascii="Times New Roman" w:eastAsia="Times New Roman" w:hAnsi="Times New Roman" w:cs="Times New Roman"/>
+          <w:color w:val="000000"/>
+          <w:kern w:val="0"/>
+          <w:sz w:val="28"/>
+          <w:szCs w:val="28"/>
+          <w:lang w:val="en-US" w:eastAsia="ru-RU"/>
+          <w14:ligatures w14:val="none"/>
+        </w:rPr>
+      </w:pPr>
+      <w:r>
+        <w:rPr>
+          <w:rFonts w:ascii="Times New Roman" w:eastAsia="Times New Roman" w:hAnsi="Times New Roman" w:cs="Times New Roman"/>
+          <w:b/>
+          <w:bCs/>
+          <w:color w:val="000000"/>
+          <w:kern w:val="0"/>
+          <w:sz w:val="28"/>
+          <w:szCs w:val="28"/>
+          <w:lang w:eastAsia="ru-RU"/>
+          <w14:ligatures w14:val="none"/>
+        </w:rPr>
+        <w:t>Изменение 1:</w:t>
+      </w:r>
+      <w:r>
+        <w:rPr>
+          <w:rFonts w:ascii="Times New Roman" w:eastAsia="Times New Roman" w:hAnsi="Times New Roman" w:cs="Times New Roman"/>
+          <w:color w:val="000000"/>
+          <w:kern w:val="0"/>
+          <w:sz w:val="28"/>
+          <w:szCs w:val="28"/>
+          <w:lang w:eastAsia="ru-RU"/>
+          <w14:ligatures w14:val="none"/>
+        </w:rPr>
+        <w:t> Объявления переменных перенесены — каждая с новой строки. Изменение</w:t>
+      </w:r>
+      <w:r>
+        <w:rPr>
+          <w:rFonts w:ascii="Times New Roman" w:eastAsia="Times New Roman" w:hAnsi="Times New Roman" w:cs="Times New Roman"/>
+          <w:color w:val="000000"/>
+          <w:kern w:val="0"/>
+          <w:sz w:val="28"/>
+          <w:szCs w:val="28"/>
+          <w:lang w:val="en-US" w:eastAsia="ru-RU"/>
+          <w14:ligatures w14:val="none"/>
+        </w:rPr>
+        <w:t xml:space="preserve"> </w:t>
+      </w:r>
+      <w:r>
+        <w:rPr>
+          <w:rFonts w:ascii="Times New Roman" w:eastAsia="Times New Roman" w:hAnsi="Times New Roman" w:cs="Times New Roman"/>
+          <w:color w:val="000000"/>
+          <w:kern w:val="0"/>
+          <w:sz w:val="28"/>
+          <w:szCs w:val="28"/>
+          <w:lang w:eastAsia="ru-RU"/>
+          <w14:ligatures w14:val="none"/>
+        </w:rPr>
+        <w:t>зафиксировано</w:t>
+      </w:r>
+      <w:r>
+        <w:rPr>
+          <w:rFonts w:ascii="Times New Roman" w:eastAsia="Times New Roman" w:hAnsi="Times New Roman" w:cs="Times New Roman"/>
+          <w:color w:val="000000"/>
+          <w:kern w:val="0"/>
+          <w:sz w:val="28"/>
+          <w:szCs w:val="28"/>
+          <w:lang w:val="en-US" w:eastAsia="ru-RU"/>
+          <w14:ligatures w14:val="none"/>
+        </w:rPr>
+        <w:t>:</w:t>
+      </w:r>
+    </w:p>
+    <w:p>
+      <w:pPr>
+        <w:pBdr>
+          <w:left w:val="single" w:sz="18" w:space="8" w:color="CCCCCC"/>
+        </w:pBdr>
+        <w:shd w:val="clear" w:color="auto" w:fill="F4F4F4"/>
+        <w:tabs>
+          <w:tab w:val="left" w:pos="916"/>
+          <w:tab w:val="left" w:pos="1832"/>
+          <w:tab w:val="left" w:pos="2748"/>
+          <w:tab w:val="left" w:pos="3664"/>
+          <w:tab w:val="left" w:pos="4580"/>
+          <w:tab w:val="left" w:pos="5496"/>
+          <w:tab w:val="left" w:pos="6412"/>
+          <w:tab w:val="left" w:pos="7328"/>
+          <w:tab w:val="left" w:pos="8244"/>
+          <w:tab w:val="left" w:pos="9160"/>
+          <w:tab w:val="left" w:pos="10076"/>
+          <w:tab w:val="left" w:pos="10992"/>
+          <w:tab w:val="left" w:pos="11908"/>
+          <w:tab w:val="left" w:pos="12824"/>
+          <w:tab w:val="left" w:pos="13740"/>
+          <w:tab w:val="left" w:pos="14656"/>
+        </w:tabs>
+        <w:spacing w:after="0" w:line="240" w:lineRule="auto"/>
+        <w:ind w:left="709"/>
+        <w:rPr>
+          <w:rFonts w:ascii="Courier New" w:eastAsia="Times New Roman" w:hAnsi="Courier New" w:cs="Courier New"/>
+          <w:color w:val="000000"/>
+          <w:kern w:val="0"/>
+          <w:lang w:val="en-US" w:eastAsia="ru-RU"/>
+          <w14:ligatures w14:val="none"/>
+        </w:rPr>
+      </w:pPr>
+      <w:r>
+        <w:rPr>
+          <w:rFonts w:ascii="Courier New" w:eastAsia="Times New Roman" w:hAnsi="Courier New" w:cs="Courier New"/>
+          <w:color w:val="000000"/>
+          <w:kern w:val="0"/>
+          <w:lang w:val="en-US" w:eastAsia="ru-RU"/>
+          <w14:ligatures w14:val="none"/>
+        </w:rPr>
+        <w:t xml:space="preserve">git </w:t>
+      </w:r>
+      <w:proofErr w:type="gramStart"/>
+      <w:r>
+        <w:rPr>
+          <w:rFonts w:ascii="Courier New" w:eastAsia="Times New Roman" w:hAnsi="Courier New" w:cs="Courier New"/>
+          <w:color w:val="000000"/>
+          <w:kern w:val="0"/>
+          <w:lang w:val="en-US" w:eastAsia="ru-RU"/>
+          <w14:ligatures w14:val="none"/>
+        </w:rPr>
+        <w:t>add .</w:t>
+      </w:r>
+      <w:proofErr w:type="gramEnd"/>
+    </w:p>
+    <w:p>
+      <w:pPr>
+        <w:pBdr>
+          <w:left w:val="single" w:sz="18" w:space="8" w:color="CCCCCC"/>
+        </w:pBdr>
+        <w:shd w:val="clear" w:color="auto" w:fill="F4F4F4"/>
+        <w:tabs>
+          <w:tab w:val="left" w:pos="916"/>
+          <w:tab w:val="left" w:pos="1832"/>
+          <w:tab w:val="left" w:pos="2748"/>
+          <w:tab w:val="left" w:pos="3664"/>
+          <w:tab w:val="left" w:pos="4580"/>
+          <w:tab w:val="left" w:pos="5496"/>
+          <w:tab w:val="left" w:pos="6412"/>
+          <w:tab w:val="left" w:pos="7328"/>
+          <w:tab w:val="left" w:pos="8244"/>
+          <w:tab w:val="left" w:pos="9160"/>
+          <w:tab w:val="left" w:pos="10076"/>
+          <w:tab w:val="left" w:pos="10992"/>
+          <w:tab w:val="left" w:pos="11908"/>
+          <w:tab w:val="left" w:pos="12824"/>
+          <w:tab w:val="left" w:pos="13740"/>
+          <w:tab w:val="left" w:pos="14656"/>
+        </w:tabs>
+        <w:spacing w:after="0" w:line="240" w:lineRule="auto"/>
+        <w:ind w:left="709"/>
+        <w:rPr>
+          <w:rFonts w:ascii="Courier New" w:eastAsia="Times New Roman" w:hAnsi="Courier New" w:cs="Courier New"/>
+          <w:color w:val="000000"/>
+          <w:kern w:val="0"/>
+          <w:lang w:val="en-US" w:eastAsia="ru-RU"/>
+          <w14:ligatures w14:val="none"/>
+        </w:rPr>
+      </w:pPr>
+      <w:r>
+        <w:rPr>
+          <w:rFonts w:ascii="Courier New" w:eastAsia="Times New Roman" w:hAnsi="Courier New" w:cs="Courier New"/>
+          <w:color w:val="000000"/>
+          <w:kern w:val="0"/>
+          <w:lang w:val="en-US" w:eastAsia="ru-RU"/>
+          <w14:ligatures w14:val="none"/>
+        </w:rPr>
+        <w:t>git commit -m "each variable on separate line"</w:t>
+      </w:r>
+    </w:p>
+    <w:p>
+      <w:pPr>
+        <w:spacing w:before="75" w:after="75" w:line="240" w:lineRule="auto"/>
+        <w:jc w:val="center"/>
+        <w:rPr>
+          <w:rFonts w:ascii="Times New Roman" w:eastAsia="Times New Roman" w:hAnsi="Times New Roman" w:cs="Times New Roman"/>
+          <w:b/>
+          <w:bCs/>
+          <w:color w:val="000000"/>
+          <w:kern w:val="0"/>
+          <w:sz w:val="28"/>
+          <w:szCs w:val="28"/>
+          <w:lang w:val="en-US" w:eastAsia="ru-RU"/>
+          <w14:ligatures w14:val="none"/>
+        </w:rPr>
+      </w:pPr>
+      <w:r>
+        <w:rPr>
+          <w:rFonts w:ascii="Segoe UI Emoji" w:eastAsia="Times New Roman" w:hAnsi="Segoe UI Emoji" w:cs="Segoe UI Emoji"/>
+          <w:noProof/>
+          <w:color w:val="6C757D"/>
+          <w:kern w:val="0"/>
+          <w:sz w:val="24"/>
+          <w:szCs w:val="24"/>
+          <w:lang w:eastAsia="ru-RU"/>
+          <w14:ligatures w14:val="none"/>
+        </w:rPr>
+        <w:drawing>
+          <wp:inline distT="0" distB="0" distL="0" distR="0" wp14:anchorId="39987437" wp14:editId="28AF354D">
+            <wp:extent cx="4726484" cy="2636322"/>
+            <wp:effectExtent l="0" t="0" r="0" b="0"/>
+            <wp:docPr id="16" name="Рисунок 16"/>
+            <wp:cNvGraphicFramePr>
+              <a:graphicFrameLocks xmlns:a="http://schemas.openxmlformats.org/drawingml/2006/main" noChangeAspect="1"/>
+            </wp:cNvGraphicFramePr>
+            <a:graphic xmlns:a="http://schemas.openxmlformats.org/drawingml/2006/main">
+              <a:graphicData uri="http://schemas.openxmlformats.org/drawingml/2006/picture">
+                <pic:pic xmlns:pic="http://schemas.openxmlformats.org/drawingml/2006/picture">
+                  <pic:nvPicPr>
+                    <pic:cNvPr id="0" name=""/>
+                    <pic:cNvPicPr/>
+                  </pic:nvPicPr>
+                  <pic:blipFill>
+                    <a:blip r:embed="rId14"/>
+                    <a:stretch>
+                      <a:fillRect/>
+                    </a:stretch>
+                  </pic:blipFill>
+                  <pic:spPr>
+                    <a:xfrm>
+                      <a:off x="0" y="0"/>
+                      <a:ext cx="4738204" cy="2642859"/>
+                    </a:xfrm>
+                    <a:prstGeom prst="rect">
+                      <a:avLst/>
+                    </a:prstGeom>
+                  </pic:spPr>
+                </pic:pic>
+              </a:graphicData>
+            </a:graphic>
+          </wp:inline>
+        </w:drawing>
+      </w:r>
+    </w:p>
+    <w:p>
+      <w:pPr>
+        <w:spacing w:before="75" w:after="75" w:line="240" w:lineRule="auto"/>
+        <w:ind w:firstLine="709"/>
+        <w:jc w:val="both"/>
+        <w:rPr>
+          <w:rFonts w:ascii="Times New Roman" w:eastAsia="Times New Roman" w:hAnsi="Times New Roman" w:cs="Times New Roman"/>
+          <w:color w:val="000000"/>
+          <w:kern w:val="0"/>
+          <w:sz w:val="28"/>
+          <w:szCs w:val="28"/>
+          <w:lang w:val="en-US" w:eastAsia="ru-RU"/>
+          <w14:ligatures w14:val="none"/>
+        </w:rPr>
+      </w:pPr>
+      <w:r>
+        <w:rPr>
+          <w:rFonts w:ascii="Times New Roman" w:eastAsia="Times New Roman" w:hAnsi="Times New Roman" w:cs="Times New Roman"/>
+          <w:b/>
+          <w:bCs/>
+          <w:color w:val="000000"/>
+          <w:kern w:val="0"/>
+          <w:sz w:val="28"/>
+          <w:szCs w:val="28"/>
+          <w:lang w:eastAsia="ru-RU"/>
+          <w14:ligatures w14:val="none"/>
+        </w:rPr>
+        <w:t>Изменение 2:</w:t>
+      </w:r>
+      <w:r>
+        <w:rPr>
+          <w:rFonts w:ascii="Times New Roman" w:eastAsia="Times New Roman" w:hAnsi="Times New Roman" w:cs="Times New Roman"/>
+          <w:color w:val="000000"/>
+          <w:kern w:val="0"/>
+          <w:sz w:val="28"/>
+          <w:szCs w:val="28"/>
+          <w:lang w:eastAsia="ru-RU"/>
+          <w14:ligatures w14:val="none"/>
+        </w:rPr>
+        <w:t> Добавлен комментарий к объявлениям переменных. Изменение</w:t>
+      </w:r>
+      <w:r>
+        <w:rPr>
+          <w:rFonts w:ascii="Times New Roman" w:eastAsia="Times New Roman" w:hAnsi="Times New Roman" w:cs="Times New Roman"/>
+          <w:color w:val="000000"/>
+          <w:kern w:val="0"/>
+          <w:sz w:val="28"/>
+          <w:szCs w:val="28"/>
+          <w:lang w:val="en-US" w:eastAsia="ru-RU"/>
+          <w14:ligatures w14:val="none"/>
+        </w:rPr>
+        <w:t xml:space="preserve"> </w:t>
+      </w:r>
+      <w:r>
+        <w:rPr>
+          <w:rFonts w:ascii="Times New Roman" w:eastAsia="Times New Roman" w:hAnsi="Times New Roman" w:cs="Times New Roman"/>
+          <w:color w:val="000000"/>
+          <w:kern w:val="0"/>
+          <w:sz w:val="28"/>
+          <w:szCs w:val="28"/>
+          <w:lang w:eastAsia="ru-RU"/>
+          <w14:ligatures w14:val="none"/>
+        </w:rPr>
+        <w:t>зафиксировано</w:t>
+      </w:r>
+      <w:r>
+        <w:rPr>
+          <w:rFonts w:ascii="Times New Roman" w:eastAsia="Times New Roman" w:hAnsi="Times New Roman" w:cs="Times New Roman"/>
+          <w:color w:val="000000"/>
+          <w:kern w:val="0"/>
+          <w:sz w:val="28"/>
+          <w:szCs w:val="28"/>
+          <w:lang w:val="en-US" w:eastAsia="ru-RU"/>
+          <w14:ligatures w14:val="none"/>
+        </w:rPr>
+        <w:t>:</w:t>
+      </w:r>
+    </w:p>
+    <w:p>
+      <w:pPr>
+        <w:pBdr>
+          <w:left w:val="single" w:sz="18" w:space="8" w:color="CCCCCC"/>
+        </w:pBdr>
+        <w:shd w:val="clear" w:color="auto" w:fill="F4F4F4"/>
+        <w:tabs>
+          <w:tab w:val="left" w:pos="916"/>
+          <w:tab w:val="left" w:pos="1832"/>
+          <w:tab w:val="left" w:pos="2748"/>
+          <w:tab w:val="left" w:pos="3664"/>
+          <w:tab w:val="left" w:pos="4580"/>
+          <w:tab w:val="left" w:pos="5496"/>
+          <w:tab w:val="left" w:pos="6412"/>
+          <w:tab w:val="left" w:pos="7328"/>
+          <w:tab w:val="left" w:pos="8244"/>
+          <w:tab w:val="left" w:pos="9160"/>
+          <w:tab w:val="left" w:pos="10076"/>
+          <w:tab w:val="left" w:pos="10992"/>
+          <w:tab w:val="left" w:pos="11908"/>
+          <w:tab w:val="left" w:pos="12824"/>
+          <w:tab w:val="left" w:pos="13740"/>
+          <w:tab w:val="left" w:pos="14656"/>
+        </w:tabs>
+        <w:spacing w:after="0" w:line="240" w:lineRule="auto"/>
+        <w:ind w:left="709"/>
+        <w:rPr>
+          <w:rFonts w:ascii="Courier New" w:eastAsia="Times New Roman" w:hAnsi="Courier New" w:cs="Courier New"/>
+          <w:color w:val="000000"/>
+          <w:kern w:val="0"/>
+          <w:lang w:val="en-US" w:eastAsia="ru-RU"/>
+          <w14:ligatures w14:val="none"/>
+        </w:rPr>
+      </w:pPr>
+      <w:r>
+        <w:rPr>
+          <w:rFonts w:ascii="Courier New" w:eastAsia="Times New Roman" w:hAnsi="Courier New" w:cs="Courier New"/>
+          <w:color w:val="000000"/>
+          <w:kern w:val="0"/>
+          <w:lang w:val="en-US" w:eastAsia="ru-RU"/>
+          <w14:ligatures w14:val="none"/>
+        </w:rPr>
+        <w:t xml:space="preserve">git </w:t>
+      </w:r>
+      <w:proofErr w:type="gramStart"/>
+      <w:r>
+        <w:rPr>
+          <w:rFonts w:ascii="Courier New" w:eastAsia="Times New Roman" w:hAnsi="Courier New" w:cs="Courier New"/>
+          <w:color w:val="000000"/>
+          <w:kern w:val="0"/>
+          <w:lang w:val="en-US" w:eastAsia="ru-RU"/>
+          <w14:ligatures w14:val="none"/>
+        </w:rPr>
+        <w:t>add .</w:t>
+      </w:r>
+      <w:proofErr w:type="gramEnd"/>
+    </w:p>
+    <w:p>
+      <w:pPr>
+        <w:pBdr>
+          <w:left w:val="single" w:sz="18" w:space="8" w:color="CCCCCC"/>
+        </w:pBdr>
+        <w:shd w:val="clear" w:color="auto" w:fill="F4F4F4"/>
+        <w:tabs>
+          <w:tab w:val="left" w:pos="916"/>
+          <w:tab w:val="left" w:pos="1832"/>
+          <w:tab w:val="left" w:pos="2748"/>
+          <w:tab w:val="left" w:pos="3664"/>
+          <w:tab w:val="left" w:pos="4580"/>
+          <w:tab w:val="left" w:pos="5496"/>
+          <w:tab w:val="left" w:pos="6412"/>
+          <w:tab w:val="left" w:pos="7328"/>
+          <w:tab w:val="left" w:pos="8244"/>
+          <w:tab w:val="left" w:pos="9160"/>
+          <w:tab w:val="left" w:pos="10076"/>
+          <w:tab w:val="left" w:pos="10992"/>
+          <w:tab w:val="left" w:pos="11908"/>
+          <w:tab w:val="left" w:pos="12824"/>
+          <w:tab w:val="left" w:pos="13740"/>
+          <w:tab w:val="left" w:pos="14656"/>
+        </w:tabs>
+        <w:spacing w:after="0" w:line="240" w:lineRule="auto"/>
+        <w:ind w:left="709"/>
+        <w:rPr>
+          <w:rFonts w:ascii="Courier New" w:eastAsia="Times New Roman" w:hAnsi="Courier New" w:cs="Courier New"/>
+          <w:color w:val="000000"/>
+          <w:kern w:val="0"/>
+          <w:lang w:val="en-US" w:eastAsia="ru-RU"/>
+          <w14:ligatures w14:val="none"/>
+        </w:rPr>
+      </w:pPr>
+      <w:r>
+        <w:rPr>
+          <w:rFonts w:ascii="Courier New" w:eastAsia="Times New Roman" w:hAnsi="Courier New" w:cs="Courier New"/>
+          <w:color w:val="000000"/>
+          <w:kern w:val="0"/>
+          <w:lang w:val="en-US" w:eastAsia="ru-RU"/>
+          <w14:ligatures w14:val="none"/>
+        </w:rPr>
+        <w:t>git commit -m "add comment for variables"</w:t>
+      </w:r>
+    </w:p>
+    <w:p>
+      <w:pPr>
+        <w:spacing w:before="300" w:after="100" w:afterAutospacing="1" w:line="240" w:lineRule="auto"/>
+        <w:jc w:val="center"/>
+        <w:outlineLvl w:val="2"/>
+        <w:rPr>
+          <w:rFonts w:ascii="Times New Roman" w:eastAsia="Times New Roman" w:hAnsi="Times New Roman" w:cs="Times New Roman"/>
+          <w:b/>
+          <w:bCs/>
+          <w:color w:val="000000"/>
+          <w:kern w:val="0"/>
+          <w:sz w:val="28"/>
+          <w:szCs w:val="28"/>
+          <w:lang w:val="en-US" w:eastAsia="ru-RU"/>
+          <w14:ligatures w14:val="none"/>
+        </w:rPr>
+      </w:pPr>
+      <w:r>
+        <w:rPr>
+          <w:rFonts w:ascii="Segoe UI Emoji" w:eastAsia="Times New Roman" w:hAnsi="Segoe UI Emoji" w:cs="Segoe UI Emoji"/>
+          <w:noProof/>
+          <w:color w:val="6C757D"/>
+          <w:kern w:val="0"/>
+          <w:sz w:val="24"/>
+          <w:szCs w:val="24"/>
+          <w:lang w:eastAsia="ru-RU"/>
+          <w14:ligatures w14:val="none"/>
+        </w:rPr>
+        <w:drawing>
+          <wp:inline distT="0" distB="0" distL="0" distR="0" wp14:anchorId="649CA436" wp14:editId="68549244">
+            <wp:extent cx="4066533" cy="2850078"/>
+            <wp:effectExtent l="0" t="0" r="0" b="7620"/>
+            <wp:docPr id="17" name="Рисунок 17"/>
+            <wp:cNvGraphicFramePr>
+              <a:graphicFrameLocks xmlns:a="http://schemas.openxmlformats.org/drawingml/2006/main" noChangeAspect="1"/>
+            </wp:cNvGraphicFramePr>
+            <a:graphic xmlns:a="http://schemas.openxmlformats.org/drawingml/2006/main">
+              <a:graphicData uri="http://schemas.openxmlformats.org/drawingml/2006/picture">
+                <pic:pic xmlns:pic="http://schemas.openxmlformats.org/drawingml/2006/picture">
+                  <pic:nvPicPr>
+                    <pic:cNvPr id="0" name=""/>
+                    <pic:cNvPicPr/>
+                  </pic:nvPicPr>
+                  <pic:blipFill>
+                    <a:blip r:embed="rId15"/>
+                    <a:stretch>
+                      <a:fillRect/>
+                    </a:stretch>
+                  </pic:blipFill>
+                  <pic:spPr>
+                    <a:xfrm>
+                      <a:off x="0" y="0"/>
+                      <a:ext cx="4073749" cy="2855135"/>
+                    </a:xfrm>
+                    <a:prstGeom prst="rect">
+                      <a:avLst/>
+                    </a:prstGeom>
+                  </pic:spPr>
+                </pic:pic>
+              </a:graphicData>
+            </a:graphic>
+          </wp:inline>
+        </w:drawing>
+      </w:r>
+    </w:p>
+    <w:p>
+      <w:pPr>
+        <w:spacing w:before="300" w:after="100" w:afterAutospacing="1" w:line="240" w:lineRule="auto"/>
+        <w:jc w:val="center"/>
+        <w:outlineLvl w:val="2"/>
+        <w:rPr>
+          <w:rFonts w:ascii="Times New Roman" w:eastAsia="Times New Roman" w:hAnsi="Times New Roman" w:cs="Times New Roman"/>
+          <w:b/>
+          <w:bCs/>
+          <w:color w:val="000000"/>
+          <w:kern w:val="0"/>
+          <w:sz w:val="28"/>
+          <w:szCs w:val="28"/>
+          <w:lang w:val="en-US" w:eastAsia="ru-RU"/>
+          <w14:ligatures w14:val="none"/>
+        </w:rPr>
+      </w:pPr>
+      <w:r>
+        <w:rPr>
+          <w:rFonts w:ascii="Arial" w:eastAsia="Times New Roman" w:hAnsi="Arial" w:cs="Arial"/>
+          <w:noProof/>
+          <w:color w:val="6C757D"/>
+          <w:kern w:val="0"/>
+          <w:sz w:val="24"/>
+          <w:szCs w:val="24"/>
+          <w:lang w:eastAsia="ru-RU"/>
+          <w14:ligatures w14:val="none"/>
+        </w:rPr>
+        <w:drawing>
+          <wp:inline distT="0" distB="0" distL="0" distR="0" wp14:anchorId="0F7C3510" wp14:editId="2B0C720B">
+            <wp:extent cx="5648325" cy="1318078"/>
+            <wp:effectExtent l="0" t="0" r="0" b="0"/>
+            <wp:docPr id="18" name="Рисунок 18"/>
+            <wp:cNvGraphicFramePr>
+              <a:graphicFrameLocks xmlns:a="http://schemas.openxmlformats.org/drawingml/2006/main" noChangeAspect="1"/>
+            </wp:cNvGraphicFramePr>
+            <a:graphic xmlns:a="http://schemas.openxmlformats.org/drawingml/2006/main">
+              <a:graphicData uri="http://schemas.openxmlformats.org/drawingml/2006/picture">
+                <pic:pic xmlns:pic="http://schemas.openxmlformats.org/drawingml/2006/picture">
+                  <pic:nvPicPr>
+                    <pic:cNvPr id="0" name=""/>
+                    <pic:cNvPicPr/>
+                  </pic:nvPicPr>
+                  <pic:blipFill>
+                    <a:blip r:embed="rId16"/>
+                    <a:stretch>
+                      <a:fillRect/>
+                    </a:stretch>
+                  </pic:blipFill>
+                  <pic:spPr>
+                    <a:xfrm>
+                      <a:off x="0" y="0"/>
+                      <a:ext cx="5645308" cy="1317374"/>
+                    </a:xfrm>
+                    <a:prstGeom prst="rect">
+                      <a:avLst/>
+                    </a:prstGeom>
+                  </pic:spPr>
+                </pic:pic>
+              </a:graphicData>
+            </a:graphic>
+          </wp:inline>
+        </w:drawing>
+      </w:r>
+    </w:p>
+    <w:p>
+      <w:pPr>
+        <w:spacing w:before="300" w:after="100" w:afterAutospacing="1" w:line="240" w:lineRule="auto"/>
+        <w:outlineLvl w:val="2"/>
+        <w:rPr>
+          <w:rFonts w:ascii="Times New Roman" w:eastAsia="Times New Roman" w:hAnsi="Times New Roman" w:cs="Times New Roman"/>
+          <w:b/>
+          <w:bCs/>
+          <w:color w:val="000000"/>
+          <w:kern w:val="0"/>
+          <w:sz w:val="28"/>
+          <w:szCs w:val="28"/>
+          <w:lang w:eastAsia="ru-RU"/>
+          <w14:ligatures w14:val="none"/>
+        </w:rPr>
+      </w:pPr>
+      <w:r>
+        <w:rPr>
+          <w:rFonts w:ascii="Times New Roman" w:eastAsia="Times New Roman" w:hAnsi="Times New Roman" w:cs="Times New Roman"/>
+          <w:b/>
+          <w:bCs/>
+          <w:color w:val="000000"/>
+          <w:kern w:val="0"/>
+          <w:sz w:val="28"/>
+          <w:szCs w:val="28"/>
+          <w:lang w:eastAsia="ru-RU"/>
+          <w14:ligatures w14:val="none"/>
+        </w:rPr>
+        <w:lastRenderedPageBreak/>
+        <w:t xml:space="preserve">15. Файл отчёта, отправка ветки и слияние с </w:t>
+      </w:r>
+      <w:proofErr w:type="spellStart"/>
+      <w:r>
+        <w:rPr>
+          <w:rFonts w:ascii="Times New Roman" w:eastAsia="Times New Roman" w:hAnsi="Times New Roman" w:cs="Times New Roman"/>
+          <w:b/>
+          <w:bCs/>
+          <w:color w:val="000000"/>
+          <w:kern w:val="0"/>
+          <w:sz w:val="28"/>
+          <w:szCs w:val="28"/>
+          <w:lang w:eastAsia="ru-RU"/>
+          <w14:ligatures w14:val="none"/>
+        </w:rPr>
+        <w:t>main</w:t>
+      </w:r>
+      <w:proofErr w:type="spellEnd"/>
+    </w:p>
+    <w:p>
+      <w:pPr>
+        <w:spacing w:before="75" w:after="75" w:line="240" w:lineRule="auto"/>
+        <w:ind w:firstLine="709"/>
+        <w:jc w:val="both"/>
+        <w:rPr>
+          <w:rFonts w:ascii="Times New Roman" w:eastAsia="Times New Roman" w:hAnsi="Times New Roman" w:cs="Times New Roman"/>
+          <w:color w:val="000000"/>
+          <w:kern w:val="0"/>
+          <w:sz w:val="28"/>
+          <w:szCs w:val="28"/>
+          <w:lang w:eastAsia="ru-RU"/>
+          <w14:ligatures w14:val="none"/>
+        </w:rPr>
+      </w:pPr>
+      <w:r>
+        <w:rPr>
+          <w:rFonts w:ascii="Times New Roman" w:eastAsia="Times New Roman" w:hAnsi="Times New Roman" w:cs="Times New Roman"/>
+          <w:color w:val="000000"/>
+          <w:kern w:val="0"/>
+          <w:sz w:val="28"/>
+          <w:szCs w:val="28"/>
+          <w:lang w:eastAsia="ru-RU"/>
+          <w14:ligatures w14:val="none"/>
+        </w:rPr>
+        <w:t>Создан файл </w:t>
+      </w:r>
+      <w:r>
+        <w:rPr>
+          <w:rFonts w:ascii="Courier New" w:eastAsia="Times New Roman" w:hAnsi="Courier New" w:cs="Courier New"/>
+          <w:color w:val="000000"/>
+          <w:kern w:val="0"/>
+          <w:sz w:val="20"/>
+          <w:szCs w:val="20"/>
+          <w:shd w:val="clear" w:color="auto" w:fill="F4F4F4"/>
+          <w:lang w:eastAsia="ru-RU"/>
+          <w14:ligatures w14:val="none"/>
+        </w:rPr>
+        <w:t>2.docx</w:t>
+      </w:r>
+      <w:r>
+        <w:rPr>
+          <w:rFonts w:ascii="Times New Roman" w:eastAsia="Times New Roman" w:hAnsi="Times New Roman" w:cs="Times New Roman"/>
+          <w:color w:val="000000"/>
+          <w:kern w:val="0"/>
+          <w:sz w:val="28"/>
+          <w:szCs w:val="28"/>
+          <w:lang w:eastAsia="ru-RU"/>
+          <w14:ligatures w14:val="none"/>
+        </w:rPr>
+        <w:t xml:space="preserve"> с описанием действий, зафиксирован, ветка отправлена на </w:t>
+      </w:r>
+      <w:proofErr w:type="spellStart"/>
+      <w:r>
+        <w:rPr>
+          <w:rFonts w:ascii="Times New Roman" w:eastAsia="Times New Roman" w:hAnsi="Times New Roman" w:cs="Times New Roman"/>
+          <w:color w:val="000000"/>
+          <w:kern w:val="0"/>
+          <w:sz w:val="28"/>
+          <w:szCs w:val="28"/>
+          <w:lang w:eastAsia="ru-RU"/>
+          <w14:ligatures w14:val="none"/>
+        </w:rPr>
+        <w:t>GitHub</w:t>
+      </w:r>
+      <w:proofErr w:type="spellEnd"/>
+      <w:r>
+        <w:rPr>
+          <w:rFonts w:ascii="Times New Roman" w:eastAsia="Times New Roman" w:hAnsi="Times New Roman" w:cs="Times New Roman"/>
+          <w:color w:val="000000"/>
+          <w:kern w:val="0"/>
+          <w:sz w:val="28"/>
+          <w:szCs w:val="28"/>
+          <w:lang w:eastAsia="ru-RU"/>
+          <w14:ligatures w14:val="none"/>
+        </w:rPr>
+        <w:t xml:space="preserve"> и влита в </w:t>
+      </w:r>
+      <w:proofErr w:type="spellStart"/>
+      <w:r>
+        <w:rPr>
+          <w:rFonts w:ascii="Courier New" w:eastAsia="Times New Roman" w:hAnsi="Courier New" w:cs="Courier New"/>
+          <w:color w:val="000000"/>
+          <w:kern w:val="0"/>
+          <w:sz w:val="20"/>
+          <w:szCs w:val="20"/>
+          <w:shd w:val="clear" w:color="auto" w:fill="F4F4F4"/>
+          <w:lang w:eastAsia="ru-RU"/>
+          <w14:ligatures w14:val="none"/>
+        </w:rPr>
+        <w:t>main</w:t>
+      </w:r>
+      <w:proofErr w:type="spellEnd"/>
+      <w:r>
+        <w:rPr>
+          <w:rFonts w:ascii="Times New Roman" w:eastAsia="Times New Roman" w:hAnsi="Times New Roman" w:cs="Times New Roman"/>
+          <w:color w:val="000000"/>
+          <w:kern w:val="0"/>
+          <w:sz w:val="28"/>
+          <w:szCs w:val="28"/>
+          <w:lang w:eastAsia="ru-RU"/>
+          <w14:ligatures w14:val="none"/>
+        </w:rPr>
+        <w:t>:</w:t>
+      </w:r>
+    </w:p>
+    <w:p>
+      <w:pPr>
+        <w:pBdr>
+          <w:left w:val="single" w:sz="18" w:space="8" w:color="CCCCCC"/>
+        </w:pBdr>
+        <w:shd w:val="clear" w:color="auto" w:fill="F4F4F4"/>
+        <w:tabs>
+          <w:tab w:val="left" w:pos="916"/>
+          <w:tab w:val="left" w:pos="1832"/>
+          <w:tab w:val="left" w:pos="2748"/>
+          <w:tab w:val="left" w:pos="3664"/>
+          <w:tab w:val="left" w:pos="4580"/>
+          <w:tab w:val="left" w:pos="5496"/>
+          <w:tab w:val="left" w:pos="6412"/>
+          <w:tab w:val="left" w:pos="7328"/>
+          <w:tab w:val="left" w:pos="8244"/>
+          <w:tab w:val="left" w:pos="9160"/>
+          <w:tab w:val="left" w:pos="10076"/>
+          <w:tab w:val="left" w:pos="10992"/>
+          <w:tab w:val="left" w:pos="11908"/>
+          <w:tab w:val="left" w:pos="12824"/>
+          <w:tab w:val="left" w:pos="13740"/>
+          <w:tab w:val="left" w:pos="14656"/>
+        </w:tabs>
+        <w:spacing w:after="0" w:line="240" w:lineRule="auto"/>
+        <w:ind w:left="709"/>
+        <w:rPr>
+          <w:rFonts w:ascii="Courier New" w:eastAsia="Times New Roman" w:hAnsi="Courier New" w:cs="Courier New"/>
+          <w:color w:val="000000"/>
+          <w:kern w:val="0"/>
+          <w:lang w:val="en-US" w:eastAsia="ru-RU"/>
+          <w14:ligatures w14:val="none"/>
+        </w:rPr>
+      </w:pPr>
+      <w:r>
+        <w:rPr>
+          <w:rFonts w:ascii="Courier New" w:eastAsia="Times New Roman" w:hAnsi="Courier New" w:cs="Courier New"/>
+          <w:color w:val="000000"/>
+          <w:kern w:val="0"/>
+          <w:lang w:val="en-US" w:eastAsia="ru-RU"/>
+          <w14:ligatures w14:val="none"/>
+        </w:rPr>
+        <w:t>git add 2.docx</w:t>
+      </w:r>
+    </w:p>
+    <w:p>
+      <w:pPr>
+        <w:pBdr>
+          <w:left w:val="single" w:sz="18" w:space="8" w:color="CCCCCC"/>
+        </w:pBdr>
+        <w:shd w:val="clear" w:color="auto" w:fill="F4F4F4"/>
+        <w:tabs>
+          <w:tab w:val="left" w:pos="916"/>
+          <w:tab w:val="left" w:pos="1832"/>
+          <w:tab w:val="left" w:pos="2748"/>
+          <w:tab w:val="left" w:pos="3664"/>
+          <w:tab w:val="left" w:pos="4580"/>
+          <w:tab w:val="left" w:pos="5496"/>
+          <w:tab w:val="left" w:pos="6412"/>
+          <w:tab w:val="left" w:pos="7328"/>
+          <w:tab w:val="left" w:pos="8244"/>
+          <w:tab w:val="left" w:pos="9160"/>
+          <w:tab w:val="left" w:pos="10076"/>
+          <w:tab w:val="left" w:pos="10992"/>
+          <w:tab w:val="left" w:pos="11908"/>
+          <w:tab w:val="left" w:pos="12824"/>
+          <w:tab w:val="left" w:pos="13740"/>
+          <w:tab w:val="left" w:pos="14656"/>
+        </w:tabs>
+        <w:spacing w:after="0" w:line="240" w:lineRule="auto"/>
+        <w:ind w:left="709"/>
+        <w:rPr>
+          <w:rFonts w:ascii="Courier New" w:eastAsia="Times New Roman" w:hAnsi="Courier New" w:cs="Courier New"/>
+          <w:color w:val="000000"/>
+          <w:kern w:val="0"/>
+          <w:lang w:val="en-US" w:eastAsia="ru-RU"/>
+          <w14:ligatures w14:val="none"/>
+        </w:rPr>
+      </w:pPr>
+      <w:r>
+        <w:rPr>
+          <w:rFonts w:ascii="Courier New" w:eastAsia="Times New Roman" w:hAnsi="Courier New" w:cs="Courier New"/>
+          <w:color w:val="000000"/>
+          <w:kern w:val="0"/>
+          <w:lang w:val="en-US" w:eastAsia="ru-RU"/>
+          <w14:ligatures w14:val="none"/>
+        </w:rPr>
+        <w:t xml:space="preserve">git commit -m "add </w:t>
+      </w:r>
+      <w:proofErr w:type="spellStart"/>
+      <w:r>
+        <w:rPr>
+          <w:rFonts w:ascii="Courier New" w:eastAsia="Times New Roman" w:hAnsi="Courier New" w:cs="Courier New"/>
+          <w:color w:val="000000"/>
+          <w:kern w:val="0"/>
+          <w:lang w:val="en-US" w:eastAsia="ru-RU"/>
+          <w14:ligatures w14:val="none"/>
+        </w:rPr>
+        <w:t>Mochlanov</w:t>
+      </w:r>
+      <w:proofErr w:type="spellEnd"/>
+      <w:r>
+        <w:rPr>
+          <w:rFonts w:ascii="Courier New" w:eastAsia="Times New Roman" w:hAnsi="Courier New" w:cs="Courier New"/>
+          <w:color w:val="000000"/>
+          <w:kern w:val="0"/>
+          <w:lang w:val="en-US" w:eastAsia="ru-RU"/>
+          <w14:ligatures w14:val="none"/>
+        </w:rPr>
+        <w:t xml:space="preserve"> report"</w:t>
+      </w:r>
+    </w:p>
+    <w:p>
+      <w:pPr>
+        <w:pBdr>
+          <w:left w:val="single" w:sz="18" w:space="8" w:color="CCCCCC"/>
+        </w:pBdr>
+        <w:shd w:val="clear" w:color="auto" w:fill="F4F4F4"/>
+        <w:tabs>
+          <w:tab w:val="left" w:pos="916"/>
+          <w:tab w:val="left" w:pos="1832"/>
+          <w:tab w:val="left" w:pos="2748"/>
+          <w:tab w:val="left" w:pos="3664"/>
+          <w:tab w:val="left" w:pos="4580"/>
+          <w:tab w:val="left" w:pos="5496"/>
+          <w:tab w:val="left" w:pos="6412"/>
+          <w:tab w:val="left" w:pos="7328"/>
+          <w:tab w:val="left" w:pos="8244"/>
+          <w:tab w:val="left" w:pos="9160"/>
+          <w:tab w:val="left" w:pos="10076"/>
+          <w:tab w:val="left" w:pos="10992"/>
+          <w:tab w:val="left" w:pos="11908"/>
+          <w:tab w:val="left" w:pos="12824"/>
+          <w:tab w:val="left" w:pos="13740"/>
+          <w:tab w:val="left" w:pos="14656"/>
+        </w:tabs>
+        <w:spacing w:after="0" w:line="240" w:lineRule="auto"/>
+        <w:ind w:left="709"/>
+        <w:rPr>
+          <w:rFonts w:ascii="Courier New" w:eastAsia="Times New Roman" w:hAnsi="Courier New" w:cs="Courier New"/>
+          <w:color w:val="000000"/>
+          <w:kern w:val="0"/>
+          <w:lang w:val="en-US" w:eastAsia="ru-RU"/>
+          <w14:ligatures w14:val="none"/>
+        </w:rPr>
+      </w:pPr>
+      <w:r>
+        <w:rPr>
+          <w:rFonts w:ascii="Courier New" w:eastAsia="Times New Roman" w:hAnsi="Courier New" w:cs="Courier New"/>
+          <w:color w:val="000000"/>
+          <w:kern w:val="0"/>
+          <w:lang w:val="en-US" w:eastAsia="ru-RU"/>
+          <w14:ligatures w14:val="none"/>
+        </w:rPr>
+        <w:t xml:space="preserve">git push origin </w:t>
+      </w:r>
+      <w:proofErr w:type="spellStart"/>
+      <w:r>
+        <w:rPr>
+          <w:rFonts w:ascii="Courier New" w:eastAsia="Times New Roman" w:hAnsi="Courier New" w:cs="Courier New"/>
+          <w:color w:val="000000"/>
+          <w:kern w:val="0"/>
+          <w:lang w:val="en-US" w:eastAsia="ru-RU"/>
+          <w14:ligatures w14:val="none"/>
+        </w:rPr>
+        <w:t>Mochlanov</w:t>
+      </w:r>
+      <w:proofErr w:type="spellEnd"/>
+    </w:p>
+    <w:p>
+      <w:pPr>
+        <w:pBdr>
+          <w:left w:val="single" w:sz="18" w:space="8" w:color="CCCCCC"/>
+        </w:pBdr>
+        <w:shd w:val="clear" w:color="auto" w:fill="F4F4F4"/>
+        <w:tabs>
+          <w:tab w:val="left" w:pos="916"/>
+          <w:tab w:val="left" w:pos="1832"/>
+          <w:tab w:val="left" w:pos="2748"/>
+          <w:tab w:val="left" w:pos="3664"/>
+          <w:tab w:val="left" w:pos="4580"/>
+          <w:tab w:val="left" w:pos="5496"/>
+          <w:tab w:val="left" w:pos="6412"/>
+          <w:tab w:val="left" w:pos="7328"/>
+          <w:tab w:val="left" w:pos="8244"/>
+          <w:tab w:val="left" w:pos="9160"/>
+          <w:tab w:val="left" w:pos="10076"/>
+          <w:tab w:val="left" w:pos="10992"/>
+          <w:tab w:val="left" w:pos="11908"/>
+          <w:tab w:val="left" w:pos="12824"/>
+          <w:tab w:val="left" w:pos="13740"/>
+          <w:tab w:val="left" w:pos="14656"/>
+        </w:tabs>
+        <w:spacing w:after="0" w:line="240" w:lineRule="auto"/>
+        <w:ind w:left="709"/>
+        <w:rPr>
+          <w:rFonts w:ascii="Courier New" w:eastAsia="Times New Roman" w:hAnsi="Courier New" w:cs="Courier New"/>
+          <w:color w:val="000000"/>
+          <w:kern w:val="0"/>
+          <w:lang w:val="en-US" w:eastAsia="ru-RU"/>
+          <w14:ligatures w14:val="none"/>
+        </w:rPr>
+      </w:pPr>
+      <w:r>
+        <w:rPr>
+          <w:rFonts w:ascii="Courier New" w:eastAsia="Times New Roman" w:hAnsi="Courier New" w:cs="Courier New"/>
+          <w:color w:val="000000"/>
+          <w:kern w:val="0"/>
+          <w:lang w:val="en-US" w:eastAsia="ru-RU"/>
+          <w14:ligatures w14:val="none"/>
+        </w:rPr>
+        <w:t>git checkout main</w:t>
+      </w:r>
+    </w:p>
+    <w:p>
+      <w:pPr>
+        <w:pBdr>
+          <w:left w:val="single" w:sz="18" w:space="8" w:color="CCCCCC"/>
+        </w:pBdr>
+        <w:shd w:val="clear" w:color="auto" w:fill="F4F4F4"/>
+        <w:tabs>
+          <w:tab w:val="left" w:pos="916"/>
+          <w:tab w:val="left" w:pos="1832"/>
+          <w:tab w:val="left" w:pos="2748"/>
+          <w:tab w:val="left" w:pos="3664"/>
+          <w:tab w:val="left" w:pos="4580"/>
+          <w:tab w:val="left" w:pos="5496"/>
+          <w:tab w:val="left" w:pos="6412"/>
+          <w:tab w:val="left" w:pos="7328"/>
+          <w:tab w:val="left" w:pos="8244"/>
+          <w:tab w:val="left" w:pos="9160"/>
+          <w:tab w:val="left" w:pos="10076"/>
+          <w:tab w:val="left" w:pos="10992"/>
+          <w:tab w:val="left" w:pos="11908"/>
+          <w:tab w:val="left" w:pos="12824"/>
+          <w:tab w:val="left" w:pos="13740"/>
+          <w:tab w:val="left" w:pos="14656"/>
+        </w:tabs>
+        <w:spacing w:after="0" w:line="240" w:lineRule="auto"/>
+        <w:ind w:left="709"/>
+        <w:rPr>
+          <w:rFonts w:ascii="Courier New" w:eastAsia="Times New Roman" w:hAnsi="Courier New" w:cs="Courier New"/>
+          <w:color w:val="000000"/>
+          <w:kern w:val="0"/>
+          <w:lang w:val="en-US" w:eastAsia="ru-RU"/>
+          <w14:ligatures w14:val="none"/>
+        </w:rPr>
+      </w:pPr>
+      <w:r>
+        <w:rPr>
+          <w:rFonts w:ascii="Courier New" w:eastAsia="Times New Roman" w:hAnsi="Courier New" w:cs="Courier New"/>
+          <w:color w:val="000000"/>
+          <w:kern w:val="0"/>
+          <w:lang w:val="en-US" w:eastAsia="ru-RU"/>
+          <w14:ligatures w14:val="none"/>
+        </w:rPr>
+        <w:t>git pull origin main</w:t>
+      </w:r>
+    </w:p>
+    <w:p>
+      <w:pPr>
+        <w:pBdr>
+          <w:left w:val="single" w:sz="18" w:space="8" w:color="CCCCCC"/>
+        </w:pBdr>
+        <w:shd w:val="clear" w:color="auto" w:fill="F4F4F4"/>
+        <w:tabs>
+          <w:tab w:val="left" w:pos="916"/>
+          <w:tab w:val="left" w:pos="1832"/>
+          <w:tab w:val="left" w:pos="2748"/>
+          <w:tab w:val="left" w:pos="3664"/>
+          <w:tab w:val="left" w:pos="4580"/>
+          <w:tab w:val="left" w:pos="5496"/>
+          <w:tab w:val="left" w:pos="6412"/>
+          <w:tab w:val="left" w:pos="7328"/>
+          <w:tab w:val="left" w:pos="8244"/>
+          <w:tab w:val="left" w:pos="9160"/>
+          <w:tab w:val="left" w:pos="10076"/>
+          <w:tab w:val="left" w:pos="10992"/>
+          <w:tab w:val="left" w:pos="11908"/>
+          <w:tab w:val="left" w:pos="12824"/>
+          <w:tab w:val="left" w:pos="13740"/>
+          <w:tab w:val="left" w:pos="14656"/>
+        </w:tabs>
+        <w:spacing w:after="0" w:line="240" w:lineRule="auto"/>
+        <w:ind w:left="709"/>
+        <w:rPr>
+          <w:rFonts w:ascii="Courier New" w:eastAsia="Times New Roman" w:hAnsi="Courier New" w:cs="Courier New"/>
+          <w:color w:val="000000"/>
+          <w:kern w:val="0"/>
+          <w:lang w:val="en-US" w:eastAsia="ru-RU"/>
+          <w14:ligatures w14:val="none"/>
+        </w:rPr>
+      </w:pPr>
+      <w:r>
+        <w:rPr>
+          <w:rFonts w:ascii="Courier New" w:eastAsia="Times New Roman" w:hAnsi="Courier New" w:cs="Courier New"/>
+          <w:color w:val="000000"/>
+          <w:kern w:val="0"/>
+          <w:lang w:val="en-US" w:eastAsia="ru-RU"/>
+          <w14:ligatures w14:val="none"/>
+        </w:rPr>
+        <w:t xml:space="preserve">git merge </w:t>
+      </w:r>
+      <w:proofErr w:type="spellStart"/>
+      <w:r>
+        <w:rPr>
+          <w:rFonts w:ascii="Courier New" w:eastAsia="Times New Roman" w:hAnsi="Courier New" w:cs="Courier New"/>
+          <w:color w:val="000000"/>
+          <w:kern w:val="0"/>
+          <w:lang w:val="en-US" w:eastAsia="ru-RU"/>
+          <w14:ligatures w14:val="none"/>
+        </w:rPr>
+        <w:t>Mochlanov</w:t>
+      </w:r>
+      <w:proofErr w:type="spellEnd"/>
+    </w:p>
+    <w:p>
+      <w:pPr>
+        <w:pBdr>
+          <w:left w:val="single" w:sz="18" w:space="8" w:color="CCCCCC"/>
+        </w:pBdr>
+        <w:shd w:val="clear" w:color="auto" w:fill="F4F4F4"/>
+        <w:tabs>
+          <w:tab w:val="left" w:pos="916"/>
+          <w:tab w:val="left" w:pos="1832"/>
+          <w:tab w:val="left" w:pos="2748"/>
+          <w:tab w:val="left" w:pos="3664"/>
+          <w:tab w:val="left" w:pos="4580"/>
+          <w:tab w:val="left" w:pos="5496"/>
+          <w:tab w:val="left" w:pos="6412"/>
+          <w:tab w:val="left" w:pos="7328"/>
+          <w:tab w:val="left" w:pos="8244"/>
+          <w:tab w:val="left" w:pos="9160"/>
+          <w:tab w:val="left" w:pos="10076"/>
+          <w:tab w:val="left" w:pos="10992"/>
+          <w:tab w:val="left" w:pos="11908"/>
+          <w:tab w:val="left" w:pos="12824"/>
+          <w:tab w:val="left" w:pos="13740"/>
+          <w:tab w:val="left" w:pos="14656"/>
+        </w:tabs>
+        <w:spacing w:after="0" w:line="240" w:lineRule="auto"/>
+        <w:ind w:left="709"/>
+        <w:rPr>
+          <w:rFonts w:ascii="Courier New" w:eastAsia="Times New Roman" w:hAnsi="Courier New" w:cs="Courier New"/>
+          <w:color w:val="000000"/>
+          <w:kern w:val="0"/>
+          <w:lang w:val="en-US" w:eastAsia="ru-RU"/>
+          <w14:ligatures w14:val="none"/>
+        </w:rPr>
+      </w:pPr>
+      <w:r>
+        <w:rPr>
+          <w:rFonts w:ascii="Courier New" w:eastAsia="Times New Roman" w:hAnsi="Courier New" w:cs="Courier New"/>
+          <w:color w:val="000000"/>
+          <w:kern w:val="0"/>
+          <w:lang w:val="en-US" w:eastAsia="ru-RU"/>
+          <w14:ligatures w14:val="none"/>
+        </w:rPr>
+        <w:t>git push origin main</w:t>
+      </w:r>
+    </w:p>
+    <w:p>
+      <w:pPr>
+        <w:spacing w:before="450" w:after="100" w:afterAutospacing="1" w:line="240" w:lineRule="auto"/>
+        <w:jc w:val="center"/>
+        <w:outlineLvl w:val="1"/>
+        <w:rPr>
+          <w:rFonts w:ascii="Times New Roman" w:eastAsia="Times New Roman" w:hAnsi="Times New Roman" w:cs="Times New Roman"/>
+          <w:b/>
+          <w:bCs/>
+          <w:color w:val="000000"/>
+          <w:kern w:val="0"/>
+          <w:sz w:val="28"/>
+          <w:szCs w:val="28"/>
+          <w:lang w:val="en-US" w:eastAsia="ru-RU"/>
+          <w14:ligatures w14:val="none"/>
+        </w:rPr>
+      </w:pPr>
+      <w:r>
+        <w:rPr>
+          <w:rFonts w:ascii="Segoe UI Emoji" w:eastAsia="Times New Roman" w:hAnsi="Segoe UI Emoji" w:cs="Segoe UI Emoji"/>
+          <w:noProof/>
+          <w:color w:val="6C757D"/>
+          <w:kern w:val="0"/>
+          <w:sz w:val="24"/>
+          <w:szCs w:val="24"/>
+          <w:lang w:eastAsia="ru-RU"/>
+          <w14:ligatures w14:val="none"/>
+        </w:rPr>
+        <w:drawing>
+          <wp:inline distT="0" distB="0" distL="0" distR="0" wp14:anchorId="177FD190" wp14:editId="1D973251">
+            <wp:extent cx="4928260" cy="6763120"/>
+            <wp:effectExtent l="0" t="0" r="5715" b="0"/>
+            <wp:docPr id="19" name="Рисунок 19"/>
+            <wp:cNvGraphicFramePr>
+              <a:graphicFrameLocks xmlns:a="http://schemas.openxmlformats.org/drawingml/2006/main" noChangeAspect="1"/>
+            </wp:cNvGraphicFramePr>
+            <a:graphic xmlns:a="http://schemas.openxmlformats.org/drawingml/2006/main">
+              <a:graphicData uri="http://schemas.openxmlformats.org/drawingml/2006/picture">
+                <pic:pic xmlns:pic="http://schemas.openxmlformats.org/drawingml/2006/picture">
+                  <pic:nvPicPr>
+                    <pic:cNvPr id="0" name=""/>
+                    <pic:cNvPicPr/>
+                  </pic:nvPicPr>
+                  <pic:blipFill>
+                    <a:blip r:embed="rId17"/>
+                    <a:stretch>
+                      <a:fillRect/>
+                    </a:stretch>
+                  </pic:blipFill>
+                  <pic:spPr>
+                    <a:xfrm>
+                      <a:off x="0" y="0"/>
+                      <a:ext cx="4942371" cy="6782484"/>
+                    </a:xfrm>
+                    <a:prstGeom prst="rect">
+                      <a:avLst/>
+                    </a:prstGeom>
+                  </pic:spPr>
+                </pic:pic>
+              </a:graphicData>
+            </a:graphic>
+          </wp:inline>
+        </w:drawing>
+      </w:r>
+    </w:p>
+    <w:p>
+      <w:pPr>
+        <w:spacing w:before="450" w:after="100" w:afterAutospacing="1" w:line="240" w:lineRule="auto"/>
+        <w:jc w:val="center"/>
+        <w:outlineLvl w:val="1"/>
+        <w:rPr>
+          <w:rFonts w:ascii="Times New Roman" w:eastAsia="Times New Roman" w:hAnsi="Times New Roman" w:cs="Times New Roman"/>
+          <w:b/>
+          <w:bCs/>
+          <w:color w:val="000000"/>
+          <w:kern w:val="0"/>
+          <w:sz w:val="28"/>
+          <w:szCs w:val="28"/>
+          <w:lang w:eastAsia="ru-RU"/>
+          <w14:ligatures w14:val="none"/>
+        </w:rPr>
+      </w:pPr>
+      <w:r>
+        <w:rPr>
+          <w:rFonts w:ascii="Times New Roman" w:eastAsia="Times New Roman" w:hAnsi="Times New Roman" w:cs="Times New Roman"/>
+          <w:b/>
+          <w:bCs/>
+          <w:color w:val="000000"/>
+          <w:kern w:val="0"/>
+          <w:sz w:val="28"/>
+          <w:szCs w:val="28"/>
+          <w:lang w:eastAsia="ru-RU"/>
+          <w14:ligatures w14:val="none"/>
+        </w:rPr>
+        <w:lastRenderedPageBreak/>
+        <w:t>Этап 2 (основной) — Карякин</w:t>
+      </w:r>
+    </w:p>
+    <w:p>
+      <w:pPr>
+        <w:spacing w:before="300" w:after="100" w:afterAutospacing="1" w:line="240" w:lineRule="auto"/>
+        <w:outlineLvl w:val="2"/>
+        <w:rPr>
+          <w:rFonts w:ascii="Times New Roman" w:eastAsia="Times New Roman" w:hAnsi="Times New Roman" w:cs="Times New Roman"/>
+          <w:b/>
+          <w:bCs/>
+          <w:color w:val="000000"/>
+          <w:kern w:val="0"/>
+          <w:sz w:val="28"/>
+          <w:szCs w:val="28"/>
+          <w:lang w:eastAsia="ru-RU"/>
+          <w14:ligatures w14:val="none"/>
+        </w:rPr>
+      </w:pPr>
+      <w:r>
+        <w:rPr>
+          <w:rFonts w:ascii="Times New Roman" w:eastAsia="Times New Roman" w:hAnsi="Times New Roman" w:cs="Times New Roman"/>
+          <w:b/>
+          <w:bCs/>
+          <w:color w:val="000000"/>
+          <w:kern w:val="0"/>
+          <w:sz w:val="28"/>
+          <w:szCs w:val="28"/>
+          <w:lang w:eastAsia="ru-RU"/>
+          <w14:ligatures w14:val="none"/>
+        </w:rPr>
+        <w:t>16. Клонирование репозитория и создание ветки</w:t>
+      </w:r>
+    </w:p>
+    <w:p>
+      <w:pPr>
+        <w:spacing w:before="75" w:after="75" w:line="240" w:lineRule="auto"/>
+        <w:ind w:firstLine="709"/>
+        <w:jc w:val="both"/>
+        <w:rPr>
+          <w:rFonts w:ascii="Times New Roman" w:eastAsia="Times New Roman" w:hAnsi="Times New Roman" w:cs="Times New Roman"/>
+          <w:color w:val="000000"/>
+          <w:kern w:val="0"/>
+          <w:sz w:val="28"/>
+          <w:szCs w:val="28"/>
+          <w:lang w:eastAsia="ru-RU"/>
+          <w14:ligatures w14:val="none"/>
+        </w:rPr>
+      </w:pPr>
+      <w:r>
+        <w:rPr>
+          <w:rFonts w:ascii="Times New Roman" w:eastAsia="Times New Roman" w:hAnsi="Times New Roman" w:cs="Times New Roman"/>
+          <w:color w:val="000000"/>
+          <w:kern w:val="0"/>
+          <w:sz w:val="28"/>
+          <w:szCs w:val="28"/>
+          <w:lang w:eastAsia="ru-RU"/>
+          <w14:ligatures w14:val="none"/>
+        </w:rPr>
+        <w:t xml:space="preserve">Карякин </w:t>
+      </w:r>
+      <w:proofErr w:type="spellStart"/>
+      <w:r>
+        <w:rPr>
+          <w:rFonts w:ascii="Times New Roman" w:eastAsia="Times New Roman" w:hAnsi="Times New Roman" w:cs="Times New Roman"/>
+          <w:color w:val="000000"/>
+          <w:kern w:val="0"/>
+          <w:sz w:val="28"/>
+          <w:szCs w:val="28"/>
+          <w:lang w:eastAsia="ru-RU"/>
+          <w14:ligatures w14:val="none"/>
+        </w:rPr>
+        <w:t>склонировал</w:t>
+      </w:r>
+      <w:proofErr w:type="spellEnd"/>
+      <w:r>
+        <w:rPr>
+          <w:rFonts w:ascii="Times New Roman" w:eastAsia="Times New Roman" w:hAnsi="Times New Roman" w:cs="Times New Roman"/>
+          <w:color w:val="000000"/>
+          <w:kern w:val="0"/>
+          <w:sz w:val="28"/>
+          <w:szCs w:val="28"/>
+          <w:lang w:eastAsia="ru-RU"/>
+          <w14:ligatures w14:val="none"/>
+        </w:rPr>
+        <w:t xml:space="preserve"> репозиторий </w:t>
+      </w:r>
+      <w:proofErr w:type="spellStart"/>
+      <w:r>
+        <w:rPr>
+          <w:rFonts w:ascii="Courier New" w:eastAsia="Times New Roman" w:hAnsi="Courier New" w:cs="Courier New"/>
+          <w:color w:val="000000"/>
+          <w:kern w:val="0"/>
+          <w:sz w:val="20"/>
+          <w:szCs w:val="20"/>
+          <w:shd w:val="clear" w:color="auto" w:fill="F4F4F4"/>
+          <w:lang w:eastAsia="ru-RU"/>
+          <w14:ligatures w14:val="none"/>
+        </w:rPr>
+        <w:t>FinalWork</w:t>
+      </w:r>
+      <w:proofErr w:type="spellEnd"/>
+      <w:r>
+        <w:rPr>
+          <w:rFonts w:ascii="Times New Roman" w:eastAsia="Times New Roman" w:hAnsi="Times New Roman" w:cs="Times New Roman"/>
+          <w:color w:val="000000"/>
+          <w:kern w:val="0"/>
+          <w:sz w:val="28"/>
+          <w:szCs w:val="28"/>
+          <w:lang w:eastAsia="ru-RU"/>
+          <w14:ligatures w14:val="none"/>
+        </w:rPr>
+        <w:t> и создал личную ветку:</w:t>
+      </w:r>
+    </w:p>
+    <w:p>
+      <w:pPr>
+        <w:pBdr>
+          <w:left w:val="single" w:sz="18" w:space="8" w:color="CCCCCC"/>
+        </w:pBdr>
+        <w:shd w:val="clear" w:color="auto" w:fill="F4F4F4"/>
+        <w:tabs>
+          <w:tab w:val="left" w:pos="916"/>
+          <w:tab w:val="left" w:pos="1832"/>
+          <w:tab w:val="left" w:pos="2748"/>
+          <w:tab w:val="left" w:pos="3664"/>
+          <w:tab w:val="left" w:pos="4580"/>
+          <w:tab w:val="left" w:pos="5496"/>
+          <w:tab w:val="left" w:pos="6412"/>
+          <w:tab w:val="left" w:pos="7328"/>
+          <w:tab w:val="left" w:pos="8244"/>
+          <w:tab w:val="left" w:pos="9160"/>
+          <w:tab w:val="left" w:pos="10076"/>
+          <w:tab w:val="left" w:pos="10992"/>
+          <w:tab w:val="left" w:pos="11908"/>
+          <w:tab w:val="left" w:pos="12824"/>
+          <w:tab w:val="left" w:pos="13740"/>
+          <w:tab w:val="left" w:pos="14656"/>
+        </w:tabs>
+        <w:spacing w:after="0" w:line="240" w:lineRule="auto"/>
+        <w:ind w:left="709"/>
+        <w:rPr>
+          <w:rFonts w:ascii="Courier New" w:eastAsia="Times New Roman" w:hAnsi="Courier New" w:cs="Courier New"/>
+          <w:color w:val="000000"/>
+          <w:kern w:val="0"/>
+          <w:lang w:val="en-US" w:eastAsia="ru-RU"/>
+          <w14:ligatures w14:val="none"/>
+        </w:rPr>
+      </w:pPr>
+      <w:r>
+        <w:rPr>
+          <w:rFonts w:ascii="Courier New" w:eastAsia="Times New Roman" w:hAnsi="Courier New" w:cs="Courier New"/>
+          <w:color w:val="000000"/>
+          <w:kern w:val="0"/>
+          <w:lang w:val="en-US" w:eastAsia="ru-RU"/>
+          <w14:ligatures w14:val="none"/>
+        </w:rPr>
+        <w:t>git clone https://github.com/sadykov/FinalWork.git</w:t>
+      </w:r>
+    </w:p>
+    <w:p>
+      <w:pPr>
+        <w:pBdr>
+          <w:left w:val="single" w:sz="18" w:space="8" w:color="CCCCCC"/>
+        </w:pBdr>
+        <w:shd w:val="clear" w:color="auto" w:fill="F4F4F4"/>
+        <w:tabs>
+          <w:tab w:val="left" w:pos="916"/>
+          <w:tab w:val="left" w:pos="1832"/>
+          <w:tab w:val="left" w:pos="2748"/>
+          <w:tab w:val="left" w:pos="3664"/>
+          <w:tab w:val="left" w:pos="4580"/>
+          <w:tab w:val="left" w:pos="5496"/>
+          <w:tab w:val="left" w:pos="6412"/>
+          <w:tab w:val="left" w:pos="7328"/>
+          <w:tab w:val="left" w:pos="8244"/>
+          <w:tab w:val="left" w:pos="9160"/>
+          <w:tab w:val="left" w:pos="10076"/>
+          <w:tab w:val="left" w:pos="10992"/>
+          <w:tab w:val="left" w:pos="11908"/>
+          <w:tab w:val="left" w:pos="12824"/>
+          <w:tab w:val="left" w:pos="13740"/>
+          <w:tab w:val="left" w:pos="14656"/>
+        </w:tabs>
+        <w:spacing w:after="0" w:line="240" w:lineRule="auto"/>
+        <w:ind w:left="709"/>
+        <w:rPr>
+          <w:rFonts w:ascii="Courier New" w:eastAsia="Times New Roman" w:hAnsi="Courier New" w:cs="Courier New"/>
+          <w:color w:val="000000"/>
+          <w:kern w:val="0"/>
+          <w:lang w:val="en-US" w:eastAsia="ru-RU"/>
+          <w14:ligatures w14:val="none"/>
+        </w:rPr>
+      </w:pPr>
+      <w:r>
+        <w:rPr>
+          <w:rFonts w:ascii="Courier New" w:eastAsia="Times New Roman" w:hAnsi="Courier New" w:cs="Courier New"/>
+          <w:color w:val="000000"/>
+          <w:kern w:val="0"/>
+          <w:lang w:val="en-US" w:eastAsia="ru-RU"/>
+          <w14:ligatures w14:val="none"/>
+        </w:rPr>
+        <w:t xml:space="preserve">cd </w:t>
+      </w:r>
+      <w:proofErr w:type="spellStart"/>
+      <w:r>
+        <w:rPr>
+          <w:rFonts w:ascii="Courier New" w:eastAsia="Times New Roman" w:hAnsi="Courier New" w:cs="Courier New"/>
+          <w:color w:val="000000"/>
+          <w:kern w:val="0"/>
+          <w:lang w:val="en-US" w:eastAsia="ru-RU"/>
+          <w14:ligatures w14:val="none"/>
+        </w:rPr>
+        <w:t>FinalWork</w:t>
+      </w:r>
+      <w:proofErr w:type="spellEnd"/>
+    </w:p>
+    <w:p>
+      <w:pPr>
+        <w:pBdr>
+          <w:left w:val="single" w:sz="18" w:space="8" w:color="CCCCCC"/>
+        </w:pBdr>
+        <w:shd w:val="clear" w:color="auto" w:fill="F4F4F4"/>
+        <w:tabs>
+          <w:tab w:val="left" w:pos="916"/>
+          <w:tab w:val="left" w:pos="1832"/>
+          <w:tab w:val="left" w:pos="2748"/>
+          <w:tab w:val="left" w:pos="3664"/>
+          <w:tab w:val="left" w:pos="4580"/>
+          <w:tab w:val="left" w:pos="5496"/>
+          <w:tab w:val="left" w:pos="6412"/>
+          <w:tab w:val="left" w:pos="7328"/>
+          <w:tab w:val="left" w:pos="8244"/>
+          <w:tab w:val="left" w:pos="9160"/>
+          <w:tab w:val="left" w:pos="10076"/>
+          <w:tab w:val="left" w:pos="10992"/>
+          <w:tab w:val="left" w:pos="11908"/>
+          <w:tab w:val="left" w:pos="12824"/>
+          <w:tab w:val="left" w:pos="13740"/>
+          <w:tab w:val="left" w:pos="14656"/>
+        </w:tabs>
+        <w:spacing w:after="0" w:line="240" w:lineRule="auto"/>
+        <w:ind w:left="709"/>
+        <w:rPr>
+          <w:rFonts w:ascii="Courier New" w:eastAsia="Times New Roman" w:hAnsi="Courier New" w:cs="Courier New"/>
+          <w:color w:val="000000"/>
+          <w:kern w:val="0"/>
+          <w:lang w:val="en-US" w:eastAsia="ru-RU"/>
+          <w14:ligatures w14:val="none"/>
+        </w:rPr>
+      </w:pPr>
+      <w:r>
+        <w:rPr>
+          <w:rFonts w:ascii="Courier New" w:eastAsia="Times New Roman" w:hAnsi="Courier New" w:cs="Courier New"/>
+          <w:color w:val="000000"/>
+          <w:kern w:val="0"/>
+          <w:lang w:val="en-US" w:eastAsia="ru-RU"/>
+          <w14:ligatures w14:val="none"/>
+        </w:rPr>
+        <w:t xml:space="preserve">git checkout -b </w:t>
+      </w:r>
+      <w:proofErr w:type="spellStart"/>
+      <w:r>
+        <w:rPr>
+          <w:rFonts w:ascii="Courier New" w:eastAsia="Times New Roman" w:hAnsi="Courier New" w:cs="Courier New"/>
+          <w:color w:val="000000"/>
+          <w:kern w:val="0"/>
+          <w:lang w:val="en-US" w:eastAsia="ru-RU"/>
+          <w14:ligatures w14:val="none"/>
+        </w:rPr>
+        <w:t>Karyakin</w:t>
+      </w:r>
+      <w:proofErr w:type="spellEnd"/>
+    </w:p>
+    <w:p>
+      <w:pPr>
+        <w:spacing w:before="300" w:after="100" w:afterAutospacing="1" w:line="240" w:lineRule="auto"/>
+        <w:jc w:val="center"/>
+        <w:outlineLvl w:val="2"/>
+      </w:pPr>
+      <w:r>
+        <w:rPr>
+          <w:noProof/>
+        </w:rPr>
+        <w:drawing>
+          <wp:inline distT="0" distB="0" distL="114300" distR="114300" wp14:anchorId="4C721F52" wp14:editId="51287B15">
+            <wp:extent cx="5305425" cy="2647950"/>
+            <wp:effectExtent l="0" t="0" r="9525" b="0"/>
+            <wp:docPr id="10" name="Изображение 1"/>
+            <wp:cNvGraphicFramePr>
+              <a:graphicFrameLocks xmlns:a="http://schemas.openxmlformats.org/drawingml/2006/main" noChangeAspect="1"/>
+            </wp:cNvGraphicFramePr>
+            <a:graphic xmlns:a="http://schemas.openxmlformats.org/drawingml/2006/main">
+              <a:graphicData uri="http://schemas.openxmlformats.org/drawingml/2006/picture">
+                <pic:pic xmlns:pic="http://schemas.openxmlformats.org/drawingml/2006/picture">
+                  <pic:nvPicPr>
+                    <pic:cNvPr id="10" name="Изображение 1"/>
+                    <pic:cNvPicPr>
+                      <a:picLocks noChangeAspect="1"/>
+                    </pic:cNvPicPr>
+                  </pic:nvPicPr>
+                  <pic:blipFill>
+                    <a:blip r:embed="rId18"/>
+                    <a:stretch>
+                      <a:fillRect/>
+                    </a:stretch>
+                  </pic:blipFill>
+                  <pic:spPr>
+                    <a:xfrm>
+                      <a:off x="0" y="0"/>
+                      <a:ext cx="5305425" cy="2647950"/>
+                    </a:xfrm>
+                    <a:prstGeom prst="rect">
+                      <a:avLst/>
+                    </a:prstGeom>
+                    <a:noFill/>
+                    <a:ln>
+                      <a:noFill/>
+                    </a:ln>
+                  </pic:spPr>
+                </pic:pic>
+              </a:graphicData>
+            </a:graphic>
+          </wp:inline>
+        </w:drawing>
+      </w:r>
+    </w:p>
+    <w:p>
+      <w:pPr>
+        <w:spacing w:before="300" w:after="100" w:afterAutospacing="1" w:line="240" w:lineRule="auto"/>
+        <w:jc w:val="center"/>
+        <w:outlineLvl w:val="2"/>
+        <w:rPr>
+          <w:rFonts w:ascii="Times New Roman" w:eastAsia="Times New Roman" w:hAnsi="Times New Roman" w:cs="Times New Roman"/>
+          <w:b/>
+          <w:bCs/>
+          <w:color w:val="000000"/>
+          <w:kern w:val="0"/>
+          <w:sz w:val="28"/>
+          <w:szCs w:val="28"/>
+          <w:lang w:eastAsia="ru-RU"/>
+          <w14:ligatures w14:val="none"/>
+        </w:rPr>
+      </w:pPr>
+      <w:r>
+        <w:rPr>
+          <w:rFonts w:ascii="Times New Roman" w:eastAsia="Times New Roman" w:hAnsi="Times New Roman" w:cs="Times New Roman"/>
+          <w:b/>
+          <w:bCs/>
+          <w:color w:val="000000"/>
+          <w:kern w:val="0"/>
+          <w:sz w:val="28"/>
+          <w:szCs w:val="28"/>
+          <w:lang w:eastAsia="ru-RU"/>
+          <w14:ligatures w14:val="none"/>
+        </w:rPr>
+        <w:t>17. Выполнение индивидуального задания</w:t>
+      </w:r>
+    </w:p>
+    <w:p>
+      <w:pPr>
+        <w:spacing w:before="75" w:after="75" w:line="240" w:lineRule="auto"/>
+        <w:ind w:firstLine="709"/>
+        <w:jc w:val="both"/>
+        <w:rPr>
+          <w:rFonts w:ascii="Times New Roman" w:eastAsia="Times New Roman" w:hAnsi="Times New Roman" w:cs="Times New Roman"/>
+          <w:color w:val="000000"/>
+          <w:kern w:val="0"/>
+          <w:sz w:val="28"/>
+          <w:szCs w:val="28"/>
+          <w:lang w:val="en-US" w:eastAsia="ru-RU"/>
+          <w14:ligatures w14:val="none"/>
+        </w:rPr>
+      </w:pPr>
+      <w:r>
+        <w:rPr>
+          <w:rFonts w:ascii="Times New Roman" w:eastAsia="Times New Roman" w:hAnsi="Times New Roman" w:cs="Times New Roman"/>
+          <w:b/>
+          <w:bCs/>
+          <w:color w:val="000000"/>
+          <w:kern w:val="0"/>
+          <w:sz w:val="28"/>
+          <w:szCs w:val="28"/>
+          <w:lang w:eastAsia="ru-RU"/>
+          <w14:ligatures w14:val="none"/>
+        </w:rPr>
+        <w:t>Изменение 1:</w:t>
+      </w:r>
+      <w:r>
+        <w:rPr>
+          <w:rFonts w:ascii="Times New Roman" w:eastAsia="Times New Roman" w:hAnsi="Times New Roman" w:cs="Times New Roman"/>
+          <w:color w:val="000000"/>
+          <w:kern w:val="0"/>
+          <w:sz w:val="28"/>
+          <w:szCs w:val="28"/>
+          <w:lang w:eastAsia="ru-RU"/>
+          <w14:ligatures w14:val="none"/>
+        </w:rPr>
+        <w:t> Добавлена проверка на положительность первой переменной с выводом сообщения. Изменение</w:t>
+      </w:r>
+      <w:r>
+        <w:rPr>
+          <w:rFonts w:ascii="Times New Roman" w:eastAsia="Times New Roman" w:hAnsi="Times New Roman" w:cs="Times New Roman"/>
+          <w:color w:val="000000"/>
+          <w:kern w:val="0"/>
+          <w:sz w:val="28"/>
+          <w:szCs w:val="28"/>
+          <w:lang w:val="en-US" w:eastAsia="ru-RU"/>
+          <w14:ligatures w14:val="none"/>
+        </w:rPr>
+        <w:t xml:space="preserve"> </w:t>
+      </w:r>
+      <w:r>
+        <w:rPr>
+          <w:rFonts w:ascii="Times New Roman" w:eastAsia="Times New Roman" w:hAnsi="Times New Roman" w:cs="Times New Roman"/>
+          <w:color w:val="000000"/>
+          <w:kern w:val="0"/>
+          <w:sz w:val="28"/>
+          <w:szCs w:val="28"/>
+          <w:lang w:eastAsia="ru-RU"/>
+          <w14:ligatures w14:val="none"/>
+        </w:rPr>
+        <w:t>зафиксировано</w:t>
+      </w:r>
+      <w:r>
+        <w:rPr>
+          <w:rFonts w:ascii="Times New Roman" w:eastAsia="Times New Roman" w:hAnsi="Times New Roman" w:cs="Times New Roman"/>
+          <w:color w:val="000000"/>
+          <w:kern w:val="0"/>
+          <w:sz w:val="28"/>
+          <w:szCs w:val="28"/>
+          <w:lang w:val="en-US" w:eastAsia="ru-RU"/>
+          <w14:ligatures w14:val="none"/>
+        </w:rPr>
+        <w:t>:</w:t>
+      </w:r>
+    </w:p>
+    <w:p>
+      <w:pPr>
+        <w:pBdr>
+          <w:left w:val="single" w:sz="18" w:space="8" w:color="CCCCCC"/>
+        </w:pBdr>
+        <w:shd w:val="clear" w:color="auto" w:fill="F4F4F4"/>
+        <w:tabs>
+          <w:tab w:val="left" w:pos="916"/>
+          <w:tab w:val="left" w:pos="1832"/>
+          <w:tab w:val="left" w:pos="2748"/>
+          <w:tab w:val="left" w:pos="3664"/>
+          <w:tab w:val="left" w:pos="4580"/>
+          <w:tab w:val="left" w:pos="5496"/>
+          <w:tab w:val="left" w:pos="6412"/>
+          <w:tab w:val="left" w:pos="7328"/>
+          <w:tab w:val="left" w:pos="8244"/>
+          <w:tab w:val="left" w:pos="9160"/>
+          <w:tab w:val="left" w:pos="10076"/>
+          <w:tab w:val="left" w:pos="10992"/>
+          <w:tab w:val="left" w:pos="11908"/>
+          <w:tab w:val="left" w:pos="12824"/>
+          <w:tab w:val="left" w:pos="13740"/>
+          <w:tab w:val="left" w:pos="14656"/>
+        </w:tabs>
+        <w:spacing w:after="0" w:line="240" w:lineRule="auto"/>
+        <w:ind w:left="709"/>
+        <w:rPr>
+          <w:rFonts w:ascii="Courier New" w:eastAsia="Times New Roman" w:hAnsi="Courier New" w:cs="Courier New"/>
+          <w:color w:val="000000"/>
+          <w:kern w:val="0"/>
+          <w:lang w:val="en-US" w:eastAsia="ru-RU"/>
+          <w14:ligatures w14:val="none"/>
+        </w:rPr>
+      </w:pPr>
+      <w:r>
+        <w:rPr>
+          <w:rFonts w:ascii="Courier New" w:eastAsia="Times New Roman" w:hAnsi="Courier New" w:cs="Courier New"/>
+          <w:color w:val="000000"/>
+          <w:kern w:val="0"/>
+          <w:lang w:val="en-US" w:eastAsia="ru-RU"/>
+          <w14:ligatures w14:val="none"/>
+        </w:rPr>
+        <w:t xml:space="preserve">git </w:t>
+      </w:r>
+      <w:proofErr w:type="gramStart"/>
+      <w:r>
+        <w:rPr>
+          <w:rFonts w:ascii="Courier New" w:eastAsia="Times New Roman" w:hAnsi="Courier New" w:cs="Courier New"/>
+          <w:color w:val="000000"/>
+          <w:kern w:val="0"/>
+          <w:lang w:val="en-US" w:eastAsia="ru-RU"/>
+          <w14:ligatures w14:val="none"/>
+        </w:rPr>
+        <w:t>add .</w:t>
+      </w:r>
+      <w:proofErr w:type="gramEnd"/>
+    </w:p>
+    <w:p>
+      <w:pPr>
+        <w:pBdr>
+          <w:left w:val="single" w:sz="18" w:space="8" w:color="CCCCCC"/>
+        </w:pBdr>
+        <w:shd w:val="clear" w:color="auto" w:fill="F4F4F4"/>
+        <w:tabs>
+          <w:tab w:val="left" w:pos="916"/>
+          <w:tab w:val="left" w:pos="1832"/>
+          <w:tab w:val="left" w:pos="2748"/>
+          <w:tab w:val="left" w:pos="3664"/>
+          <w:tab w:val="left" w:pos="4580"/>
+          <w:tab w:val="left" w:pos="5496"/>
+          <w:tab w:val="left" w:pos="6412"/>
+          <w:tab w:val="left" w:pos="7328"/>
+          <w:tab w:val="left" w:pos="8244"/>
+          <w:tab w:val="left" w:pos="9160"/>
+          <w:tab w:val="left" w:pos="10076"/>
+          <w:tab w:val="left" w:pos="10992"/>
+          <w:tab w:val="left" w:pos="11908"/>
+          <w:tab w:val="left" w:pos="12824"/>
+          <w:tab w:val="left" w:pos="13740"/>
+          <w:tab w:val="left" w:pos="14656"/>
+        </w:tabs>
+        <w:spacing w:after="0" w:line="240" w:lineRule="auto"/>
+        <w:ind w:left="709"/>
+        <w:rPr>
+          <w:rFonts w:ascii="Courier New" w:eastAsia="Times New Roman" w:hAnsi="Courier New" w:cs="Courier New"/>
+          <w:color w:val="000000"/>
+          <w:kern w:val="0"/>
+          <w:lang w:val="en-US" w:eastAsia="ru-RU"/>
+          <w14:ligatures w14:val="none"/>
+        </w:rPr>
+      </w:pPr>
+      <w:r>
+        <w:rPr>
+          <w:rFonts w:ascii="Courier New" w:eastAsia="Times New Roman" w:hAnsi="Courier New" w:cs="Courier New"/>
+          <w:color w:val="000000"/>
+          <w:kern w:val="0"/>
+          <w:lang w:val="en-US" w:eastAsia="ru-RU"/>
+          <w14:ligatures w14:val="none"/>
+        </w:rPr>
+        <w:t>git commit -m "add positive check for first variable"</w:t>
+      </w:r>
+    </w:p>
+    <w:p>
+      <w:pPr>
+        <w:spacing w:before="75" w:after="75" w:line="240" w:lineRule="auto"/>
+        <w:ind w:firstLine="709"/>
+        <w:jc w:val="center"/>
+        <w:rPr>
+          <w:rFonts w:ascii="Times New Roman" w:eastAsia="Times New Roman" w:hAnsi="Times New Roman" w:cs="Times New Roman"/>
+          <w:b/>
+          <w:bCs/>
+          <w:color w:val="000000"/>
+          <w:kern w:val="0"/>
+          <w:sz w:val="28"/>
+          <w:szCs w:val="28"/>
+          <w:lang w:eastAsia="ru-RU"/>
+          <w14:ligatures w14:val="none"/>
+        </w:rPr>
+      </w:pPr>
+      <w:r>
+        <w:rPr>
+          <w:noProof/>
+        </w:rPr>
+        <w:drawing>
+          <wp:inline distT="0" distB="0" distL="114300" distR="114300" wp14:anchorId="1906BCDB" wp14:editId="3287EA70">
+            <wp:extent cx="4619625" cy="2933700"/>
+            <wp:effectExtent l="0" t="0" r="9525" b="0"/>
+            <wp:docPr id="11" name="Изображение 2"/>
+            <wp:cNvGraphicFramePr>
+              <a:graphicFrameLocks xmlns:a="http://schemas.openxmlformats.org/drawingml/2006/main" noChangeAspect="1"/>
+            </wp:cNvGraphicFramePr>
+            <a:graphic xmlns:a="http://schemas.openxmlformats.org/drawingml/2006/main">
+              <a:graphicData uri="http://schemas.openxmlformats.org/drawingml/2006/picture">
+                <pic:pic xmlns:pic="http://schemas.openxmlformats.org/drawingml/2006/picture">
+                  <pic:nvPicPr>
+                    <pic:cNvPr id="11" name="Изображение 2"/>
+                    <pic:cNvPicPr>
+                      <a:picLocks noChangeAspect="1"/>
+                    </pic:cNvPicPr>
+                  </pic:nvPicPr>
+                  <pic:blipFill>
+                    <a:blip r:embed="rId19"/>
+                    <a:stretch>
+                      <a:fillRect/>
+                    </a:stretch>
+                  </pic:blipFill>
+                  <pic:spPr>
+                    <a:xfrm>
+                      <a:off x="0" y="0"/>
+                      <a:ext cx="4619625" cy="2933700"/>
+                    </a:xfrm>
+                    <a:prstGeom prst="rect">
+                      <a:avLst/>
+                    </a:prstGeom>
+                    <a:noFill/>
+                    <a:ln>
+                      <a:noFill/>
+                    </a:ln>
+                  </pic:spPr>
+                </pic:pic>
+              </a:graphicData>
+            </a:graphic>
+          </wp:inline>
+        </w:drawing>
+      </w:r>
+    </w:p>
+    <w:p>
+      <w:pPr>
+        <w:spacing w:before="75" w:after="75" w:line="240" w:lineRule="auto"/>
+        <w:ind w:firstLine="709"/>
+        <w:jc w:val="both"/>
+        <w:rPr>
+          <w:rFonts w:ascii="Times New Roman" w:eastAsia="Times New Roman" w:hAnsi="Times New Roman" w:cs="Times New Roman"/>
+          <w:color w:val="000000"/>
+          <w:kern w:val="0"/>
+          <w:sz w:val="28"/>
+          <w:szCs w:val="28"/>
+          <w:lang w:val="en-US" w:eastAsia="ru-RU"/>
+          <w14:ligatures w14:val="none"/>
+        </w:rPr>
+      </w:pPr>
+      <w:r>
+        <w:rPr>
+          <w:rFonts w:ascii="Times New Roman" w:eastAsia="Times New Roman" w:hAnsi="Times New Roman" w:cs="Times New Roman"/>
+          <w:b/>
+          <w:bCs/>
+          <w:color w:val="000000"/>
+          <w:kern w:val="0"/>
+          <w:sz w:val="28"/>
+          <w:szCs w:val="28"/>
+          <w:lang w:eastAsia="ru-RU"/>
+          <w14:ligatures w14:val="none"/>
+        </w:rPr>
+        <w:t>Изменение 2</w:t>
+      </w:r>
+      <w:proofErr w:type="gramStart"/>
+      <w:r>
+        <w:rPr>
+          <w:rFonts w:ascii="Times New Roman" w:eastAsia="Times New Roman" w:hAnsi="Times New Roman" w:cs="Times New Roman"/>
+          <w:b/>
+          <w:bCs/>
+          <w:color w:val="000000"/>
+          <w:kern w:val="0"/>
+          <w:sz w:val="28"/>
+          <w:szCs w:val="28"/>
+          <w:lang w:eastAsia="ru-RU"/>
+          <w14:ligatures w14:val="none"/>
+        </w:rPr>
+        <w:t>:</w:t>
+      </w:r>
+      <w:r>
+        <w:rPr>
+          <w:rFonts w:ascii="Times New Roman" w:eastAsia="Times New Roman" w:hAnsi="Times New Roman" w:cs="Times New Roman"/>
+          <w:color w:val="000000"/>
+          <w:kern w:val="0"/>
+          <w:sz w:val="28"/>
+          <w:szCs w:val="28"/>
+          <w:lang w:eastAsia="ru-RU"/>
+          <w14:ligatures w14:val="none"/>
+        </w:rPr>
+        <w:t> К</w:t>
+      </w:r>
+      <w:proofErr w:type="gramEnd"/>
+      <w:r>
+        <w:rPr>
+          <w:rFonts w:ascii="Times New Roman" w:eastAsia="Times New Roman" w:hAnsi="Times New Roman" w:cs="Times New Roman"/>
+          <w:color w:val="000000"/>
+          <w:kern w:val="0"/>
+          <w:sz w:val="28"/>
+          <w:szCs w:val="28"/>
+          <w:lang w:eastAsia="ru-RU"/>
+          <w14:ligatures w14:val="none"/>
+        </w:rPr>
+        <w:t xml:space="preserve"> строке с условным выражением добавлен поясняющий комментарий. Изменение</w:t>
+      </w:r>
+      <w:r>
+        <w:rPr>
+          <w:rFonts w:ascii="Times New Roman" w:eastAsia="Times New Roman" w:hAnsi="Times New Roman" w:cs="Times New Roman"/>
+          <w:color w:val="000000"/>
+          <w:kern w:val="0"/>
+          <w:sz w:val="28"/>
+          <w:szCs w:val="28"/>
+          <w:lang w:val="en-US" w:eastAsia="ru-RU"/>
+          <w14:ligatures w14:val="none"/>
+        </w:rPr>
+        <w:t xml:space="preserve"> </w:t>
+      </w:r>
+      <w:r>
+        <w:rPr>
+          <w:rFonts w:ascii="Times New Roman" w:eastAsia="Times New Roman" w:hAnsi="Times New Roman" w:cs="Times New Roman"/>
+          <w:color w:val="000000"/>
+          <w:kern w:val="0"/>
+          <w:sz w:val="28"/>
+          <w:szCs w:val="28"/>
+          <w:lang w:eastAsia="ru-RU"/>
+          <w14:ligatures w14:val="none"/>
+        </w:rPr>
+        <w:t>зафиксировано</w:t>
+      </w:r>
+      <w:r>
+        <w:rPr>
+          <w:rFonts w:ascii="Times New Roman" w:eastAsia="Times New Roman" w:hAnsi="Times New Roman" w:cs="Times New Roman"/>
+          <w:color w:val="000000"/>
+          <w:kern w:val="0"/>
+          <w:sz w:val="28"/>
+          <w:szCs w:val="28"/>
+          <w:lang w:val="en-US" w:eastAsia="ru-RU"/>
+          <w14:ligatures w14:val="none"/>
+        </w:rPr>
+        <w:t>:</w:t>
+      </w:r>
+    </w:p>
+    <w:p>
+      <w:pPr>
+        <w:pBdr>
+          <w:left w:val="single" w:sz="18" w:space="8" w:color="CCCCCC"/>
+        </w:pBdr>
+        <w:shd w:val="clear" w:color="auto" w:fill="F4F4F4"/>
+        <w:tabs>
+          <w:tab w:val="left" w:pos="916"/>
+          <w:tab w:val="left" w:pos="1832"/>
+          <w:tab w:val="left" w:pos="2748"/>
+          <w:tab w:val="left" w:pos="3664"/>
+          <w:tab w:val="left" w:pos="4580"/>
+          <w:tab w:val="left" w:pos="5496"/>
+          <w:tab w:val="left" w:pos="6412"/>
+          <w:tab w:val="left" w:pos="7328"/>
+          <w:tab w:val="left" w:pos="8244"/>
+          <w:tab w:val="left" w:pos="9160"/>
+          <w:tab w:val="left" w:pos="10076"/>
+          <w:tab w:val="left" w:pos="10992"/>
+          <w:tab w:val="left" w:pos="11908"/>
+          <w:tab w:val="left" w:pos="12824"/>
+          <w:tab w:val="left" w:pos="13740"/>
+          <w:tab w:val="left" w:pos="14656"/>
+        </w:tabs>
+        <w:spacing w:after="0" w:line="240" w:lineRule="auto"/>
+        <w:ind w:left="709"/>
+        <w:rPr>
+          <w:rFonts w:ascii="Courier New" w:eastAsia="Times New Roman" w:hAnsi="Courier New" w:cs="Courier New"/>
+          <w:color w:val="000000"/>
+          <w:kern w:val="0"/>
+          <w:lang w:val="en-US" w:eastAsia="ru-RU"/>
+          <w14:ligatures w14:val="none"/>
+        </w:rPr>
+      </w:pPr>
+      <w:r>
+        <w:rPr>
+          <w:rFonts w:ascii="Courier New" w:eastAsia="Times New Roman" w:hAnsi="Courier New" w:cs="Courier New"/>
+          <w:color w:val="000000"/>
+          <w:kern w:val="0"/>
+          <w:lang w:val="en-US" w:eastAsia="ru-RU"/>
+          <w14:ligatures w14:val="none"/>
+        </w:rPr>
+        <w:lastRenderedPageBreak/>
+        <w:t xml:space="preserve">git </w:t>
+      </w:r>
+      <w:proofErr w:type="gramStart"/>
+      <w:r>
+        <w:rPr>
+          <w:rFonts w:ascii="Courier New" w:eastAsia="Times New Roman" w:hAnsi="Courier New" w:cs="Courier New"/>
+          <w:color w:val="000000"/>
+          <w:kern w:val="0"/>
+          <w:lang w:val="en-US" w:eastAsia="ru-RU"/>
+          <w14:ligatures w14:val="none"/>
+        </w:rPr>
+        <w:t>add .</w:t>
+      </w:r>
+      <w:proofErr w:type="gramEnd"/>
+    </w:p>
+    <w:p>
+      <w:pPr>
+        <w:pBdr>
+          <w:left w:val="single" w:sz="18" w:space="8" w:color="CCCCCC"/>
+        </w:pBdr>
+        <w:shd w:val="clear" w:color="auto" w:fill="F4F4F4"/>
+        <w:tabs>
+          <w:tab w:val="left" w:pos="916"/>
+          <w:tab w:val="left" w:pos="1832"/>
+          <w:tab w:val="left" w:pos="2748"/>
+          <w:tab w:val="left" w:pos="3664"/>
+          <w:tab w:val="left" w:pos="4580"/>
+          <w:tab w:val="left" w:pos="5496"/>
+          <w:tab w:val="left" w:pos="6412"/>
+          <w:tab w:val="left" w:pos="7328"/>
+          <w:tab w:val="left" w:pos="8244"/>
+          <w:tab w:val="left" w:pos="9160"/>
+          <w:tab w:val="left" w:pos="10076"/>
+          <w:tab w:val="left" w:pos="10992"/>
+          <w:tab w:val="left" w:pos="11908"/>
+          <w:tab w:val="left" w:pos="12824"/>
+          <w:tab w:val="left" w:pos="13740"/>
+          <w:tab w:val="left" w:pos="14656"/>
+        </w:tabs>
+        <w:spacing w:after="0" w:line="240" w:lineRule="auto"/>
+        <w:ind w:left="709"/>
+        <w:rPr>
+          <w:rFonts w:ascii="Courier New" w:eastAsia="Times New Roman" w:hAnsi="Courier New" w:cs="Courier New"/>
+          <w:color w:val="000000"/>
+          <w:kern w:val="0"/>
+          <w:lang w:val="en-US" w:eastAsia="ru-RU"/>
+          <w14:ligatures w14:val="none"/>
+        </w:rPr>
+      </w:pPr>
+      <w:r>
+        <w:rPr>
+          <w:rFonts w:ascii="Courier New" w:eastAsia="Times New Roman" w:hAnsi="Courier New" w:cs="Courier New"/>
+          <w:color w:val="000000"/>
+          <w:kern w:val="0"/>
+          <w:lang w:val="en-US" w:eastAsia="ru-RU"/>
+          <w14:ligatures w14:val="none"/>
+        </w:rPr>
+        <w:t>git commit -m "add comment for conditional expression"</w:t>
+      </w:r>
+    </w:p>
+    <w:p>
+      <w:pPr>
+        <w:spacing w:before="300" w:after="100" w:afterAutospacing="1" w:line="240" w:lineRule="auto"/>
+        <w:jc w:val="center"/>
+        <w:outlineLvl w:val="2"/>
+        <w:rPr>
+          <w:rFonts w:ascii="Times New Roman" w:eastAsia="Times New Roman" w:hAnsi="Times New Roman" w:cs="Times New Roman"/>
+          <w:b/>
+          <w:bCs/>
+          <w:color w:val="000000"/>
+          <w:kern w:val="0"/>
+          <w:sz w:val="28"/>
+          <w:szCs w:val="28"/>
+          <w:lang w:eastAsia="ru-RU"/>
+          <w14:ligatures w14:val="none"/>
+        </w:rPr>
+      </w:pPr>
+      <w:r>
+        <w:rPr>
+          <w:noProof/>
+        </w:rPr>
+        <w:drawing>
+          <wp:inline distT="0" distB="0" distL="114300" distR="114300" wp14:anchorId="23398C1A" wp14:editId="71C08ADF">
+            <wp:extent cx="4248150" cy="1428750"/>
+            <wp:effectExtent l="0" t="0" r="0" b="0"/>
+            <wp:docPr id="12" name="Изображение 3"/>
+            <wp:cNvGraphicFramePr>
+              <a:graphicFrameLocks xmlns:a="http://schemas.openxmlformats.org/drawingml/2006/main" noChangeAspect="1"/>
+            </wp:cNvGraphicFramePr>
+            <a:graphic xmlns:a="http://schemas.openxmlformats.org/drawingml/2006/main">
+              <a:graphicData uri="http://schemas.openxmlformats.org/drawingml/2006/picture">
+                <pic:pic xmlns:pic="http://schemas.openxmlformats.org/drawingml/2006/picture">
+                  <pic:nvPicPr>
+                    <pic:cNvPr id="12" name="Изображение 3"/>
+                    <pic:cNvPicPr>
+                      <a:picLocks noChangeAspect="1"/>
+                    </pic:cNvPicPr>
+                  </pic:nvPicPr>
+                  <pic:blipFill>
+                    <a:blip r:embed="rId20"/>
+                    <a:stretch>
+                      <a:fillRect/>
+                    </a:stretch>
+                  </pic:blipFill>
+                  <pic:spPr>
+                    <a:xfrm>
+                      <a:off x="0" y="0"/>
+                      <a:ext cx="4248150" cy="1428750"/>
+                    </a:xfrm>
+                    <a:prstGeom prst="rect">
+                      <a:avLst/>
+                    </a:prstGeom>
+                    <a:noFill/>
+                    <a:ln>
+                      <a:noFill/>
+                    </a:ln>
+                  </pic:spPr>
+                </pic:pic>
+              </a:graphicData>
+            </a:graphic>
+          </wp:inline>
+        </w:drawing>
+      </w:r>
+    </w:p>
+    <w:p>
+      <w:pPr>
+        <w:spacing w:before="300" w:after="100" w:afterAutospacing="1" w:line="240" w:lineRule="auto"/>
+        <w:outlineLvl w:val="2"/>
+        <w:rPr>
+          <w:rFonts w:ascii="Times New Roman" w:eastAsia="Times New Roman" w:hAnsi="Times New Roman" w:cs="Times New Roman"/>
+          <w:b/>
+          <w:bCs/>
+          <w:color w:val="000000"/>
+          <w:kern w:val="0"/>
+          <w:sz w:val="28"/>
+          <w:szCs w:val="28"/>
+          <w:lang w:eastAsia="ru-RU"/>
+          <w14:ligatures w14:val="none"/>
+        </w:rPr>
+      </w:pPr>
+      <w:r>
+        <w:rPr>
+          <w:rFonts w:ascii="Times New Roman" w:eastAsia="Times New Roman" w:hAnsi="Times New Roman" w:cs="Times New Roman"/>
+          <w:b/>
+          <w:bCs/>
+          <w:color w:val="000000"/>
+          <w:kern w:val="0"/>
+          <w:sz w:val="28"/>
+          <w:szCs w:val="28"/>
+          <w:lang w:eastAsia="ru-RU"/>
+          <w14:ligatures w14:val="none"/>
+        </w:rPr>
+        <w:t xml:space="preserve">18. Файл отчёта, отправка ветки и слияние с </w:t>
+      </w:r>
+      <w:proofErr w:type="spellStart"/>
+      <w:r>
+        <w:rPr>
+          <w:rFonts w:ascii="Times New Roman" w:eastAsia="Times New Roman" w:hAnsi="Times New Roman" w:cs="Times New Roman"/>
+          <w:b/>
+          <w:bCs/>
+          <w:color w:val="000000"/>
+          <w:kern w:val="0"/>
+          <w:sz w:val="28"/>
+          <w:szCs w:val="28"/>
+          <w:lang w:eastAsia="ru-RU"/>
+          <w14:ligatures w14:val="none"/>
+        </w:rPr>
+        <w:t>main</w:t>
+      </w:r>
+      <w:proofErr w:type="spellEnd"/>
+    </w:p>
+    <w:p>
+      <w:pPr>
+        <w:spacing w:before="75" w:after="75" w:line="240" w:lineRule="auto"/>
+        <w:ind w:firstLine="709"/>
+        <w:jc w:val="both"/>
+        <w:rPr>
+          <w:rFonts w:ascii="Times New Roman" w:eastAsia="Times New Roman" w:hAnsi="Times New Roman" w:cs="Times New Roman"/>
+          <w:color w:val="000000"/>
+          <w:kern w:val="0"/>
+          <w:sz w:val="28"/>
+          <w:szCs w:val="28"/>
+          <w:lang w:eastAsia="ru-RU"/>
+          <w14:ligatures w14:val="none"/>
+        </w:rPr>
+      </w:pPr>
+      <w:r>
+        <w:rPr>
+          <w:rFonts w:ascii="Times New Roman" w:eastAsia="Times New Roman" w:hAnsi="Times New Roman" w:cs="Times New Roman"/>
+          <w:color w:val="000000"/>
+          <w:kern w:val="0"/>
+          <w:sz w:val="28"/>
+          <w:szCs w:val="28"/>
+          <w:lang w:eastAsia="ru-RU"/>
+          <w14:ligatures w14:val="none"/>
+        </w:rPr>
+        <w:t>Создан файл </w:t>
+      </w:r>
+      <w:r>
+        <w:rPr>
+          <w:rFonts w:ascii="Courier New" w:eastAsia="Times New Roman" w:hAnsi="Courier New" w:cs="Courier New"/>
+          <w:color w:val="000000"/>
+          <w:kern w:val="0"/>
+          <w:sz w:val="20"/>
+          <w:szCs w:val="20"/>
+          <w:shd w:val="clear" w:color="auto" w:fill="F4F4F4"/>
+          <w:lang w:eastAsia="ru-RU"/>
+          <w14:ligatures w14:val="none"/>
+        </w:rPr>
+        <w:t>3.docx</w:t>
+      </w:r>
+      <w:r>
+        <w:rPr>
+          <w:rFonts w:ascii="Times New Roman" w:eastAsia="Times New Roman" w:hAnsi="Times New Roman" w:cs="Times New Roman"/>
+          <w:color w:val="000000"/>
+          <w:kern w:val="0"/>
+          <w:sz w:val="28"/>
+          <w:szCs w:val="28"/>
+          <w:lang w:eastAsia="ru-RU"/>
+          <w14:ligatures w14:val="none"/>
+        </w:rPr>
+        <w:t xml:space="preserve"> с описанием действий, зафиксирован, ветка отправлена на </w:t>
+      </w:r>
+      <w:proofErr w:type="spellStart"/>
+      <w:r>
+        <w:rPr>
+          <w:rFonts w:ascii="Times New Roman" w:eastAsia="Times New Roman" w:hAnsi="Times New Roman" w:cs="Times New Roman"/>
+          <w:color w:val="000000"/>
+          <w:kern w:val="0"/>
+          <w:sz w:val="28"/>
+          <w:szCs w:val="28"/>
+          <w:lang w:eastAsia="ru-RU"/>
+          <w14:ligatures w14:val="none"/>
+        </w:rPr>
+        <w:t>GitHub</w:t>
+      </w:r>
+      <w:proofErr w:type="spellEnd"/>
+      <w:r>
+        <w:rPr>
+          <w:rFonts w:ascii="Times New Roman" w:eastAsia="Times New Roman" w:hAnsi="Times New Roman" w:cs="Times New Roman"/>
+          <w:color w:val="000000"/>
+          <w:kern w:val="0"/>
+          <w:sz w:val="28"/>
+          <w:szCs w:val="28"/>
+          <w:lang w:eastAsia="ru-RU"/>
+          <w14:ligatures w14:val="none"/>
+        </w:rPr>
+        <w:t xml:space="preserve"> и влита в </w:t>
+      </w:r>
+      <w:proofErr w:type="spellStart"/>
+      <w:r>
+        <w:rPr>
+          <w:rFonts w:ascii="Courier New" w:eastAsia="Times New Roman" w:hAnsi="Courier New" w:cs="Courier New"/>
+          <w:color w:val="000000"/>
+          <w:kern w:val="0"/>
+          <w:sz w:val="20"/>
+          <w:szCs w:val="20"/>
+          <w:shd w:val="clear" w:color="auto" w:fill="F4F4F4"/>
+          <w:lang w:eastAsia="ru-RU"/>
+          <w14:ligatures w14:val="none"/>
+        </w:rPr>
+        <w:t>main</w:t>
+      </w:r>
+      <w:proofErr w:type="spellEnd"/>
+      <w:r>
+        <w:rPr>
+          <w:rFonts w:ascii="Times New Roman" w:eastAsia="Times New Roman" w:hAnsi="Times New Roman" w:cs="Times New Roman"/>
+          <w:color w:val="000000"/>
+          <w:kern w:val="0"/>
+          <w:sz w:val="28"/>
+          <w:szCs w:val="28"/>
+          <w:lang w:eastAsia="ru-RU"/>
+          <w14:ligatures w14:val="none"/>
+        </w:rPr>
+        <w:t>:</w:t>
+      </w:r>
+    </w:p>
+    <w:p>
+      <w:pPr>
+        <w:pBdr>
+          <w:left w:val="single" w:sz="18" w:space="8" w:color="CCCCCC"/>
+        </w:pBdr>
+        <w:shd w:val="clear" w:color="auto" w:fill="F4F4F4"/>
+        <w:tabs>
+          <w:tab w:val="left" w:pos="916"/>
+          <w:tab w:val="left" w:pos="1832"/>
+          <w:tab w:val="left" w:pos="2748"/>
+          <w:tab w:val="left" w:pos="3664"/>
+          <w:tab w:val="left" w:pos="4580"/>
+          <w:tab w:val="left" w:pos="5496"/>
+          <w:tab w:val="left" w:pos="6412"/>
+          <w:tab w:val="left" w:pos="7328"/>
+          <w:tab w:val="left" w:pos="8244"/>
+          <w:tab w:val="left" w:pos="9160"/>
+          <w:tab w:val="left" w:pos="10076"/>
+          <w:tab w:val="left" w:pos="10992"/>
+          <w:tab w:val="left" w:pos="11908"/>
+          <w:tab w:val="left" w:pos="12824"/>
+          <w:tab w:val="left" w:pos="13740"/>
+          <w:tab w:val="left" w:pos="14656"/>
+        </w:tabs>
+        <w:spacing w:after="0" w:line="240" w:lineRule="auto"/>
+        <w:ind w:left="709"/>
+        <w:rPr>
+          <w:rFonts w:ascii="Courier New" w:eastAsia="Times New Roman" w:hAnsi="Courier New" w:cs="Courier New"/>
+          <w:color w:val="000000"/>
+          <w:kern w:val="0"/>
+          <w:lang w:val="en-US" w:eastAsia="ru-RU"/>
+          <w14:ligatures w14:val="none"/>
+        </w:rPr>
+      </w:pPr>
+      <w:r>
+        <w:rPr>
+          <w:rFonts w:ascii="Courier New" w:eastAsia="Times New Roman" w:hAnsi="Courier New" w:cs="Courier New"/>
+          <w:color w:val="000000"/>
+          <w:kern w:val="0"/>
+          <w:lang w:val="en-US" w:eastAsia="ru-RU"/>
+          <w14:ligatures w14:val="none"/>
+        </w:rPr>
+        <w:t>git add 3.docx</w:t>
+      </w:r>
+    </w:p>
+    <w:p>
+      <w:pPr>
+        <w:pBdr>
+          <w:left w:val="single" w:sz="18" w:space="8" w:color="CCCCCC"/>
+        </w:pBdr>
+        <w:shd w:val="clear" w:color="auto" w:fill="F4F4F4"/>
+        <w:tabs>
+          <w:tab w:val="left" w:pos="916"/>
+          <w:tab w:val="left" w:pos="1832"/>
+          <w:tab w:val="left" w:pos="2748"/>
+          <w:tab w:val="left" w:pos="3664"/>
+          <w:tab w:val="left" w:pos="4580"/>
+          <w:tab w:val="left" w:pos="5496"/>
+          <w:tab w:val="left" w:pos="6412"/>
+          <w:tab w:val="left" w:pos="7328"/>
+          <w:tab w:val="left" w:pos="8244"/>
+          <w:tab w:val="left" w:pos="9160"/>
+          <w:tab w:val="left" w:pos="10076"/>
+          <w:tab w:val="left" w:pos="10992"/>
+          <w:tab w:val="left" w:pos="11908"/>
+          <w:tab w:val="left" w:pos="12824"/>
+          <w:tab w:val="left" w:pos="13740"/>
+          <w:tab w:val="left" w:pos="14656"/>
+        </w:tabs>
+        <w:spacing w:after="0" w:line="240" w:lineRule="auto"/>
+        <w:ind w:left="709"/>
+        <w:rPr>
+          <w:rFonts w:ascii="Courier New" w:eastAsia="Times New Roman" w:hAnsi="Courier New" w:cs="Courier New"/>
+          <w:color w:val="000000"/>
+          <w:kern w:val="0"/>
+          <w:lang w:val="en-US" w:eastAsia="ru-RU"/>
+          <w14:ligatures w14:val="none"/>
+        </w:rPr>
+      </w:pPr>
+      <w:r>
+        <w:rPr>
+          <w:rFonts w:ascii="Courier New" w:eastAsia="Times New Roman" w:hAnsi="Courier New" w:cs="Courier New"/>
+          <w:color w:val="000000"/>
+          <w:kern w:val="0"/>
+          <w:lang w:val="en-US" w:eastAsia="ru-RU"/>
+          <w14:ligatures w14:val="none"/>
+        </w:rPr>
+        <w:t xml:space="preserve">git commit -m "add </w:t>
+      </w:r>
+      <w:proofErr w:type="spellStart"/>
+      <w:r>
+        <w:rPr>
+          <w:rFonts w:ascii="Courier New" w:eastAsia="Times New Roman" w:hAnsi="Courier New" w:cs="Courier New"/>
+          <w:color w:val="000000"/>
+          <w:kern w:val="0"/>
+          <w:lang w:val="en-US" w:eastAsia="ru-RU"/>
+          <w14:ligatures w14:val="none"/>
+        </w:rPr>
+        <w:t>Karyakin</w:t>
+      </w:r>
+      <w:proofErr w:type="spellEnd"/>
+      <w:r>
+        <w:rPr>
+          <w:rFonts w:ascii="Courier New" w:eastAsia="Times New Roman" w:hAnsi="Courier New" w:cs="Courier New"/>
+          <w:color w:val="000000"/>
+          <w:kern w:val="0"/>
+          <w:lang w:val="en-US" w:eastAsia="ru-RU"/>
+          <w14:ligatures w14:val="none"/>
+        </w:rPr>
+        <w:t xml:space="preserve"> report"</w:t>
+      </w:r>
+    </w:p>
+    <w:p>
+      <w:pPr>
+        <w:pBdr>
+          <w:left w:val="single" w:sz="18" w:space="8" w:color="CCCCCC"/>
+        </w:pBdr>
+        <w:shd w:val="clear" w:color="auto" w:fill="F4F4F4"/>
+        <w:tabs>
+          <w:tab w:val="left" w:pos="916"/>
+          <w:tab w:val="left" w:pos="1832"/>
+          <w:tab w:val="left" w:pos="2748"/>
+          <w:tab w:val="left" w:pos="3664"/>
+          <w:tab w:val="left" w:pos="4580"/>
+          <w:tab w:val="left" w:pos="5496"/>
+          <w:tab w:val="left" w:pos="6412"/>
+          <w:tab w:val="left" w:pos="7328"/>
+          <w:tab w:val="left" w:pos="8244"/>
+          <w:tab w:val="left" w:pos="9160"/>
+          <w:tab w:val="left" w:pos="10076"/>
+          <w:tab w:val="left" w:pos="10992"/>
+          <w:tab w:val="left" w:pos="11908"/>
+          <w:tab w:val="left" w:pos="12824"/>
+          <w:tab w:val="left" w:pos="13740"/>
+          <w:tab w:val="left" w:pos="14656"/>
+        </w:tabs>
+        <w:spacing w:after="0" w:line="240" w:lineRule="auto"/>
+        <w:ind w:left="709"/>
+        <w:rPr>
+          <w:rFonts w:ascii="Courier New" w:eastAsia="Times New Roman" w:hAnsi="Courier New" w:cs="Courier New"/>
+          <w:color w:val="000000"/>
+          <w:kern w:val="0"/>
+          <w:lang w:val="en-US" w:eastAsia="ru-RU"/>
+          <w14:ligatures w14:val="none"/>
+        </w:rPr>
+      </w:pPr>
+      <w:r>
+        <w:rPr>
+          <w:rFonts w:ascii="Courier New" w:eastAsia="Times New Roman" w:hAnsi="Courier New" w:cs="Courier New"/>
+          <w:color w:val="000000"/>
+          <w:kern w:val="0"/>
+          <w:lang w:val="en-US" w:eastAsia="ru-RU"/>
+          <w14:ligatures w14:val="none"/>
+        </w:rPr>
+        <w:t xml:space="preserve">git push origin </w:t>
+      </w:r>
+      <w:proofErr w:type="spellStart"/>
+      <w:r>
+        <w:rPr>
+          <w:rFonts w:ascii="Courier New" w:eastAsia="Times New Roman" w:hAnsi="Courier New" w:cs="Courier New"/>
+          <w:color w:val="000000"/>
+          <w:kern w:val="0"/>
+          <w:lang w:val="en-US" w:eastAsia="ru-RU"/>
+          <w14:ligatures w14:val="none"/>
+        </w:rPr>
+        <w:t>Karyakin</w:t>
+      </w:r>
+      <w:proofErr w:type="spellEnd"/>
+    </w:p>
+    <w:p>
+      <w:pPr>
+        <w:pBdr>
+          <w:left w:val="single" w:sz="18" w:space="8" w:color="CCCCCC"/>
+        </w:pBdr>
+        <w:shd w:val="clear" w:color="auto" w:fill="F4F4F4"/>
+        <w:tabs>
+          <w:tab w:val="left" w:pos="916"/>
+          <w:tab w:val="left" w:pos="1832"/>
+          <w:tab w:val="left" w:pos="2748"/>
+          <w:tab w:val="left" w:pos="3664"/>
+          <w:tab w:val="left" w:pos="4580"/>
+          <w:tab w:val="left" w:pos="5496"/>
+          <w:tab w:val="left" w:pos="6412"/>
+          <w:tab w:val="left" w:pos="7328"/>
+          <w:tab w:val="left" w:pos="8244"/>
+          <w:tab w:val="left" w:pos="9160"/>
+          <w:tab w:val="left" w:pos="10076"/>
+          <w:tab w:val="left" w:pos="10992"/>
+          <w:tab w:val="left" w:pos="11908"/>
+          <w:tab w:val="left" w:pos="12824"/>
+          <w:tab w:val="left" w:pos="13740"/>
+          <w:tab w:val="left" w:pos="14656"/>
+        </w:tabs>
+        <w:spacing w:after="0" w:line="240" w:lineRule="auto"/>
+        <w:ind w:left="709"/>
+        <w:rPr>
+          <w:rFonts w:ascii="Courier New" w:eastAsia="Times New Roman" w:hAnsi="Courier New" w:cs="Courier New"/>
+          <w:color w:val="000000"/>
+          <w:kern w:val="0"/>
+          <w:lang w:val="en-US" w:eastAsia="ru-RU"/>
+          <w14:ligatures w14:val="none"/>
+        </w:rPr>
+      </w:pPr>
+      <w:r>
+        <w:rPr>
+          <w:rFonts w:ascii="Courier New" w:eastAsia="Times New Roman" w:hAnsi="Courier New" w:cs="Courier New"/>
+          <w:color w:val="000000"/>
+          <w:kern w:val="0"/>
+          <w:lang w:val="en-US" w:eastAsia="ru-RU"/>
+          <w14:ligatures w14:val="none"/>
+        </w:rPr>
+        <w:t>git checkout main</w:t>
+      </w:r>
+    </w:p>
+    <w:p>
+      <w:pPr>
+        <w:pBdr>
+          <w:left w:val="single" w:sz="18" w:space="8" w:color="CCCCCC"/>
+        </w:pBdr>
+        <w:shd w:val="clear" w:color="auto" w:fill="F4F4F4"/>
+        <w:tabs>
+          <w:tab w:val="left" w:pos="916"/>
+          <w:tab w:val="left" w:pos="1832"/>
+          <w:tab w:val="left" w:pos="2748"/>
+          <w:tab w:val="left" w:pos="3664"/>
+          <w:tab w:val="left" w:pos="4580"/>
+          <w:tab w:val="left" w:pos="5496"/>
+          <w:tab w:val="left" w:pos="6412"/>
+          <w:tab w:val="left" w:pos="7328"/>
+          <w:tab w:val="left" w:pos="8244"/>
+          <w:tab w:val="left" w:pos="9160"/>
+          <w:tab w:val="left" w:pos="10076"/>
+          <w:tab w:val="left" w:pos="10992"/>
+          <w:tab w:val="left" w:pos="11908"/>
+          <w:tab w:val="left" w:pos="12824"/>
+          <w:tab w:val="left" w:pos="13740"/>
+          <w:tab w:val="left" w:pos="14656"/>
+        </w:tabs>
+        <w:spacing w:after="0" w:line="240" w:lineRule="auto"/>
+        <w:ind w:left="709"/>
+        <w:rPr>
+          <w:rFonts w:ascii="Courier New" w:eastAsia="Times New Roman" w:hAnsi="Courier New" w:cs="Courier New"/>
+          <w:color w:val="000000"/>
+          <w:kern w:val="0"/>
+          <w:lang w:val="en-US" w:eastAsia="ru-RU"/>
+          <w14:ligatures w14:val="none"/>
+        </w:rPr>
+      </w:pPr>
+      <w:r>
+        <w:rPr>
+          <w:rFonts w:ascii="Courier New" w:eastAsia="Times New Roman" w:hAnsi="Courier New" w:cs="Courier New"/>
+          <w:color w:val="000000"/>
+          <w:kern w:val="0"/>
+          <w:lang w:val="en-US" w:eastAsia="ru-RU"/>
+          <w14:ligatures w14:val="none"/>
+        </w:rPr>
+        <w:t>git pull origin main</w:t>
+      </w:r>
+    </w:p>
+    <w:p>
+      <w:pPr>
+        <w:pBdr>
+          <w:left w:val="single" w:sz="18" w:space="8" w:color="CCCCCC"/>
+        </w:pBdr>
+        <w:shd w:val="clear" w:color="auto" w:fill="F4F4F4"/>
+        <w:tabs>
+          <w:tab w:val="left" w:pos="916"/>
+          <w:tab w:val="left" w:pos="1832"/>
+          <w:tab w:val="left" w:pos="2748"/>
+          <w:tab w:val="left" w:pos="3664"/>
+          <w:tab w:val="left" w:pos="4580"/>
+          <w:tab w:val="left" w:pos="5496"/>
+          <w:tab w:val="left" w:pos="6412"/>
+          <w:tab w:val="left" w:pos="7328"/>
+          <w:tab w:val="left" w:pos="8244"/>
+          <w:tab w:val="left" w:pos="9160"/>
+          <w:tab w:val="left" w:pos="10076"/>
+          <w:tab w:val="left" w:pos="10992"/>
+          <w:tab w:val="left" w:pos="11908"/>
+          <w:tab w:val="left" w:pos="12824"/>
+          <w:tab w:val="left" w:pos="13740"/>
+          <w:tab w:val="left" w:pos="14656"/>
+        </w:tabs>
+        <w:spacing w:after="0" w:line="240" w:lineRule="auto"/>
+        <w:ind w:left="709"/>
+        <w:rPr>
+          <w:rFonts w:ascii="Courier New" w:eastAsia="Times New Roman" w:hAnsi="Courier New" w:cs="Courier New"/>
+          <w:color w:val="000000"/>
+          <w:kern w:val="0"/>
+          <w:lang w:val="en-US" w:eastAsia="ru-RU"/>
+          <w14:ligatures w14:val="none"/>
+        </w:rPr>
+      </w:pPr>
+      <w:r>
+        <w:rPr>
+          <w:rFonts w:ascii="Courier New" w:eastAsia="Times New Roman" w:hAnsi="Courier New" w:cs="Courier New"/>
+          <w:color w:val="000000"/>
+          <w:kern w:val="0"/>
+          <w:lang w:val="en-US" w:eastAsia="ru-RU"/>
+          <w14:ligatures w14:val="none"/>
+        </w:rPr>
+        <w:t xml:space="preserve">git merge </w:t>
+      </w:r>
+      <w:proofErr w:type="spellStart"/>
+      <w:r>
+        <w:rPr>
+          <w:rFonts w:ascii="Courier New" w:eastAsia="Times New Roman" w:hAnsi="Courier New" w:cs="Courier New"/>
+          <w:color w:val="000000"/>
+          <w:kern w:val="0"/>
+          <w:lang w:val="en-US" w:eastAsia="ru-RU"/>
+          <w14:ligatures w14:val="none"/>
+        </w:rPr>
+        <w:t>Karyakin</w:t>
+      </w:r>
+      <w:proofErr w:type="spellEnd"/>
+    </w:p>
+    <w:p>
+      <w:pPr>
+        <w:pBdr>
+          <w:left w:val="single" w:sz="18" w:space="8" w:color="CCCCCC"/>
+        </w:pBdr>
+        <w:shd w:val="clear" w:color="auto" w:fill="F4F4F4"/>
+        <w:tabs>
+          <w:tab w:val="left" w:pos="916"/>
+          <w:tab w:val="left" w:pos="1832"/>
+          <w:tab w:val="left" w:pos="2748"/>
+          <w:tab w:val="left" w:pos="3664"/>
+          <w:tab w:val="left" w:pos="4580"/>
+          <w:tab w:val="left" w:pos="5496"/>
+          <w:tab w:val="left" w:pos="6412"/>
+          <w:tab w:val="left" w:pos="7328"/>
+          <w:tab w:val="left" w:pos="8244"/>
+          <w:tab w:val="left" w:pos="9160"/>
+          <w:tab w:val="left" w:pos="10076"/>
+          <w:tab w:val="left" w:pos="10992"/>
+          <w:tab w:val="left" w:pos="11908"/>
+          <w:tab w:val="left" w:pos="12824"/>
+          <w:tab w:val="left" w:pos="13740"/>
+          <w:tab w:val="left" w:pos="14656"/>
+        </w:tabs>
+        <w:spacing w:after="0" w:line="240" w:lineRule="auto"/>
+        <w:ind w:left="709"/>
+        <w:rPr>
+          <w:rFonts w:ascii="Courier New" w:eastAsia="Times New Roman" w:hAnsi="Courier New" w:cs="Courier New"/>
+          <w:color w:val="000000"/>
+          <w:kern w:val="0"/>
+          <w:lang w:val="en-US" w:eastAsia="ru-RU"/>
+          <w14:ligatures w14:val="none"/>
+        </w:rPr>
+      </w:pPr>
+      <w:r>
+        <w:rPr>
+          <w:rFonts w:ascii="Courier New" w:eastAsia="Times New Roman" w:hAnsi="Courier New" w:cs="Courier New"/>
+          <w:color w:val="000000"/>
+          <w:kern w:val="0"/>
+          <w:lang w:val="en-US" w:eastAsia="ru-RU"/>
+          <w14:ligatures w14:val="none"/>
+        </w:rPr>
+        <w:t>git push origin main</w:t>
+      </w:r>
+    </w:p>
+    <w:p>
+      <w:pPr>
+        <w:spacing w:before="450" w:after="100" w:afterAutospacing="1" w:line="240" w:lineRule="auto"/>
+        <w:jc w:val="center"/>
+        <w:outlineLvl w:val="1"/>
+        <w:rPr>
+          <w:rFonts w:ascii="Times New Roman" w:eastAsia="Times New Roman" w:hAnsi="Times New Roman" w:cs="Times New Roman"/>
+          <w:b/>
+          <w:bCs/>
+          <w:color w:val="000000"/>
+          <w:kern w:val="0"/>
+          <w:sz w:val="28"/>
+          <w:szCs w:val="28"/>
+          <w:lang w:eastAsia="ru-RU"/>
+          <w14:ligatures w14:val="none"/>
+        </w:rPr>
+      </w:pPr>
+      <w:r>
+        <w:rPr>
+          <w:noProof/>
+        </w:rPr>
+        <w:lastRenderedPageBreak/>
+        <w:drawing>
+          <wp:inline distT="0" distB="0" distL="114300" distR="114300" wp14:anchorId="029C8D85" wp14:editId="4AEDC836">
+            <wp:extent cx="3880485" cy="5226050"/>
+            <wp:effectExtent l="0" t="0" r="5715" b="12700"/>
+            <wp:docPr id="13" name="Изображение 4"/>
+            <wp:cNvGraphicFramePr>
+              <a:graphicFrameLocks xmlns:a="http://schemas.openxmlformats.org/drawingml/2006/main" noChangeAspect="1"/>
+            </wp:cNvGraphicFramePr>
+            <a:graphic xmlns:a="http://schemas.openxmlformats.org/drawingml/2006/main">
+              <a:graphicData uri="http://schemas.openxmlformats.org/drawingml/2006/picture">
+                <pic:pic xmlns:pic="http://schemas.openxmlformats.org/drawingml/2006/picture">
+                  <pic:nvPicPr>
+                    <pic:cNvPr id="13" name="Изображение 4"/>
+                    <pic:cNvPicPr>
+                      <a:picLocks noChangeAspect="1"/>
+                    </pic:cNvPicPr>
+                  </pic:nvPicPr>
+                  <pic:blipFill>
+                    <a:blip r:embed="rId21"/>
+                    <a:stretch>
+                      <a:fillRect/>
+                    </a:stretch>
+                  </pic:blipFill>
+                  <pic:spPr>
+                    <a:xfrm>
+                      <a:off x="0" y="0"/>
+                      <a:ext cx="3880485" cy="5226050"/>
+                    </a:xfrm>
+                    <a:prstGeom prst="rect">
+                      <a:avLst/>
+                    </a:prstGeom>
+                    <a:noFill/>
+                    <a:ln>
+                      <a:noFill/>
+                    </a:ln>
+                  </pic:spPr>
+                </pic:pic>
+              </a:graphicData>
+            </a:graphic>
+          </wp:inline>
+        </w:drawing>
+      </w:r>
+    </w:p>
+    <w:p>
+      <w:pPr>
+        <w:spacing w:before="450" w:after="100" w:afterAutospacing="1" w:line="240" w:lineRule="auto"/>
+        <w:jc w:val="center"/>
+        <w:outlineLvl w:val="1"/>
+        <w:rPr>
+          <w:rFonts w:ascii="Times New Roman" w:eastAsia="Times New Roman" w:hAnsi="Times New Roman" w:cs="Times New Roman"/>
+          <w:b/>
+          <w:bCs/>
+          <w:color w:val="000000"/>
+          <w:kern w:val="0"/>
+          <w:sz w:val="28"/>
+          <w:szCs w:val="28"/>
+          <w:lang w:eastAsia="ru-RU"/>
+          <w14:ligatures w14:val="none"/>
+        </w:rPr>
+      </w:pPr>
+      <w:r>
+        <w:rPr>
+          <w:rFonts w:ascii="Times New Roman" w:eastAsia="Times New Roman" w:hAnsi="Times New Roman" w:cs="Times New Roman"/>
+          <w:b/>
+          <w:bCs/>
+          <w:color w:val="000000"/>
+          <w:kern w:val="0"/>
+          <w:sz w:val="28"/>
+          <w:szCs w:val="28"/>
+          <w:lang w:eastAsia="ru-RU"/>
+          <w14:ligatures w14:val="none"/>
+        </w:rPr>
+        <w:t>Этап 3 (заключительный) — Садыков</w:t>
+      </w:r>
+    </w:p>
+    <w:p>
+      <w:pPr>
+        <w:spacing w:before="300" w:after="100" w:afterAutospacing="1" w:line="240" w:lineRule="auto"/>
+        <w:outlineLvl w:val="2"/>
+        <w:rPr>
+          <w:rFonts w:ascii="Times New Roman" w:eastAsia="Times New Roman" w:hAnsi="Times New Roman" w:cs="Times New Roman"/>
+          <w:b/>
+          <w:bCs/>
+          <w:color w:val="000000"/>
+          <w:kern w:val="0"/>
+          <w:sz w:val="28"/>
+          <w:szCs w:val="28"/>
+          <w:lang w:eastAsia="ru-RU"/>
+          <w14:ligatures w14:val="none"/>
+        </w:rPr>
+      </w:pPr>
+      <w:r>
+        <w:rPr>
+          <w:rFonts w:ascii="Times New Roman" w:eastAsia="Times New Roman" w:hAnsi="Times New Roman" w:cs="Times New Roman"/>
+          <w:b/>
+          <w:bCs/>
+          <w:color w:val="000000"/>
+          <w:kern w:val="0"/>
+          <w:sz w:val="28"/>
+          <w:szCs w:val="28"/>
+          <w:lang w:eastAsia="ru-RU"/>
+          <w14:ligatures w14:val="none"/>
+        </w:rPr>
+        <w:t>19. Получение всех изменений</w:t>
+      </w:r>
+    </w:p>
+    <w:p>
+      <w:pPr>
+        <w:spacing w:before="75" w:after="75" w:line="240" w:lineRule="auto"/>
+        <w:ind w:firstLine="709"/>
+        <w:jc w:val="both"/>
+        <w:rPr>
+          <w:rFonts w:ascii="Times New Roman" w:eastAsia="Times New Roman" w:hAnsi="Times New Roman" w:cs="Times New Roman"/>
+          <w:color w:val="000000"/>
+          <w:kern w:val="0"/>
+          <w:sz w:val="28"/>
+          <w:szCs w:val="28"/>
+          <w:lang w:eastAsia="ru-RU"/>
+          <w14:ligatures w14:val="none"/>
+        </w:rPr>
+      </w:pPr>
+      <w:r>
+        <w:rPr>
+          <w:rFonts w:ascii="Times New Roman" w:eastAsia="Times New Roman" w:hAnsi="Times New Roman" w:cs="Times New Roman"/>
+          <w:color w:val="000000"/>
+          <w:kern w:val="0"/>
+          <w:sz w:val="28"/>
+          <w:szCs w:val="28"/>
+          <w:lang w:eastAsia="ru-RU"/>
+          <w14:ligatures w14:val="none"/>
+        </w:rPr>
+        <w:t>Садыков переключился на ветку </w:t>
+      </w:r>
+      <w:proofErr w:type="spellStart"/>
+      <w:r>
+        <w:rPr>
+          <w:rFonts w:ascii="Courier New" w:eastAsia="Times New Roman" w:hAnsi="Courier New" w:cs="Courier New"/>
+          <w:color w:val="000000"/>
+          <w:kern w:val="0"/>
+          <w:sz w:val="20"/>
+          <w:szCs w:val="20"/>
+          <w:shd w:val="clear" w:color="auto" w:fill="F4F4F4"/>
+          <w:lang w:eastAsia="ru-RU"/>
+          <w14:ligatures w14:val="none"/>
+        </w:rPr>
+        <w:t>main</w:t>
+      </w:r>
+      <w:proofErr w:type="spellEnd"/>
+      <w:r>
+        <w:rPr>
+          <w:rFonts w:ascii="Times New Roman" w:eastAsia="Times New Roman" w:hAnsi="Times New Roman" w:cs="Times New Roman"/>
+          <w:color w:val="000000"/>
+          <w:kern w:val="0"/>
+          <w:sz w:val="28"/>
+          <w:szCs w:val="28"/>
+          <w:lang w:eastAsia="ru-RU"/>
+          <w14:ligatures w14:val="none"/>
+        </w:rPr>
+        <w:t> и получил все изменения, добавленные соавторами:</w:t>
+      </w:r>
+    </w:p>
+    <w:p>
+      <w:pPr>
+        <w:pBdr>
+          <w:left w:val="single" w:sz="18" w:space="8" w:color="CCCCCC"/>
+        </w:pBdr>
+        <w:shd w:val="clear" w:color="auto" w:fill="F4F4F4"/>
+        <w:tabs>
+          <w:tab w:val="left" w:pos="916"/>
+          <w:tab w:val="left" w:pos="1832"/>
+          <w:tab w:val="left" w:pos="2748"/>
+          <w:tab w:val="left" w:pos="3664"/>
+          <w:tab w:val="left" w:pos="4580"/>
+          <w:tab w:val="left" w:pos="5496"/>
+          <w:tab w:val="left" w:pos="6412"/>
+          <w:tab w:val="left" w:pos="7328"/>
+          <w:tab w:val="left" w:pos="8244"/>
+          <w:tab w:val="left" w:pos="9160"/>
+          <w:tab w:val="left" w:pos="10076"/>
+          <w:tab w:val="left" w:pos="10992"/>
+          <w:tab w:val="left" w:pos="11908"/>
+          <w:tab w:val="left" w:pos="12824"/>
+          <w:tab w:val="left" w:pos="13740"/>
+          <w:tab w:val="left" w:pos="14656"/>
+        </w:tabs>
+        <w:spacing w:after="0" w:line="240" w:lineRule="auto"/>
+        <w:ind w:left="709"/>
+        <w:rPr>
+          <w:rFonts w:ascii="Courier New" w:eastAsia="Times New Roman" w:hAnsi="Courier New" w:cs="Courier New"/>
+          <w:color w:val="000000"/>
+          <w:kern w:val="0"/>
+          <w:lang w:val="en-US" w:eastAsia="ru-RU"/>
+          <w14:ligatures w14:val="none"/>
+        </w:rPr>
+      </w:pPr>
+      <w:r>
+        <w:rPr>
+          <w:rFonts w:ascii="Courier New" w:eastAsia="Times New Roman" w:hAnsi="Courier New" w:cs="Courier New"/>
+          <w:color w:val="000000"/>
+          <w:kern w:val="0"/>
+          <w:lang w:val="en-US" w:eastAsia="ru-RU"/>
+          <w14:ligatures w14:val="none"/>
+        </w:rPr>
+        <w:t>git checkout main</w:t>
+      </w:r>
+    </w:p>
+    <w:p>
+      <w:pPr>
+        <w:pBdr>
+          <w:left w:val="single" w:sz="18" w:space="8" w:color="CCCCCC"/>
+        </w:pBdr>
+        <w:shd w:val="clear" w:color="auto" w:fill="F4F4F4"/>
+        <w:tabs>
+          <w:tab w:val="left" w:pos="916"/>
+          <w:tab w:val="left" w:pos="1832"/>
+          <w:tab w:val="left" w:pos="2748"/>
+          <w:tab w:val="left" w:pos="3664"/>
+          <w:tab w:val="left" w:pos="4580"/>
+          <w:tab w:val="left" w:pos="5496"/>
+          <w:tab w:val="left" w:pos="6412"/>
+          <w:tab w:val="left" w:pos="7328"/>
+          <w:tab w:val="left" w:pos="8244"/>
+          <w:tab w:val="left" w:pos="9160"/>
+          <w:tab w:val="left" w:pos="10076"/>
+          <w:tab w:val="left" w:pos="10992"/>
+          <w:tab w:val="left" w:pos="11908"/>
+          <w:tab w:val="left" w:pos="12824"/>
+          <w:tab w:val="left" w:pos="13740"/>
+          <w:tab w:val="left" w:pos="14656"/>
+        </w:tabs>
+        <w:spacing w:after="0" w:line="240" w:lineRule="auto"/>
+        <w:ind w:left="709"/>
+        <w:rPr>
+          <w:rFonts w:ascii="Courier New" w:eastAsia="Times New Roman" w:hAnsi="Courier New" w:cs="Courier New"/>
+          <w:color w:val="000000"/>
+          <w:kern w:val="0"/>
+          <w:lang w:val="en-US" w:eastAsia="ru-RU"/>
+          <w14:ligatures w14:val="none"/>
+        </w:rPr>
+      </w:pPr>
+      <w:r>
+        <w:rPr>
+          <w:rFonts w:ascii="Courier New" w:eastAsia="Times New Roman" w:hAnsi="Courier New" w:cs="Courier New"/>
+          <w:color w:val="000000"/>
+          <w:kern w:val="0"/>
+          <w:lang w:val="en-US" w:eastAsia="ru-RU"/>
+          <w14:ligatures w14:val="none"/>
+        </w:rPr>
+        <w:t>git pull origin main</w:t>
+      </w:r>
+    </w:p>
+    <w:p>
+      <w:pPr>
+        <w:spacing w:before="75" w:after="75" w:line="240" w:lineRule="auto"/>
+        <w:ind w:firstLine="709"/>
+        <w:jc w:val="both"/>
+        <w:rPr>
+          <w:rFonts w:ascii="Times New Roman" w:eastAsia="Times New Roman" w:hAnsi="Times New Roman" w:cs="Times New Roman"/>
+          <w:color w:val="000000"/>
+          <w:kern w:val="0"/>
+          <w:sz w:val="28"/>
+          <w:szCs w:val="28"/>
+          <w:lang w:eastAsia="ru-RU"/>
+          <w14:ligatures w14:val="none"/>
+        </w:rPr>
+      </w:pPr>
+      <w:r>
+        <w:rPr>
+          <w:rFonts w:ascii="Times New Roman" w:eastAsia="Times New Roman" w:hAnsi="Times New Roman" w:cs="Times New Roman"/>
+          <w:color w:val="000000"/>
+          <w:kern w:val="0"/>
+          <w:sz w:val="28"/>
+          <w:szCs w:val="28"/>
+          <w:lang w:eastAsia="ru-RU"/>
+          <w14:ligatures w14:val="none"/>
+        </w:rPr>
+        <w:t>Команда </w:t>
+      </w:r>
+      <w:proofErr w:type="spellStart"/>
+      <w:r>
+        <w:rPr>
+          <w:rFonts w:ascii="Courier New" w:eastAsia="Times New Roman" w:hAnsi="Courier New" w:cs="Courier New"/>
+          <w:color w:val="000000"/>
+          <w:kern w:val="0"/>
+          <w:sz w:val="20"/>
+          <w:szCs w:val="20"/>
+          <w:shd w:val="clear" w:color="auto" w:fill="F4F4F4"/>
+          <w:lang w:eastAsia="ru-RU"/>
+          <w14:ligatures w14:val="none"/>
+        </w:rPr>
+        <w:t>ls</w:t>
+      </w:r>
+      <w:proofErr w:type="spellEnd"/>
+      <w:r>
+        <w:rPr>
+          <w:rFonts w:ascii="Times New Roman" w:eastAsia="Times New Roman" w:hAnsi="Times New Roman" w:cs="Times New Roman"/>
+          <w:color w:val="000000"/>
+          <w:kern w:val="0"/>
+          <w:sz w:val="28"/>
+          <w:szCs w:val="28"/>
+          <w:lang w:eastAsia="ru-RU"/>
+          <w14:ligatures w14:val="none"/>
+        </w:rPr>
+        <w:t> подтвердила наличие всех файлов: файлов проекта, </w:t>
+      </w:r>
+      <w:r>
+        <w:rPr>
+          <w:rFonts w:ascii="Courier New" w:eastAsia="Times New Roman" w:hAnsi="Courier New" w:cs="Courier New"/>
+          <w:color w:val="000000"/>
+          <w:kern w:val="0"/>
+          <w:sz w:val="20"/>
+          <w:szCs w:val="20"/>
+          <w:shd w:val="clear" w:color="auto" w:fill="F4F4F4"/>
+          <w:lang w:eastAsia="ru-RU"/>
+          <w14:ligatures w14:val="none"/>
+        </w:rPr>
+        <w:t>1.docx</w:t>
+      </w:r>
+      <w:r>
+        <w:rPr>
+          <w:rFonts w:ascii="Times New Roman" w:eastAsia="Times New Roman" w:hAnsi="Times New Roman" w:cs="Times New Roman"/>
+          <w:color w:val="000000"/>
+          <w:kern w:val="0"/>
+          <w:sz w:val="28"/>
+          <w:szCs w:val="28"/>
+          <w:lang w:eastAsia="ru-RU"/>
+          <w14:ligatures w14:val="none"/>
+        </w:rPr>
+        <w:t>, </w:t>
+      </w:r>
+      <w:r>
+        <w:rPr>
+          <w:rFonts w:ascii="Courier New" w:eastAsia="Times New Roman" w:hAnsi="Courier New" w:cs="Courier New"/>
+          <w:color w:val="000000"/>
+          <w:kern w:val="0"/>
+          <w:sz w:val="20"/>
+          <w:szCs w:val="20"/>
+          <w:shd w:val="clear" w:color="auto" w:fill="F4F4F4"/>
+          <w:lang w:eastAsia="ru-RU"/>
+          <w14:ligatures w14:val="none"/>
+        </w:rPr>
+        <w:t>2.docx</w:t>
+      </w:r>
+      <w:r>
+        <w:rPr>
+          <w:rFonts w:ascii="Times New Roman" w:eastAsia="Times New Roman" w:hAnsi="Times New Roman" w:cs="Times New Roman"/>
+          <w:color w:val="000000"/>
+          <w:kern w:val="0"/>
+          <w:sz w:val="28"/>
+          <w:szCs w:val="28"/>
+          <w:lang w:eastAsia="ru-RU"/>
+          <w14:ligatures w14:val="none"/>
+        </w:rPr>
+        <w:t> и </w:t>
+      </w:r>
+      <w:r>
+        <w:rPr>
+          <w:rFonts w:ascii="Courier New" w:eastAsia="Times New Roman" w:hAnsi="Courier New" w:cs="Courier New"/>
+          <w:color w:val="000000"/>
+          <w:kern w:val="0"/>
+          <w:sz w:val="20"/>
+          <w:szCs w:val="20"/>
+          <w:shd w:val="clear" w:color="auto" w:fill="F4F4F4"/>
+          <w:lang w:eastAsia="ru-RU"/>
+          <w14:ligatures w14:val="none"/>
+        </w:rPr>
+        <w:t>3.docx</w:t>
+      </w:r>
+      <w:r>
+        <w:rPr>
+          <w:rFonts w:ascii="Times New Roman" w:eastAsia="Times New Roman" w:hAnsi="Times New Roman" w:cs="Times New Roman"/>
+          <w:color w:val="000000"/>
+          <w:kern w:val="0"/>
+          <w:sz w:val="28"/>
+          <w:szCs w:val="28"/>
+          <w:lang w:eastAsia="ru-RU"/>
+          <w14:ligatures w14:val="none"/>
+        </w:rPr>
+        <w:t>.</w:t>
+      </w:r>
+    </w:p>
+    <w:p>
+      <w:pPr>
+        <w:spacing w:before="300" w:after="100" w:afterAutospacing="1" w:line="240" w:lineRule="auto"/>
+        <w:jc w:val="center"/>
+        <w:outlineLvl w:val="2"/>
+        <w:rPr>
+          <w:rFonts w:ascii="Times New Roman" w:eastAsia="Times New Roman" w:hAnsi="Times New Roman" w:cs="Times New Roman"/>
+          <w:b/>
+          <w:bCs/>
+          <w:color w:val="000000"/>
+          <w:kern w:val="0"/>
+          <w:sz w:val="28"/>
+          <w:szCs w:val="28"/>
+          <w:lang w:val="en-US" w:eastAsia="ru-RU"/>
+          <w14:ligatures w14:val="none"/>
+        </w:rPr>
+      </w:pPr>
+      <w:r>
+        <w:rPr>
+          <w:noProof/>
+          <w14:ligatures w14:val="none"/>
+        </w:rPr>
+        <w:drawing>
+          <wp:inline distT="0" distB="0" distL="0" distR="0" wp14:anchorId="1F268F7F" wp14:editId="255BB762">
+            <wp:extent cx="5902201" cy="1009402"/>
+            <wp:effectExtent l="0" t="0" r="3810" b="635"/>
+            <wp:docPr id="20" name="Рисунок 20"/>
+            <wp:cNvGraphicFramePr>
+              <a:graphicFrameLocks xmlns:a="http://schemas.openxmlformats.org/drawingml/2006/main" noChangeAspect="1"/>
+            </wp:cNvGraphicFramePr>
+            <a:graphic xmlns:a="http://schemas.openxmlformats.org/drawingml/2006/main">
+              <a:graphicData uri="http://schemas.openxmlformats.org/drawingml/2006/picture">
+                <pic:pic xmlns:pic="http://schemas.openxmlformats.org/drawingml/2006/picture">
+                  <pic:nvPicPr>
+                    <pic:cNvPr id="1" name=""/>
+                    <pic:cNvPicPr/>
+                  </pic:nvPicPr>
+                  <pic:blipFill>
+                    <a:blip r:embed="rId22"/>
+                    <a:stretch>
+                      <a:fillRect/>
+                    </a:stretch>
+                  </pic:blipFill>
+                  <pic:spPr>
+                    <a:xfrm>
+                      <a:off x="0" y="0"/>
+                      <a:ext cx="5936906" cy="1015337"/>
+                    </a:xfrm>
+                    <a:prstGeom prst="rect">
+                      <a:avLst/>
+                    </a:prstGeom>
+                  </pic:spPr>
+                </pic:pic>
+              </a:graphicData>
+            </a:graphic>
+          </wp:inline>
+        </w:drawing>
+      </w:r>
+    </w:p>
+    <w:p>
+      <w:pPr>
+        <w:spacing w:before="300" w:after="100" w:afterAutospacing="1" w:line="240" w:lineRule="auto"/>
+        <w:outlineLvl w:val="2"/>
         <w:rPr>
           <w:lang w:val="en-US"/>
         </w:rPr>

--- a/1.docx
+++ b/1.docx
@@ -961,7 +961,7 @@
                     </pic:cNvPicPr>
                   </pic:nvPicPr>
                   <pic:blipFill>
-                    <a:blip r:embed="rId4"/>
+                    <a:blip r:embed="rId5"/>
                     <a:stretch>
                       <a:fillRect/>
                     </a:stretch>
@@ -1696,7 +1696,7 @@
                     <pic:cNvPicPr/>
                   </pic:nvPicPr>
                   <pic:blipFill>
-                    <a:blip r:embed="rId5"/>
+                    <a:blip r:embed="rId6"/>
                     <a:stretch>
                       <a:fillRect/>
                     </a:stretch>
@@ -2130,7 +2130,7 @@
                     </pic:cNvPicPr>
                   </pic:nvPicPr>
                   <pic:blipFill>
-                    <a:blip r:embed="rId6"/>
+                    <a:blip r:embed="rId7"/>
                     <a:stretch>
                       <a:fillRect/>
                     </a:stretch>
@@ -2487,7 +2487,7 @@
                     </pic:cNvPicPr>
                   </pic:nvPicPr>
                   <pic:blipFill>
-                    <a:blip r:embed="rId7"/>
+                    <a:blip r:embed="rId8"/>
                     <a:stretch>
                       <a:fillRect/>
                     </a:stretch>
@@ -2983,7 +2983,7 @@
                     </pic:cNvPicPr>
                   </pic:nvPicPr>
                   <pic:blipFill>
-                    <a:blip r:embed="rId8"/>
+                    <a:blip r:embed="rId9"/>
                     <a:stretch>
                       <a:fillRect/>
                     </a:stretch>
@@ -3214,7 +3214,7 @@
                     </pic:cNvPicPr>
                   </pic:nvPicPr>
                   <pic:blipFill>
-                    <a:blip r:embed="rId9"/>
+                    <a:blip r:embed="rId10"/>
                     <a:stretch>
                       <a:fillRect/>
                     </a:stretch>
@@ -3274,7 +3274,7 @@
                     </pic:cNvPicPr>
                   </pic:nvPicPr>
                   <pic:blipFill>
-                    <a:blip r:embed="rId10"/>
+                    <a:blip r:embed="rId11"/>
                     <a:stretch>
                       <a:fillRect/>
                     </a:stretch>
@@ -3679,7 +3679,7 @@
                     </pic:cNvPicPr>
                   </pic:nvPicPr>
                   <pic:blipFill>
-                    <a:blip r:embed="rId11"/>
+                    <a:blip r:embed="rId12"/>
                     <a:stretch>
                       <a:fillRect/>
                     </a:stretch>
@@ -3985,7 +3985,7 @@
                     </pic:cNvPicPr>
                   </pic:nvPicPr>
                   <pic:blipFill>
-                    <a:blip r:embed="rId12"/>
+                    <a:blip r:embed="rId13"/>
                     <a:stretch>
                       <a:fillRect/>
                     </a:stretch>
@@ -4319,7 +4319,7 @@
                     </pic:cNvPicPr>
                   </pic:nvPicPr>
                   <pic:blipFill>
-                    <a:blip r:embed="rId13"/>
+                    <a:blip r:embed="rId14"/>
                     <a:stretch>
                       <a:fillRect/>
                     </a:stretch>
@@ -4717,7 +4717,7 @@
                     <pic:cNvPicPr/>
                   </pic:nvPicPr>
                   <pic:blipFill>
-                    <a:blip r:embed="rId14"/>
+                    <a:blip r:embed="rId15"/>
                     <a:stretch>
                       <a:fillRect/>
                     </a:stretch>
@@ -4993,7 +4993,7 @@
                     <pic:cNvPicPr/>
                   </pic:nvPicPr>
                   <pic:blipFill>
-                    <a:blip r:embed="rId14"/>
+                    <a:blip r:embed="rId15"/>
                     <a:stretch>
                       <a:fillRect/>
                     </a:stretch>
@@ -5238,7 +5238,7 @@
                     <pic:cNvPicPr/>
                   </pic:nvPicPr>
                   <pic:blipFill>
-                    <a:blip r:embed="rId15"/>
+                    <a:blip r:embed="rId16"/>
                     <a:stretch>
                       <a:fillRect/>
                     </a:stretch>
@@ -5303,7 +5303,7 @@
                     <pic:cNvPicPr/>
                   </pic:nvPicPr>
                   <pic:blipFill>
-                    <a:blip r:embed="rId16"/>
+                    <a:blip r:embed="rId17"/>
                     <a:stretch>
                       <a:fillRect/>
                     </a:stretch>
@@ -5883,7 +5883,7 @@
                     <pic:cNvPicPr/>
                   </pic:nvPicPr>
                   <pic:blipFill>
-                    <a:blip r:embed="rId17"/>
+                    <a:blip r:embed="rId18"/>
                     <a:stretch>
                       <a:fillRect/>
                     </a:stretch>
@@ -6236,7 +6236,7 @@
                     </pic:cNvPicPr>
                   </pic:nvPicPr>
                   <pic:blipFill>
-                    <a:blip r:embed="rId18"/>
+                    <a:blip r:embed="rId19"/>
                     <a:stretch>
                       <a:fillRect/>
                     </a:stretch>
@@ -6512,7 +6512,7 @@
                     </pic:cNvPicPr>
                   </pic:nvPicPr>
                   <pic:blipFill>
-                    <a:blip r:embed="rId19"/>
+                    <a:blip r:embed="rId20"/>
                     <a:stretch>
                       <a:fillRect/>
                     </a:stretch>
@@ -6785,7 +6785,7 @@
                     </pic:cNvPicPr>
                   </pic:nvPicPr>
                   <pic:blipFill>
-                    <a:blip r:embed="rId20"/>
+                    <a:blip r:embed="rId21"/>
                     <a:stretch>
                       <a:fillRect/>
                     </a:stretch>
@@ -7364,7 +7364,7 @@
                     </pic:cNvPicPr>
                   </pic:nvPicPr>
                   <pic:blipFill>
-                    <a:blip r:embed="rId21"/>
+                    <a:blip r:embed="rId22"/>
                     <a:stretch>
                       <a:fillRect/>
                     </a:stretch>
@@ -7765,7 +7765,7 @@
                     <pic:cNvPicPr/>
                   </pic:nvPicPr>
                   <pic:blipFill>
-                    <a:blip r:embed="rId22"/>
+                    <a:blip r:embed="rId23"/>
                     <a:stretch>
                       <a:fillRect/>
                     </a:stretch>
@@ -7789,11 +7789,50 @@
     <w:p>
       <w:pPr>
         <w:spacing w:before="300" w:after="100" w:afterAutospacing="1" w:line="240" w:lineRule="auto"/>
+        <w:jc w:val="center"/>
         <w:outlineLvl w:val="2"/>
         <w:rPr>
-          <w:lang w:val="en-US"/>
-        </w:rPr>
-      </w:pPr>
+          <w:rFonts w:ascii="Times New Roman" w:eastAsia="Times New Roman" w:hAnsi="Times New Roman" w:cs="Times New Roman"/>
+          <w:b/>
+          <w:bCs/>
+          <w:color w:val="000000"/>
+          <w:kern w:val="0"/>
+          <w:sz w:val="28"/>
+          <w:szCs w:val="28"/>
+          <w:lang w:eastAsia="ru-RU"/>
+          <w14:ligatures w14:val="none"/>
+        </w:rPr>
+      </w:pPr>
+      <w:r>
+        <w:rPr>
+          <w:rFonts w:ascii="Times New Roman" w:eastAsia="Times New Roman" w:hAnsi="Times New Roman" w:cs="Times New Roman"/>
+          <w:b/>
+          <w:bCs/>
+          <w:color w:val="000000"/>
+          <w:kern w:val="0"/>
+          <w:sz w:val="28"/>
+          <w:szCs w:val="28"/>
+          <w:lang w:eastAsia="ru-RU"/>
+          <w14:ligatures w14:val="none"/>
+        </w:rPr>
+        <w:t xml:space="preserve">Ссылка на репозиторий: </w:t>
+      </w:r>
+      <w:hyperlink r:id="rId24" w:history="1">
+        <w:r>
+          <w:rPr>
+            <w:rStyle w:val="ac"/>
+            <w:rFonts w:ascii="Times New Roman" w:eastAsia="Times New Roman" w:hAnsi="Times New Roman" w:cs="Times New Roman"/>
+            <w:b/>
+            <w:bCs/>
+            <w:kern w:val="0"/>
+            <w:sz w:val="28"/>
+            <w:szCs w:val="28"/>
+            <w:lang w:eastAsia="ru-RU"/>
+            <w14:ligatures w14:val="none"/>
+          </w:rPr>
+          <w:t>https://github.com/thesadichh-gif/FinalWork.git</w:t>
+        </w:r>
+      </w:hyperlink>
     </w:p>
     <w:sectPr>
       <w:pgSz w:w="11906" w:h="16838"/>
@@ -8723,6 +8762,29 @@
       <w:spacing w:val="5"/>
     </w:rPr>
   </w:style>
+  <w:style w:type="character" w:styleId="ac">
+    <w:name w:val="Hyperlink"/>
+    <w:basedOn w:val="a0"/>
+    <w:uiPriority w:val="99"/>
+    <w:unhideWhenUsed/>
+    <w:rsid w:val="00FA79FA"/>
+    <w:rPr>
+      <w:color w:val="467886" w:themeColor="hyperlink"/>
+      <w:u w:val="single"/>
+    </w:rPr>
+  </w:style>
+  <w:style w:type="character" w:styleId="ad">
+    <w:name w:val="Unresolved Mention"/>
+    <w:basedOn w:val="a0"/>
+    <w:uiPriority w:val="99"/>
+    <w:semiHidden/>
+    <w:unhideWhenUsed/>
+    <w:rsid w:val="00FA79FA"/>
+    <w:rPr>
+      <w:color w:val="605E5C"/>
+      <w:shd w:val="clear" w:color="auto" w:fill="E1DFDD"/>
+    </w:rPr>
+  </w:style>
 </w:styles>
 </file>
 
@@ -9019,4 +9081,16 @@
     </a:ext>
   </a:extLst>
 </a:theme>
+</file>
+
+<file path=customXml/item1.xml><?xml version="1.0" encoding="utf-8"?>
+<b:Sources xmlns:b="http://schemas.openxmlformats.org/officeDocument/2006/bibliography" xmlns="http://schemas.openxmlformats.org/officeDocument/2006/bibliography" SelectedStyle="" StyleName="" Version="0"/>
+</file>
+
+<file path=customXml/itemProps1.xml><?xml version="1.0" encoding="utf-8"?>
+<ds:datastoreItem xmlns:ds="http://schemas.openxmlformats.org/officeDocument/2006/customXml" ds:itemID="{367AB732-CF89-4D50-A62F-E2B8BA2A4CD5}">
+  <ds:schemaRefs>
+    <ds:schemaRef ds:uri="http://schemas.openxmlformats.org/officeDocument/2006/bibliography"/>
+  </ds:schemaRefs>
+</ds:datastoreItem>
 </file>